--- a/2_Area/Kerja Praktik/Arsip/Laporan-Rev 2-2-2026.docx
+++ b/2_Area/Kerja Praktik/Arsip/Laporan-Rev 2-2-2026.docx
@@ -27,7 +27,7 @@
       <w:pPr>
         <w:jc w:val="center"/>
         <w:rPr>
-          <w:rFonts w:eastAsia="Times New Roman"/>
+          <w:rFonts w:ascii="Times New Roman" w:eastAsia="Times New Roman" w:hAnsi="Times New Roman" w:cs="Times New Roman"/>
           <w:sz w:val="32"/>
           <w:szCs w:val="32"/>
         </w:rPr>
@@ -4819,37 +4819,6 @@
     </w:p>
     <w:p>
       <w:pPr>
-        <w:pBdr>
-          <w:top w:val="nil"/>
-          <w:left w:val="nil"/>
-          <w:bottom w:val="nil"/>
-          <w:right w:val="nil"/>
-          <w:between w:val="nil"/>
-        </w:pBdr>
-        <w:spacing w:after="0" w:line="360" w:lineRule="auto"/>
-        <w:ind w:left="851"/>
-        <w:jc w:val="both"/>
-        <w:rPr>
-          <w:rFonts w:ascii="Times New Roman" w:eastAsia="Times New Roman" w:hAnsi="Times New Roman" w:cs="Times New Roman"/>
-          <w:b/>
-          <w:color w:val="000000"/>
-          <w:sz w:val="24"/>
-          <w:szCs w:val="24"/>
-        </w:rPr>
-      </w:pPr>
-      <w:r>
-        <w:rPr>
-          <w:rFonts w:ascii="Times New Roman" w:eastAsia="Times New Roman" w:hAnsi="Times New Roman" w:cs="Times New Roman"/>
-          <w:b/>
-          <w:color w:val="000000"/>
-          <w:sz w:val="24"/>
-          <w:szCs w:val="24"/>
-        </w:rPr>
-        <w:t>Contoh Studi pustaka: Aplikasi Booking Service Berbasis Web di Wangs Vespa</w:t>
-      </w:r>
-    </w:p>
-    <w:p>
-      <w:pPr>
         <w:numPr>
           <w:ilvl w:val="1"/>
           <w:numId w:val="1"/>
@@ -4885,6 +4854,4888 @@
     </w:p>
     <w:p>
       <w:pPr>
+        <w:rPr>
+          <w:rFonts w:ascii="Times New Roman" w:hAnsi="Times New Roman" w:cs="Times New Roman"/>
+        </w:rPr>
+      </w:pPr>
+      <w:r>
+        <w:rPr>
+          <w:rStyle w:val="Strong"/>
+          <w:rFonts w:ascii="Times New Roman" w:hAnsi="Times New Roman" w:cs="Times New Roman"/>
+        </w:rPr>
+        <w:t>2.2.1 Tahfidz / Tilawah / Murojaah / Hafalan dalam Al-Qur’an</w:t>
+      </w:r>
+    </w:p>
+    <w:p>
+      <w:pPr>
+        <w:rPr>
+          <w:rFonts w:ascii="Times New Roman" w:hAnsi="Times New Roman" w:cs="Times New Roman"/>
+        </w:rPr>
+      </w:pPr>
+      <w:r>
+        <w:rPr>
+          <w:rStyle w:val="Strong"/>
+          <w:rFonts w:ascii="Times New Roman" w:hAnsi="Times New Roman" w:cs="Times New Roman"/>
+        </w:rPr>
+        <w:t>2.2.1.1 Perencanaan Pembelajaran</w:t>
+      </w:r>
+    </w:p>
+    <w:p>
+      <w:pPr>
+        <w:rPr>
+          <w:rFonts w:ascii="Times New Roman" w:hAnsi="Times New Roman" w:cs="Times New Roman"/>
+        </w:rPr>
+      </w:pPr>
+      <w:r>
+        <w:rPr>
+          <w:rFonts w:ascii="Times New Roman" w:hAnsi="Times New Roman" w:cs="Times New Roman"/>
+        </w:rPr>
+        <w:t>“</w:t>
+      </w:r>
+      <w:proofErr w:type="spellStart"/>
+      <w:r>
+        <w:rPr>
+          <w:rFonts w:ascii="Times New Roman" w:hAnsi="Times New Roman" w:cs="Times New Roman"/>
+        </w:rPr>
+        <w:t>Pembelajaran</w:t>
+      </w:r>
+      <w:proofErr w:type="spellEnd"/>
+      <w:r>
+        <w:rPr>
+          <w:rFonts w:ascii="Times New Roman" w:hAnsi="Times New Roman" w:cs="Times New Roman"/>
+        </w:rPr>
+        <w:t xml:space="preserve"> </w:t>
+      </w:r>
+      <w:proofErr w:type="spellStart"/>
+      <w:r>
+        <w:rPr>
+          <w:rFonts w:ascii="Times New Roman" w:hAnsi="Times New Roman" w:cs="Times New Roman"/>
+        </w:rPr>
+        <w:t>atau</w:t>
+      </w:r>
+      <w:proofErr w:type="spellEnd"/>
+      <w:r>
+        <w:rPr>
+          <w:rFonts w:ascii="Times New Roman" w:hAnsi="Times New Roman" w:cs="Times New Roman"/>
+        </w:rPr>
+        <w:t xml:space="preserve"> </w:t>
+      </w:r>
+      <w:proofErr w:type="spellStart"/>
+      <w:r>
+        <w:rPr>
+          <w:rFonts w:ascii="Times New Roman" w:hAnsi="Times New Roman" w:cs="Times New Roman"/>
+        </w:rPr>
+        <w:t>pengajaran</w:t>
+      </w:r>
+      <w:proofErr w:type="spellEnd"/>
+      <w:r>
+        <w:rPr>
+          <w:rFonts w:ascii="Times New Roman" w:hAnsi="Times New Roman" w:cs="Times New Roman"/>
+        </w:rPr>
+        <w:t xml:space="preserve"> </w:t>
+      </w:r>
+      <w:proofErr w:type="spellStart"/>
+      <w:r>
+        <w:rPr>
+          <w:rFonts w:ascii="Times New Roman" w:hAnsi="Times New Roman" w:cs="Times New Roman"/>
+        </w:rPr>
+        <w:t>menurut</w:t>
+      </w:r>
+      <w:proofErr w:type="spellEnd"/>
+      <w:r>
+        <w:rPr>
+          <w:rFonts w:ascii="Times New Roman" w:hAnsi="Times New Roman" w:cs="Times New Roman"/>
+        </w:rPr>
+        <w:t xml:space="preserve"> </w:t>
+      </w:r>
+      <w:proofErr w:type="spellStart"/>
+      <w:r>
+        <w:rPr>
+          <w:rFonts w:ascii="Times New Roman" w:hAnsi="Times New Roman" w:cs="Times New Roman"/>
+        </w:rPr>
+        <w:t>Degeng</w:t>
+      </w:r>
+      <w:proofErr w:type="spellEnd"/>
+      <w:r>
+        <w:rPr>
+          <w:rFonts w:ascii="Times New Roman" w:hAnsi="Times New Roman" w:cs="Times New Roman"/>
+        </w:rPr>
+        <w:t xml:space="preserve">, </w:t>
+      </w:r>
+      <w:proofErr w:type="spellStart"/>
+      <w:r>
+        <w:rPr>
+          <w:rFonts w:ascii="Times New Roman" w:hAnsi="Times New Roman" w:cs="Times New Roman"/>
+        </w:rPr>
+        <w:t>adalah</w:t>
+      </w:r>
+      <w:proofErr w:type="spellEnd"/>
+      <w:r>
+        <w:rPr>
+          <w:rFonts w:ascii="Times New Roman" w:hAnsi="Times New Roman" w:cs="Times New Roman"/>
+        </w:rPr>
+        <w:t xml:space="preserve"> </w:t>
+      </w:r>
+      <w:proofErr w:type="spellStart"/>
+      <w:r>
+        <w:rPr>
+          <w:rFonts w:ascii="Times New Roman" w:hAnsi="Times New Roman" w:cs="Times New Roman"/>
+        </w:rPr>
+        <w:t>upaya</w:t>
+      </w:r>
+      <w:proofErr w:type="spellEnd"/>
+      <w:r>
+        <w:rPr>
+          <w:rFonts w:ascii="Times New Roman" w:hAnsi="Times New Roman" w:cs="Times New Roman"/>
+        </w:rPr>
+        <w:t xml:space="preserve"> </w:t>
+      </w:r>
+      <w:proofErr w:type="spellStart"/>
+      <w:r>
+        <w:rPr>
+          <w:rFonts w:ascii="Times New Roman" w:hAnsi="Times New Roman" w:cs="Times New Roman"/>
+        </w:rPr>
+        <w:t>untuk</w:t>
+      </w:r>
+      <w:proofErr w:type="spellEnd"/>
+      <w:r>
+        <w:rPr>
+          <w:rFonts w:ascii="Times New Roman" w:hAnsi="Times New Roman" w:cs="Times New Roman"/>
+        </w:rPr>
+        <w:t xml:space="preserve"> </w:t>
+      </w:r>
+      <w:proofErr w:type="spellStart"/>
+      <w:r>
+        <w:rPr>
+          <w:rFonts w:ascii="Times New Roman" w:hAnsi="Times New Roman" w:cs="Times New Roman"/>
+        </w:rPr>
+        <w:t>membelajarkan</w:t>
+      </w:r>
+      <w:proofErr w:type="spellEnd"/>
+      <w:r>
+        <w:rPr>
+          <w:rFonts w:ascii="Times New Roman" w:hAnsi="Times New Roman" w:cs="Times New Roman"/>
+        </w:rPr>
+        <w:t xml:space="preserve"> </w:t>
+      </w:r>
+      <w:proofErr w:type="spellStart"/>
+      <w:r>
+        <w:rPr>
+          <w:rFonts w:ascii="Times New Roman" w:hAnsi="Times New Roman" w:cs="Times New Roman"/>
+        </w:rPr>
+        <w:t>siswa</w:t>
+      </w:r>
+      <w:proofErr w:type="spellEnd"/>
+      <w:r>
+        <w:rPr>
+          <w:rFonts w:ascii="Times New Roman" w:hAnsi="Times New Roman" w:cs="Times New Roman"/>
+        </w:rPr>
+        <w:t>.</w:t>
+      </w:r>
+      <w:r>
+        <w:rPr>
+          <w:rFonts w:ascii="Times New Roman" w:hAnsi="Times New Roman" w:cs="Times New Roman"/>
+        </w:rPr>
+        <w:br/>
+        <w:t xml:space="preserve">Dalam </w:t>
+      </w:r>
+      <w:proofErr w:type="spellStart"/>
+      <w:r>
+        <w:rPr>
+          <w:rFonts w:ascii="Times New Roman" w:hAnsi="Times New Roman" w:cs="Times New Roman"/>
+        </w:rPr>
+        <w:t>pengertian</w:t>
+      </w:r>
+      <w:proofErr w:type="spellEnd"/>
+      <w:r>
+        <w:rPr>
+          <w:rFonts w:ascii="Times New Roman" w:hAnsi="Times New Roman" w:cs="Times New Roman"/>
+        </w:rPr>
+        <w:t xml:space="preserve"> </w:t>
+      </w:r>
+      <w:proofErr w:type="spellStart"/>
+      <w:r>
+        <w:rPr>
+          <w:rFonts w:ascii="Times New Roman" w:hAnsi="Times New Roman" w:cs="Times New Roman"/>
+        </w:rPr>
+        <w:t>ini</w:t>
+      </w:r>
+      <w:proofErr w:type="spellEnd"/>
+      <w:r>
+        <w:rPr>
+          <w:rFonts w:ascii="Times New Roman" w:hAnsi="Times New Roman" w:cs="Times New Roman"/>
+        </w:rPr>
+        <w:t xml:space="preserve"> </w:t>
+      </w:r>
+      <w:proofErr w:type="spellStart"/>
+      <w:r>
+        <w:rPr>
+          <w:rFonts w:ascii="Times New Roman" w:hAnsi="Times New Roman" w:cs="Times New Roman"/>
+        </w:rPr>
+        <w:t>secara</w:t>
+      </w:r>
+      <w:proofErr w:type="spellEnd"/>
+      <w:r>
+        <w:rPr>
+          <w:rFonts w:ascii="Times New Roman" w:hAnsi="Times New Roman" w:cs="Times New Roman"/>
+        </w:rPr>
+        <w:t xml:space="preserve"> </w:t>
+      </w:r>
+      <w:proofErr w:type="spellStart"/>
+      <w:r>
+        <w:rPr>
+          <w:rFonts w:ascii="Times New Roman" w:hAnsi="Times New Roman" w:cs="Times New Roman"/>
+        </w:rPr>
+        <w:t>implisit</w:t>
+      </w:r>
+      <w:proofErr w:type="spellEnd"/>
+      <w:r>
+        <w:rPr>
+          <w:rFonts w:ascii="Times New Roman" w:hAnsi="Times New Roman" w:cs="Times New Roman"/>
+        </w:rPr>
+        <w:t xml:space="preserve"> </w:t>
+      </w:r>
+      <w:proofErr w:type="spellStart"/>
+      <w:r>
+        <w:rPr>
+          <w:rFonts w:ascii="Times New Roman" w:hAnsi="Times New Roman" w:cs="Times New Roman"/>
+        </w:rPr>
+        <w:t>dalam</w:t>
+      </w:r>
+      <w:proofErr w:type="spellEnd"/>
+      <w:r>
+        <w:rPr>
+          <w:rFonts w:ascii="Times New Roman" w:hAnsi="Times New Roman" w:cs="Times New Roman"/>
+        </w:rPr>
+        <w:t xml:space="preserve"> </w:t>
+      </w:r>
+      <w:proofErr w:type="spellStart"/>
+      <w:r>
+        <w:rPr>
+          <w:rFonts w:ascii="Times New Roman" w:hAnsi="Times New Roman" w:cs="Times New Roman"/>
+        </w:rPr>
+        <w:t>pengajaran</w:t>
+      </w:r>
+      <w:proofErr w:type="spellEnd"/>
+      <w:r>
+        <w:rPr>
+          <w:rFonts w:ascii="Times New Roman" w:hAnsi="Times New Roman" w:cs="Times New Roman"/>
+        </w:rPr>
+        <w:t xml:space="preserve"> </w:t>
+      </w:r>
+      <w:proofErr w:type="spellStart"/>
+      <w:r>
+        <w:rPr>
+          <w:rFonts w:ascii="Times New Roman" w:hAnsi="Times New Roman" w:cs="Times New Roman"/>
+        </w:rPr>
+        <w:t>terdapat</w:t>
+      </w:r>
+      <w:proofErr w:type="spellEnd"/>
+      <w:r>
+        <w:rPr>
+          <w:rFonts w:ascii="Times New Roman" w:hAnsi="Times New Roman" w:cs="Times New Roman"/>
+        </w:rPr>
+        <w:t xml:space="preserve"> </w:t>
+      </w:r>
+      <w:proofErr w:type="spellStart"/>
+      <w:r>
+        <w:rPr>
+          <w:rFonts w:ascii="Times New Roman" w:hAnsi="Times New Roman" w:cs="Times New Roman"/>
+        </w:rPr>
+        <w:t>kegiatan</w:t>
+      </w:r>
+      <w:proofErr w:type="spellEnd"/>
+      <w:r>
+        <w:rPr>
+          <w:rFonts w:ascii="Times New Roman" w:hAnsi="Times New Roman" w:cs="Times New Roman"/>
+        </w:rPr>
+        <w:t xml:space="preserve"> </w:t>
+      </w:r>
+      <w:proofErr w:type="spellStart"/>
+      <w:r>
+        <w:rPr>
+          <w:rFonts w:ascii="Times New Roman" w:hAnsi="Times New Roman" w:cs="Times New Roman"/>
+        </w:rPr>
+        <w:t>memilih</w:t>
+      </w:r>
+      <w:proofErr w:type="spellEnd"/>
+      <w:r>
+        <w:rPr>
+          <w:rFonts w:ascii="Times New Roman" w:hAnsi="Times New Roman" w:cs="Times New Roman"/>
+        </w:rPr>
+        <w:t xml:space="preserve">, </w:t>
+      </w:r>
+      <w:proofErr w:type="spellStart"/>
+      <w:r>
+        <w:rPr>
+          <w:rFonts w:ascii="Times New Roman" w:hAnsi="Times New Roman" w:cs="Times New Roman"/>
+        </w:rPr>
+        <w:t>menetapkan</w:t>
+      </w:r>
+      <w:proofErr w:type="spellEnd"/>
+      <w:r>
+        <w:rPr>
+          <w:rFonts w:ascii="Times New Roman" w:hAnsi="Times New Roman" w:cs="Times New Roman"/>
+        </w:rPr>
+        <w:t xml:space="preserve">, dan </w:t>
+      </w:r>
+      <w:proofErr w:type="spellStart"/>
+      <w:r>
+        <w:rPr>
+          <w:rFonts w:ascii="Times New Roman" w:hAnsi="Times New Roman" w:cs="Times New Roman"/>
+        </w:rPr>
+        <w:t>mengembangkan</w:t>
+      </w:r>
+      <w:proofErr w:type="spellEnd"/>
+      <w:r>
+        <w:rPr>
+          <w:rFonts w:ascii="Times New Roman" w:hAnsi="Times New Roman" w:cs="Times New Roman"/>
+        </w:rPr>
+        <w:t xml:space="preserve"> </w:t>
+      </w:r>
+      <w:proofErr w:type="spellStart"/>
+      <w:r>
+        <w:rPr>
+          <w:rFonts w:ascii="Times New Roman" w:hAnsi="Times New Roman" w:cs="Times New Roman"/>
+        </w:rPr>
+        <w:t>metode</w:t>
+      </w:r>
+      <w:proofErr w:type="spellEnd"/>
+      <w:r>
+        <w:rPr>
+          <w:rFonts w:ascii="Times New Roman" w:hAnsi="Times New Roman" w:cs="Times New Roman"/>
+        </w:rPr>
+        <w:t xml:space="preserve"> </w:t>
+      </w:r>
+      <w:proofErr w:type="spellStart"/>
+      <w:r>
+        <w:rPr>
+          <w:rFonts w:ascii="Times New Roman" w:hAnsi="Times New Roman" w:cs="Times New Roman"/>
+        </w:rPr>
+        <w:t>untuk</w:t>
+      </w:r>
+      <w:proofErr w:type="spellEnd"/>
+      <w:r>
+        <w:rPr>
+          <w:rFonts w:ascii="Times New Roman" w:hAnsi="Times New Roman" w:cs="Times New Roman"/>
+        </w:rPr>
+        <w:t xml:space="preserve"> </w:t>
+      </w:r>
+      <w:proofErr w:type="spellStart"/>
+      <w:r>
+        <w:rPr>
+          <w:rFonts w:ascii="Times New Roman" w:hAnsi="Times New Roman" w:cs="Times New Roman"/>
+        </w:rPr>
+        <w:t>mencapai</w:t>
+      </w:r>
+      <w:proofErr w:type="spellEnd"/>
+      <w:r>
+        <w:rPr>
+          <w:rFonts w:ascii="Times New Roman" w:hAnsi="Times New Roman" w:cs="Times New Roman"/>
+        </w:rPr>
+        <w:t xml:space="preserve"> </w:t>
+      </w:r>
+      <w:proofErr w:type="spellStart"/>
+      <w:r>
+        <w:rPr>
+          <w:rFonts w:ascii="Times New Roman" w:hAnsi="Times New Roman" w:cs="Times New Roman"/>
+        </w:rPr>
+        <w:t>hasil</w:t>
+      </w:r>
+      <w:proofErr w:type="spellEnd"/>
+      <w:r>
+        <w:rPr>
+          <w:rFonts w:ascii="Times New Roman" w:hAnsi="Times New Roman" w:cs="Times New Roman"/>
+        </w:rPr>
+        <w:t xml:space="preserve"> </w:t>
+      </w:r>
+      <w:proofErr w:type="spellStart"/>
+      <w:r>
+        <w:rPr>
+          <w:rFonts w:ascii="Times New Roman" w:hAnsi="Times New Roman" w:cs="Times New Roman"/>
+        </w:rPr>
+        <w:t>pengajaran</w:t>
+      </w:r>
+      <w:proofErr w:type="spellEnd"/>
+      <w:r>
+        <w:rPr>
+          <w:rFonts w:ascii="Times New Roman" w:hAnsi="Times New Roman" w:cs="Times New Roman"/>
+        </w:rPr>
+        <w:t xml:space="preserve"> yang </w:t>
+      </w:r>
+      <w:proofErr w:type="spellStart"/>
+      <w:r>
+        <w:rPr>
+          <w:rFonts w:ascii="Times New Roman" w:hAnsi="Times New Roman" w:cs="Times New Roman"/>
+        </w:rPr>
+        <w:t>diinginkan</w:t>
+      </w:r>
+      <w:proofErr w:type="spellEnd"/>
+      <w:r>
+        <w:rPr>
+          <w:rFonts w:ascii="Times New Roman" w:hAnsi="Times New Roman" w:cs="Times New Roman"/>
+        </w:rPr>
+        <w:t>.”</w:t>
+      </w:r>
+      <w:r>
+        <w:rPr>
+          <w:rFonts w:ascii="Times New Roman" w:hAnsi="Times New Roman" w:cs="Times New Roman"/>
+        </w:rPr>
+        <w:br/>
+      </w:r>
+      <w:r>
+        <w:rPr>
+          <w:rFonts w:ascii="Times New Roman" w:hAnsi="Times New Roman" w:cs="Times New Roman"/>
+        </w:rPr>
+        <w:fldChar w:fldCharType="begin" w:fldLock="1"/>
+      </w:r>
+      <w:r>
+        <w:rPr>
+          <w:rFonts w:ascii="Times New Roman" w:hAnsi="Times New Roman" w:cs="Times New Roman"/>
+        </w:rPr>
+        <w:instrText>ADDIN CSL_CITATION {"citationItems":[{"id":"ITEM-1","itemData":{"author":[{"dropping-particle":"","family":"Amirudin","given":"","non-dropping-particle":"","parse-names":false,"suffix":""}],"id":"ITEM-1","issued":{"date-parts":[["2016"]]},"title":"Perencanaan Pembelajaran","type":"book"},"uris":["http://www.mendeley.com/documents/?uuid=a4a56f7e-07db-4a99-8c6b-0956a7e14a38"]}],"mendeley":{"formattedCitation":"(Amirudin, 2016)","plainTextFormattedCitation":"(Amirudin, 2016)","previouslyFormattedCitation":"(Amirudin, 2016)"},"properties":{"noteIndex":0},"schema":"https://github.com/citation-style-language/schema/raw/master/csl-citation.json"}</w:instrText>
+      </w:r>
+      <w:r>
+        <w:rPr>
+          <w:rFonts w:ascii="Times New Roman" w:hAnsi="Times New Roman" w:cs="Times New Roman"/>
+        </w:rPr>
+        <w:fldChar w:fldCharType="separate"/>
+      </w:r>
+      <w:r>
+        <w:rPr>
+          <w:rFonts w:ascii="Times New Roman" w:hAnsi="Times New Roman" w:cs="Times New Roman"/>
+          <w:noProof/>
+        </w:rPr>
+        <w:t>(Amirudin, 2016)</w:t>
+      </w:r>
+      <w:r>
+        <w:rPr>
+          <w:rFonts w:ascii="Times New Roman" w:hAnsi="Times New Roman" w:cs="Times New Roman"/>
+        </w:rPr>
+        <w:fldChar w:fldCharType="end"/>
+      </w:r>
+    </w:p>
+    <w:p>
+      <w:pPr>
+        <w:rPr>
+          <w:rFonts w:ascii="Times New Roman" w:hAnsi="Times New Roman" w:cs="Times New Roman"/>
+        </w:rPr>
+      </w:pPr>
+      <w:r>
+        <w:rPr>
+          <w:rFonts w:ascii="Times New Roman" w:hAnsi="Times New Roman" w:cs="Times New Roman"/>
+        </w:rPr>
+        <w:t>Perencanaan pembelajaran merupakan suatu kegiatan yang memiliki keluaran atau tujuan tertent</w:t>
+      </w:r>
+      <w:proofErr w:type="spellStart"/>
+      <w:r>
+        <w:rPr>
+          <w:rFonts w:ascii="Times New Roman" w:hAnsi="Times New Roman" w:cs="Times New Roman"/>
+        </w:rPr>
+        <w:t>u</w:t>
+      </w:r>
+      <w:proofErr w:type="spellEnd"/>
+      <w:r>
+        <w:rPr>
+          <w:rFonts w:ascii="Times New Roman" w:hAnsi="Times New Roman" w:cs="Times New Roman"/>
+        </w:rPr>
+        <w:t xml:space="preserve">. Oleh </w:t>
+      </w:r>
+      <w:proofErr w:type="spellStart"/>
+      <w:r>
+        <w:rPr>
+          <w:rFonts w:ascii="Times New Roman" w:hAnsi="Times New Roman" w:cs="Times New Roman"/>
+        </w:rPr>
+        <w:t>karena</w:t>
+      </w:r>
+      <w:proofErr w:type="spellEnd"/>
+      <w:r>
+        <w:rPr>
+          <w:rFonts w:ascii="Times New Roman" w:hAnsi="Times New Roman" w:cs="Times New Roman"/>
+        </w:rPr>
+        <w:t xml:space="preserve"> </w:t>
+      </w:r>
+      <w:proofErr w:type="spellStart"/>
+      <w:r>
+        <w:rPr>
+          <w:rFonts w:ascii="Times New Roman" w:hAnsi="Times New Roman" w:cs="Times New Roman"/>
+        </w:rPr>
+        <w:t>itu</w:t>
+      </w:r>
+      <w:proofErr w:type="spellEnd"/>
+      <w:r>
+        <w:rPr>
+          <w:rFonts w:ascii="Times New Roman" w:hAnsi="Times New Roman" w:cs="Times New Roman"/>
+        </w:rPr>
+        <w:t xml:space="preserve">, </w:t>
+      </w:r>
+      <w:proofErr w:type="spellStart"/>
+      <w:r>
+        <w:rPr>
+          <w:rFonts w:ascii="Times New Roman" w:hAnsi="Times New Roman" w:cs="Times New Roman"/>
+        </w:rPr>
+        <w:t>pembelajaran</w:t>
+      </w:r>
+      <w:proofErr w:type="spellEnd"/>
+      <w:r>
+        <w:rPr>
+          <w:rFonts w:ascii="Times New Roman" w:hAnsi="Times New Roman" w:cs="Times New Roman"/>
+        </w:rPr>
+        <w:t xml:space="preserve"> </w:t>
+      </w:r>
+      <w:proofErr w:type="spellStart"/>
+      <w:r>
+        <w:rPr>
+          <w:rFonts w:ascii="Times New Roman" w:hAnsi="Times New Roman" w:cs="Times New Roman"/>
+        </w:rPr>
+        <w:t>sangat</w:t>
+      </w:r>
+      <w:proofErr w:type="spellEnd"/>
+      <w:r>
+        <w:rPr>
+          <w:rFonts w:ascii="Times New Roman" w:hAnsi="Times New Roman" w:cs="Times New Roman"/>
+        </w:rPr>
+        <w:t xml:space="preserve"> </w:t>
+      </w:r>
+      <w:proofErr w:type="spellStart"/>
+      <w:r>
+        <w:rPr>
+          <w:rFonts w:ascii="Times New Roman" w:hAnsi="Times New Roman" w:cs="Times New Roman"/>
+        </w:rPr>
+        <w:t>memerlukan</w:t>
+      </w:r>
+      <w:proofErr w:type="spellEnd"/>
+      <w:r>
+        <w:rPr>
+          <w:rFonts w:ascii="Times New Roman" w:hAnsi="Times New Roman" w:cs="Times New Roman"/>
+        </w:rPr>
+        <w:t xml:space="preserve"> </w:t>
+      </w:r>
+      <w:proofErr w:type="spellStart"/>
+      <w:r>
+        <w:rPr>
+          <w:rFonts w:ascii="Times New Roman" w:hAnsi="Times New Roman" w:cs="Times New Roman"/>
+        </w:rPr>
+        <w:t>komponen-komponen</w:t>
+      </w:r>
+      <w:proofErr w:type="spellEnd"/>
+      <w:r>
+        <w:rPr>
+          <w:rFonts w:ascii="Times New Roman" w:hAnsi="Times New Roman" w:cs="Times New Roman"/>
+        </w:rPr>
+        <w:t xml:space="preserve"> </w:t>
+      </w:r>
+      <w:proofErr w:type="spellStart"/>
+      <w:r>
+        <w:rPr>
+          <w:rFonts w:ascii="Times New Roman" w:hAnsi="Times New Roman" w:cs="Times New Roman"/>
+        </w:rPr>
+        <w:t>manajemen</w:t>
+      </w:r>
+      <w:proofErr w:type="spellEnd"/>
+      <w:r>
+        <w:rPr>
+          <w:rFonts w:ascii="Times New Roman" w:hAnsi="Times New Roman" w:cs="Times New Roman"/>
+        </w:rPr>
+        <w:t xml:space="preserve"> </w:t>
+      </w:r>
+      <w:proofErr w:type="spellStart"/>
+      <w:r>
+        <w:rPr>
+          <w:rFonts w:ascii="Times New Roman" w:hAnsi="Times New Roman" w:cs="Times New Roman"/>
+        </w:rPr>
+        <w:t>dengan</w:t>
+      </w:r>
+      <w:proofErr w:type="spellEnd"/>
+      <w:r>
+        <w:rPr>
+          <w:rFonts w:ascii="Times New Roman" w:hAnsi="Times New Roman" w:cs="Times New Roman"/>
+        </w:rPr>
+        <w:t xml:space="preserve"> </w:t>
+      </w:r>
+      <w:proofErr w:type="spellStart"/>
+      <w:r>
+        <w:rPr>
+          <w:rFonts w:ascii="Times New Roman" w:hAnsi="Times New Roman" w:cs="Times New Roman"/>
+        </w:rPr>
+        <w:t>tujuan</w:t>
+      </w:r>
+      <w:proofErr w:type="spellEnd"/>
+      <w:r>
+        <w:rPr>
+          <w:rFonts w:ascii="Times New Roman" w:hAnsi="Times New Roman" w:cs="Times New Roman"/>
+        </w:rPr>
+        <w:t xml:space="preserve"> agar </w:t>
+      </w:r>
+      <w:proofErr w:type="spellStart"/>
+      <w:r>
+        <w:rPr>
+          <w:rFonts w:ascii="Times New Roman" w:hAnsi="Times New Roman" w:cs="Times New Roman"/>
+        </w:rPr>
+        <w:t>mata</w:t>
+      </w:r>
+      <w:proofErr w:type="spellEnd"/>
+      <w:r>
+        <w:rPr>
+          <w:rFonts w:ascii="Times New Roman" w:hAnsi="Times New Roman" w:cs="Times New Roman"/>
+        </w:rPr>
+        <w:t xml:space="preserve"> </w:t>
+      </w:r>
+      <w:proofErr w:type="spellStart"/>
+      <w:r>
+        <w:rPr>
+          <w:rFonts w:ascii="Times New Roman" w:hAnsi="Times New Roman" w:cs="Times New Roman"/>
+        </w:rPr>
+        <w:t>pembelajaran</w:t>
+      </w:r>
+      <w:proofErr w:type="spellEnd"/>
+      <w:r>
+        <w:rPr>
+          <w:rFonts w:ascii="Times New Roman" w:hAnsi="Times New Roman" w:cs="Times New Roman"/>
+        </w:rPr>
+        <w:t xml:space="preserve"> </w:t>
+      </w:r>
+      <w:proofErr w:type="spellStart"/>
+      <w:r>
+        <w:rPr>
+          <w:rFonts w:ascii="Times New Roman" w:hAnsi="Times New Roman" w:cs="Times New Roman"/>
+        </w:rPr>
+        <w:t>atau</w:t>
+      </w:r>
+      <w:proofErr w:type="spellEnd"/>
+      <w:r>
+        <w:rPr>
+          <w:rFonts w:ascii="Times New Roman" w:hAnsi="Times New Roman" w:cs="Times New Roman"/>
+        </w:rPr>
+        <w:t xml:space="preserve"> </w:t>
+      </w:r>
+      <w:proofErr w:type="spellStart"/>
+      <w:r>
+        <w:rPr>
+          <w:rFonts w:ascii="Times New Roman" w:hAnsi="Times New Roman" w:cs="Times New Roman"/>
+        </w:rPr>
+        <w:t>mata</w:t>
+      </w:r>
+      <w:proofErr w:type="spellEnd"/>
+      <w:r>
+        <w:rPr>
+          <w:rFonts w:ascii="Times New Roman" w:hAnsi="Times New Roman" w:cs="Times New Roman"/>
+        </w:rPr>
+        <w:t xml:space="preserve"> </w:t>
+      </w:r>
+      <w:proofErr w:type="spellStart"/>
+      <w:r>
+        <w:rPr>
+          <w:rFonts w:ascii="Times New Roman" w:hAnsi="Times New Roman" w:cs="Times New Roman"/>
+        </w:rPr>
+        <w:t>perkuliahan</w:t>
+      </w:r>
+      <w:proofErr w:type="spellEnd"/>
+      <w:r>
+        <w:rPr>
+          <w:rFonts w:ascii="Times New Roman" w:hAnsi="Times New Roman" w:cs="Times New Roman"/>
+        </w:rPr>
+        <w:t xml:space="preserve"> </w:t>
+      </w:r>
+      <w:proofErr w:type="spellStart"/>
+      <w:r>
+        <w:rPr>
+          <w:rFonts w:ascii="Times New Roman" w:hAnsi="Times New Roman" w:cs="Times New Roman"/>
+        </w:rPr>
+        <w:t>dapat</w:t>
+      </w:r>
+      <w:proofErr w:type="spellEnd"/>
+      <w:r>
+        <w:rPr>
+          <w:rFonts w:ascii="Times New Roman" w:hAnsi="Times New Roman" w:cs="Times New Roman"/>
+        </w:rPr>
+        <w:t xml:space="preserve"> </w:t>
+      </w:r>
+      <w:proofErr w:type="spellStart"/>
+      <w:r>
+        <w:rPr>
+          <w:rFonts w:ascii="Times New Roman" w:hAnsi="Times New Roman" w:cs="Times New Roman"/>
+        </w:rPr>
+        <w:t>dikuasai</w:t>
+      </w:r>
+      <w:proofErr w:type="spellEnd"/>
+      <w:r>
+        <w:rPr>
+          <w:rFonts w:ascii="Times New Roman" w:hAnsi="Times New Roman" w:cs="Times New Roman"/>
+        </w:rPr>
+        <w:t xml:space="preserve"> oleh </w:t>
+      </w:r>
+      <w:proofErr w:type="spellStart"/>
+      <w:r>
+        <w:rPr>
+          <w:rFonts w:ascii="Times New Roman" w:hAnsi="Times New Roman" w:cs="Times New Roman"/>
+        </w:rPr>
+        <w:t>peserta</w:t>
+      </w:r>
+      <w:proofErr w:type="spellEnd"/>
+      <w:r>
+        <w:rPr>
+          <w:rFonts w:ascii="Times New Roman" w:hAnsi="Times New Roman" w:cs="Times New Roman"/>
+        </w:rPr>
+        <w:t xml:space="preserve"> </w:t>
+      </w:r>
+      <w:proofErr w:type="spellStart"/>
+      <w:r>
+        <w:rPr>
+          <w:rFonts w:ascii="Times New Roman" w:hAnsi="Times New Roman" w:cs="Times New Roman"/>
+        </w:rPr>
+        <w:t>didik</w:t>
+      </w:r>
+      <w:proofErr w:type="spellEnd"/>
+      <w:r>
+        <w:rPr>
+          <w:rFonts w:ascii="Times New Roman" w:hAnsi="Times New Roman" w:cs="Times New Roman"/>
+        </w:rPr>
+        <w:t>.</w:t>
+      </w:r>
+    </w:p>
+    <w:p>
+      <w:pPr>
+        <w:rPr>
+          <w:rFonts w:ascii="Times New Roman" w:hAnsi="Times New Roman" w:cs="Times New Roman"/>
+        </w:rPr>
+      </w:pPr>
+      <w:r>
+        <w:rPr>
+          <w:rFonts w:ascii="Times New Roman" w:hAnsi="Times New Roman" w:cs="Times New Roman"/>
+        </w:rPr>
+        <w:t xml:space="preserve">Dalam </w:t>
+      </w:r>
+      <w:r>
+        <w:rPr>
+          <w:rFonts w:ascii="Times New Roman" w:hAnsi="Times New Roman" w:cs="Times New Roman"/>
+        </w:rPr>
+        <w:fldChar w:fldCharType="begin" w:fldLock="1"/>
+      </w:r>
+      <w:r>
+        <w:rPr>
+          <w:rFonts w:ascii="Times New Roman" w:hAnsi="Times New Roman" w:cs="Times New Roman"/>
+        </w:rPr>
+        <w:instrText>ADDIN CSL_CITATION {"citationItems":[{"id":"ITEM-1","itemData":{"author":[{"dropping-particle":"","family":"Amirudin","given":"","non-dropping-particle":"","parse-names":false,"suffix":""}],"id":"ITEM-1","issued":{"date-parts":[["2016"]]},"title":"Perencanaan Pembelajaran","type":"book"},"uris":["http://www.mendeley.com/documents/?uuid=a4a56f7e-07db-4a99-8c6b-0956a7e14a38"]}],"mendeley":{"formattedCitation":"(Amirudin, 2016)","plainTextFormattedCitation":"(Amirudin, 2016)","previouslyFormattedCitation":"(Amirudin, 2016)"},"properties":{"noteIndex":0},"schema":"https://github.com/citation-style-language/schema/raw/master/csl-citation.json"}</w:instrText>
+      </w:r>
+      <w:r>
+        <w:rPr>
+          <w:rFonts w:ascii="Times New Roman" w:hAnsi="Times New Roman" w:cs="Times New Roman"/>
+        </w:rPr>
+        <w:fldChar w:fldCharType="separate"/>
+      </w:r>
+      <w:r>
+        <w:rPr>
+          <w:rFonts w:ascii="Times New Roman" w:hAnsi="Times New Roman" w:cs="Times New Roman"/>
+          <w:noProof/>
+        </w:rPr>
+        <w:t>(Amirudin, 2016)</w:t>
+      </w:r>
+      <w:r>
+        <w:rPr>
+          <w:rFonts w:ascii="Times New Roman" w:hAnsi="Times New Roman" w:cs="Times New Roman"/>
+        </w:rPr>
+        <w:fldChar w:fldCharType="end"/>
+      </w:r>
+      <w:r>
+        <w:rPr>
+          <w:rFonts w:ascii="Times New Roman" w:hAnsi="Times New Roman" w:cs="Times New Roman"/>
+        </w:rPr>
+        <w:t>, dasar perlunya perencanaan pembelajaran adalah sebagai berikut:</w:t>
+      </w:r>
+    </w:p>
+    <w:p>
+      <w:pPr>
+        <w:pStyle w:val="ListParagraph"/>
+        <w:numPr>
+          <w:ilvl w:val="3"/>
+          <w:numId w:val="11"/>
+        </w:numPr>
+        <w:ind w:left="1276"/>
+        <w:rPr>
+          <w:rFonts w:ascii="Times New Roman" w:hAnsi="Times New Roman" w:cs="Times New Roman"/>
+        </w:rPr>
+      </w:pPr>
+      <w:r>
+        <w:rPr>
+          <w:rFonts w:ascii="Times New Roman" w:hAnsi="Times New Roman" w:cs="Times New Roman"/>
+        </w:rPr>
+        <w:t>Untuk memperbaiki kualitas pembelajaran perlu diawali dengan perencanaan pembelajaran yang diwujudkan dengan adanya desain pembelajaran.</w:t>
+      </w:r>
+    </w:p>
+    <w:p>
+      <w:pPr>
+        <w:pStyle w:val="ListParagraph"/>
+        <w:numPr>
+          <w:ilvl w:val="3"/>
+          <w:numId w:val="11"/>
+        </w:numPr>
+        <w:ind w:left="1276"/>
+        <w:rPr>
+          <w:rFonts w:ascii="Times New Roman" w:hAnsi="Times New Roman" w:cs="Times New Roman"/>
+        </w:rPr>
+      </w:pPr>
+      <w:r>
+        <w:rPr>
+          <w:rFonts w:ascii="Times New Roman" w:hAnsi="Times New Roman" w:cs="Times New Roman"/>
+        </w:rPr>
+        <w:t>Untuk merancang suatu pembelajaran perlu menggunakan pendekatan sistem.Perencanaan desain pembelajaran diacu pada bagaimana seseorang belajar.</w:t>
+      </w:r>
+    </w:p>
+    <w:p>
+      <w:pPr>
+        <w:pStyle w:val="ListParagraph"/>
+        <w:numPr>
+          <w:ilvl w:val="3"/>
+          <w:numId w:val="11"/>
+        </w:numPr>
+        <w:ind w:left="1276"/>
+        <w:rPr>
+          <w:rFonts w:ascii="Times New Roman" w:hAnsi="Times New Roman" w:cs="Times New Roman"/>
+        </w:rPr>
+      </w:pPr>
+      <w:r>
+        <w:rPr>
+          <w:rFonts w:ascii="Times New Roman" w:hAnsi="Times New Roman" w:cs="Times New Roman"/>
+        </w:rPr>
+        <w:t>Untuk merencanakan suatu desain pembelajaran diacu pada siswa secara perorangan.</w:t>
+      </w:r>
+    </w:p>
+    <w:p>
+      <w:pPr>
+        <w:rPr>
+          <w:rFonts w:ascii="Times New Roman" w:hAnsi="Times New Roman" w:cs="Times New Roman"/>
+        </w:rPr>
+      </w:pPr>
+      <w:proofErr w:type="spellStart"/>
+      <w:r>
+        <w:rPr>
+          <w:rFonts w:ascii="Times New Roman" w:hAnsi="Times New Roman" w:cs="Times New Roman"/>
+        </w:rPr>
+        <w:t>Pembelajaran</w:t>
+      </w:r>
+      <w:proofErr w:type="spellEnd"/>
+      <w:r>
+        <w:rPr>
+          <w:rFonts w:ascii="Times New Roman" w:hAnsi="Times New Roman" w:cs="Times New Roman"/>
+        </w:rPr>
+        <w:t xml:space="preserve"> yang </w:t>
+      </w:r>
+      <w:proofErr w:type="spellStart"/>
+      <w:r>
+        <w:rPr>
+          <w:rFonts w:ascii="Times New Roman" w:hAnsi="Times New Roman" w:cs="Times New Roman"/>
+        </w:rPr>
+        <w:t>dilakukan</w:t>
+      </w:r>
+      <w:proofErr w:type="spellEnd"/>
+      <w:r>
+        <w:rPr>
+          <w:rFonts w:ascii="Times New Roman" w:hAnsi="Times New Roman" w:cs="Times New Roman"/>
+        </w:rPr>
+        <w:t xml:space="preserve"> </w:t>
+      </w:r>
+      <w:proofErr w:type="spellStart"/>
+      <w:r>
+        <w:rPr>
+          <w:rFonts w:ascii="Times New Roman" w:hAnsi="Times New Roman" w:cs="Times New Roman"/>
+        </w:rPr>
+        <w:t>akan</w:t>
+      </w:r>
+      <w:proofErr w:type="spellEnd"/>
+      <w:r>
+        <w:rPr>
+          <w:rFonts w:ascii="Times New Roman" w:hAnsi="Times New Roman" w:cs="Times New Roman"/>
+        </w:rPr>
+        <w:t xml:space="preserve"> </w:t>
+      </w:r>
+      <w:proofErr w:type="spellStart"/>
+      <w:r>
+        <w:rPr>
+          <w:rFonts w:ascii="Times New Roman" w:hAnsi="Times New Roman" w:cs="Times New Roman"/>
+        </w:rPr>
+        <w:t>bermuara</w:t>
+      </w:r>
+      <w:proofErr w:type="spellEnd"/>
+      <w:r>
+        <w:rPr>
+          <w:rFonts w:ascii="Times New Roman" w:hAnsi="Times New Roman" w:cs="Times New Roman"/>
+        </w:rPr>
+        <w:t xml:space="preserve"> pada </w:t>
+      </w:r>
+      <w:proofErr w:type="spellStart"/>
+      <w:r>
+        <w:rPr>
+          <w:rFonts w:ascii="Times New Roman" w:hAnsi="Times New Roman" w:cs="Times New Roman"/>
+        </w:rPr>
+        <w:t>ketercapaian</w:t>
+      </w:r>
+      <w:proofErr w:type="spellEnd"/>
+      <w:r>
+        <w:rPr>
+          <w:rFonts w:ascii="Times New Roman" w:hAnsi="Times New Roman" w:cs="Times New Roman"/>
+        </w:rPr>
+        <w:t xml:space="preserve"> </w:t>
+      </w:r>
+      <w:proofErr w:type="spellStart"/>
+      <w:r>
+        <w:rPr>
+          <w:rFonts w:ascii="Times New Roman" w:hAnsi="Times New Roman" w:cs="Times New Roman"/>
+        </w:rPr>
+        <w:t>tujuan</w:t>
+      </w:r>
+      <w:proofErr w:type="spellEnd"/>
+      <w:r>
+        <w:rPr>
+          <w:rFonts w:ascii="Times New Roman" w:hAnsi="Times New Roman" w:cs="Times New Roman"/>
+        </w:rPr>
+        <w:t xml:space="preserve"> </w:t>
+      </w:r>
+      <w:proofErr w:type="spellStart"/>
+      <w:r>
+        <w:rPr>
+          <w:rFonts w:ascii="Times New Roman" w:hAnsi="Times New Roman" w:cs="Times New Roman"/>
+        </w:rPr>
+        <w:t>pembelajaran</w:t>
+      </w:r>
+      <w:proofErr w:type="spellEnd"/>
+      <w:r>
+        <w:rPr>
+          <w:rFonts w:ascii="Times New Roman" w:hAnsi="Times New Roman" w:cs="Times New Roman"/>
+        </w:rPr>
+        <w:t xml:space="preserve">, </w:t>
+      </w:r>
+      <w:proofErr w:type="spellStart"/>
+      <w:r>
+        <w:rPr>
+          <w:rFonts w:ascii="Times New Roman" w:hAnsi="Times New Roman" w:cs="Times New Roman"/>
+        </w:rPr>
+        <w:t>dalam</w:t>
+      </w:r>
+      <w:proofErr w:type="spellEnd"/>
+      <w:r>
+        <w:rPr>
+          <w:rFonts w:ascii="Times New Roman" w:hAnsi="Times New Roman" w:cs="Times New Roman"/>
+        </w:rPr>
+        <w:t xml:space="preserve"> </w:t>
+      </w:r>
+      <w:proofErr w:type="spellStart"/>
+      <w:r>
+        <w:rPr>
+          <w:rFonts w:ascii="Times New Roman" w:hAnsi="Times New Roman" w:cs="Times New Roman"/>
+        </w:rPr>
+        <w:t>hal</w:t>
+      </w:r>
+      <w:proofErr w:type="spellEnd"/>
+      <w:r>
+        <w:rPr>
+          <w:rFonts w:ascii="Times New Roman" w:hAnsi="Times New Roman" w:cs="Times New Roman"/>
+        </w:rPr>
+        <w:t xml:space="preserve"> </w:t>
+      </w:r>
+      <w:proofErr w:type="spellStart"/>
+      <w:r>
+        <w:rPr>
+          <w:rFonts w:ascii="Times New Roman" w:hAnsi="Times New Roman" w:cs="Times New Roman"/>
+        </w:rPr>
+        <w:t>ini</w:t>
+      </w:r>
+      <w:proofErr w:type="spellEnd"/>
+      <w:r>
+        <w:rPr>
+          <w:rFonts w:ascii="Times New Roman" w:hAnsi="Times New Roman" w:cs="Times New Roman"/>
+        </w:rPr>
+        <w:t xml:space="preserve"> </w:t>
+      </w:r>
+      <w:proofErr w:type="spellStart"/>
+      <w:r>
+        <w:rPr>
+          <w:rFonts w:ascii="Times New Roman" w:hAnsi="Times New Roman" w:cs="Times New Roman"/>
+        </w:rPr>
+        <w:t>terdapat</w:t>
+      </w:r>
+      <w:proofErr w:type="spellEnd"/>
+      <w:r>
+        <w:rPr>
+          <w:rFonts w:ascii="Times New Roman" w:hAnsi="Times New Roman" w:cs="Times New Roman"/>
+        </w:rPr>
+        <w:t xml:space="preserve"> </w:t>
+      </w:r>
+      <w:proofErr w:type="spellStart"/>
+      <w:r>
+        <w:rPr>
+          <w:rFonts w:ascii="Times New Roman" w:hAnsi="Times New Roman" w:cs="Times New Roman"/>
+        </w:rPr>
+        <w:t>tujuan</w:t>
+      </w:r>
+      <w:proofErr w:type="spellEnd"/>
+      <w:r>
+        <w:rPr>
+          <w:rFonts w:ascii="Times New Roman" w:hAnsi="Times New Roman" w:cs="Times New Roman"/>
+        </w:rPr>
+        <w:t xml:space="preserve"> </w:t>
+      </w:r>
+      <w:proofErr w:type="spellStart"/>
+      <w:r>
+        <w:rPr>
+          <w:rFonts w:ascii="Times New Roman" w:hAnsi="Times New Roman" w:cs="Times New Roman"/>
+        </w:rPr>
+        <w:t>langsung</w:t>
+      </w:r>
+      <w:proofErr w:type="spellEnd"/>
+      <w:r>
+        <w:rPr>
+          <w:rFonts w:ascii="Times New Roman" w:hAnsi="Times New Roman" w:cs="Times New Roman"/>
+        </w:rPr>
+        <w:t xml:space="preserve"> </w:t>
+      </w:r>
+      <w:proofErr w:type="spellStart"/>
+      <w:r>
+        <w:rPr>
+          <w:rFonts w:ascii="Times New Roman" w:hAnsi="Times New Roman" w:cs="Times New Roman"/>
+        </w:rPr>
+        <w:t>pembelajaran</w:t>
+      </w:r>
+      <w:proofErr w:type="spellEnd"/>
+      <w:r>
+        <w:rPr>
+          <w:rFonts w:ascii="Times New Roman" w:hAnsi="Times New Roman" w:cs="Times New Roman"/>
+        </w:rPr>
+        <w:t xml:space="preserve"> dan </w:t>
+      </w:r>
+      <w:proofErr w:type="spellStart"/>
+      <w:r>
+        <w:rPr>
+          <w:rFonts w:ascii="Times New Roman" w:hAnsi="Times New Roman" w:cs="Times New Roman"/>
+        </w:rPr>
+        <w:t>tujuan</w:t>
+      </w:r>
+      <w:proofErr w:type="spellEnd"/>
+      <w:r>
+        <w:rPr>
+          <w:rFonts w:ascii="Times New Roman" w:hAnsi="Times New Roman" w:cs="Times New Roman"/>
+        </w:rPr>
+        <w:t xml:space="preserve"> </w:t>
+      </w:r>
+      <w:proofErr w:type="spellStart"/>
+      <w:r>
+        <w:rPr>
+          <w:rFonts w:ascii="Times New Roman" w:hAnsi="Times New Roman" w:cs="Times New Roman"/>
+        </w:rPr>
+        <w:t>pengiring</w:t>
+      </w:r>
+      <w:proofErr w:type="spellEnd"/>
+      <w:r>
+        <w:rPr>
+          <w:rFonts w:ascii="Times New Roman" w:hAnsi="Times New Roman" w:cs="Times New Roman"/>
+        </w:rPr>
+        <w:t>.</w:t>
+      </w:r>
+    </w:p>
+    <w:p>
+      <w:pPr>
+        <w:rPr>
+          <w:rFonts w:ascii="Times New Roman" w:hAnsi="Times New Roman" w:cs="Times New Roman"/>
+        </w:rPr>
+      </w:pPr>
+      <w:proofErr w:type="spellStart"/>
+      <w:r>
+        <w:rPr>
+          <w:rFonts w:ascii="Times New Roman" w:hAnsi="Times New Roman" w:cs="Times New Roman"/>
+        </w:rPr>
+        <w:t>Sasaran</w:t>
+      </w:r>
+      <w:proofErr w:type="spellEnd"/>
+      <w:r>
+        <w:rPr>
+          <w:rFonts w:ascii="Times New Roman" w:hAnsi="Times New Roman" w:cs="Times New Roman"/>
+        </w:rPr>
+        <w:t xml:space="preserve"> </w:t>
+      </w:r>
+      <w:proofErr w:type="spellStart"/>
+      <w:r>
+        <w:rPr>
+          <w:rFonts w:ascii="Times New Roman" w:hAnsi="Times New Roman" w:cs="Times New Roman"/>
+        </w:rPr>
+        <w:t>akhir</w:t>
+      </w:r>
+      <w:proofErr w:type="spellEnd"/>
+      <w:r>
+        <w:rPr>
+          <w:rFonts w:ascii="Times New Roman" w:hAnsi="Times New Roman" w:cs="Times New Roman"/>
+        </w:rPr>
+        <w:t xml:space="preserve"> </w:t>
+      </w:r>
+      <w:proofErr w:type="spellStart"/>
+      <w:r>
+        <w:rPr>
+          <w:rFonts w:ascii="Times New Roman" w:hAnsi="Times New Roman" w:cs="Times New Roman"/>
+        </w:rPr>
+        <w:t>dari</w:t>
+      </w:r>
+      <w:proofErr w:type="spellEnd"/>
+      <w:r>
+        <w:rPr>
+          <w:rFonts w:ascii="Times New Roman" w:hAnsi="Times New Roman" w:cs="Times New Roman"/>
+        </w:rPr>
+        <w:t xml:space="preserve"> </w:t>
+      </w:r>
+      <w:proofErr w:type="spellStart"/>
+      <w:r>
+        <w:rPr>
+          <w:rFonts w:ascii="Times New Roman" w:hAnsi="Times New Roman" w:cs="Times New Roman"/>
+        </w:rPr>
+        <w:t>perencanaan</w:t>
+      </w:r>
+      <w:proofErr w:type="spellEnd"/>
+      <w:r>
+        <w:rPr>
+          <w:rFonts w:ascii="Times New Roman" w:hAnsi="Times New Roman" w:cs="Times New Roman"/>
+        </w:rPr>
+        <w:t xml:space="preserve"> </w:t>
+      </w:r>
+      <w:proofErr w:type="spellStart"/>
+      <w:r>
+        <w:rPr>
+          <w:rFonts w:ascii="Times New Roman" w:hAnsi="Times New Roman" w:cs="Times New Roman"/>
+        </w:rPr>
+        <w:t>desain</w:t>
+      </w:r>
+      <w:proofErr w:type="spellEnd"/>
+      <w:r>
+        <w:rPr>
+          <w:rFonts w:ascii="Times New Roman" w:hAnsi="Times New Roman" w:cs="Times New Roman"/>
+        </w:rPr>
+        <w:t xml:space="preserve"> </w:t>
+      </w:r>
+      <w:proofErr w:type="spellStart"/>
+      <w:r>
+        <w:rPr>
+          <w:rFonts w:ascii="Times New Roman" w:hAnsi="Times New Roman" w:cs="Times New Roman"/>
+        </w:rPr>
+        <w:t>pembelajaran</w:t>
+      </w:r>
+      <w:proofErr w:type="spellEnd"/>
+      <w:r>
+        <w:rPr>
+          <w:rFonts w:ascii="Times New Roman" w:hAnsi="Times New Roman" w:cs="Times New Roman"/>
+        </w:rPr>
+        <w:t xml:space="preserve"> </w:t>
+      </w:r>
+      <w:proofErr w:type="spellStart"/>
+      <w:r>
+        <w:rPr>
+          <w:rFonts w:ascii="Times New Roman" w:hAnsi="Times New Roman" w:cs="Times New Roman"/>
+        </w:rPr>
+        <w:t>adalah</w:t>
+      </w:r>
+      <w:proofErr w:type="spellEnd"/>
+      <w:r>
+        <w:rPr>
+          <w:rFonts w:ascii="Times New Roman" w:hAnsi="Times New Roman" w:cs="Times New Roman"/>
+        </w:rPr>
+        <w:t xml:space="preserve"> </w:t>
+      </w:r>
+      <w:proofErr w:type="spellStart"/>
+      <w:r>
+        <w:rPr>
+          <w:rFonts w:ascii="Times New Roman" w:hAnsi="Times New Roman" w:cs="Times New Roman"/>
+        </w:rPr>
+        <w:t>memudahkan</w:t>
+      </w:r>
+      <w:proofErr w:type="spellEnd"/>
+      <w:r>
+        <w:rPr>
+          <w:rFonts w:ascii="Times New Roman" w:hAnsi="Times New Roman" w:cs="Times New Roman"/>
+        </w:rPr>
+        <w:t xml:space="preserve"> </w:t>
+      </w:r>
+      <w:proofErr w:type="spellStart"/>
+      <w:r>
+        <w:rPr>
+          <w:rFonts w:ascii="Times New Roman" w:hAnsi="Times New Roman" w:cs="Times New Roman"/>
+        </w:rPr>
+        <w:t>siswa</w:t>
+      </w:r>
+      <w:proofErr w:type="spellEnd"/>
+      <w:r>
+        <w:rPr>
+          <w:rFonts w:ascii="Times New Roman" w:hAnsi="Times New Roman" w:cs="Times New Roman"/>
+        </w:rPr>
+        <w:t xml:space="preserve"> </w:t>
+      </w:r>
+      <w:proofErr w:type="spellStart"/>
+      <w:r>
+        <w:rPr>
+          <w:rFonts w:ascii="Times New Roman" w:hAnsi="Times New Roman" w:cs="Times New Roman"/>
+        </w:rPr>
+        <w:t>untuk</w:t>
+      </w:r>
+      <w:proofErr w:type="spellEnd"/>
+      <w:r>
+        <w:rPr>
+          <w:rFonts w:ascii="Times New Roman" w:hAnsi="Times New Roman" w:cs="Times New Roman"/>
+        </w:rPr>
+        <w:t xml:space="preserve"> </w:t>
+      </w:r>
+      <w:proofErr w:type="spellStart"/>
+      <w:r>
+        <w:rPr>
+          <w:rFonts w:ascii="Times New Roman" w:hAnsi="Times New Roman" w:cs="Times New Roman"/>
+        </w:rPr>
+        <w:t>belajar</w:t>
+      </w:r>
+      <w:proofErr w:type="spellEnd"/>
+      <w:r>
+        <w:rPr>
+          <w:rFonts w:ascii="Times New Roman" w:hAnsi="Times New Roman" w:cs="Times New Roman"/>
+        </w:rPr>
+        <w:t>.</w:t>
+      </w:r>
+    </w:p>
+    <w:p>
+      <w:pPr>
+        <w:rPr>
+          <w:rFonts w:ascii="Times New Roman" w:hAnsi="Times New Roman" w:cs="Times New Roman"/>
+        </w:rPr>
+      </w:pPr>
+      <w:proofErr w:type="spellStart"/>
+      <w:r>
+        <w:rPr>
+          <w:rFonts w:ascii="Times New Roman" w:hAnsi="Times New Roman" w:cs="Times New Roman"/>
+        </w:rPr>
+        <w:lastRenderedPageBreak/>
+        <w:t>Perencanaan</w:t>
+      </w:r>
+      <w:proofErr w:type="spellEnd"/>
+      <w:r>
+        <w:rPr>
+          <w:rFonts w:ascii="Times New Roman" w:hAnsi="Times New Roman" w:cs="Times New Roman"/>
+        </w:rPr>
+        <w:t xml:space="preserve"> </w:t>
+      </w:r>
+      <w:proofErr w:type="spellStart"/>
+      <w:r>
+        <w:rPr>
+          <w:rFonts w:ascii="Times New Roman" w:hAnsi="Times New Roman" w:cs="Times New Roman"/>
+        </w:rPr>
+        <w:t>pembelajaran</w:t>
+      </w:r>
+      <w:proofErr w:type="spellEnd"/>
+      <w:r>
+        <w:rPr>
+          <w:rFonts w:ascii="Times New Roman" w:hAnsi="Times New Roman" w:cs="Times New Roman"/>
+        </w:rPr>
+        <w:t xml:space="preserve"> </w:t>
+      </w:r>
+      <w:proofErr w:type="spellStart"/>
+      <w:r>
+        <w:rPr>
+          <w:rFonts w:ascii="Times New Roman" w:hAnsi="Times New Roman" w:cs="Times New Roman"/>
+        </w:rPr>
+        <w:t>harus</w:t>
+      </w:r>
+      <w:proofErr w:type="spellEnd"/>
+      <w:r>
+        <w:rPr>
+          <w:rFonts w:ascii="Times New Roman" w:hAnsi="Times New Roman" w:cs="Times New Roman"/>
+        </w:rPr>
+        <w:t xml:space="preserve"> </w:t>
+      </w:r>
+      <w:proofErr w:type="spellStart"/>
+      <w:r>
+        <w:rPr>
+          <w:rFonts w:ascii="Times New Roman" w:hAnsi="Times New Roman" w:cs="Times New Roman"/>
+        </w:rPr>
+        <w:t>melibatkan</w:t>
+      </w:r>
+      <w:proofErr w:type="spellEnd"/>
+      <w:r>
+        <w:rPr>
+          <w:rFonts w:ascii="Times New Roman" w:hAnsi="Times New Roman" w:cs="Times New Roman"/>
+        </w:rPr>
+        <w:t xml:space="preserve"> </w:t>
+      </w:r>
+      <w:proofErr w:type="spellStart"/>
+      <w:r>
+        <w:rPr>
+          <w:rFonts w:ascii="Times New Roman" w:hAnsi="Times New Roman" w:cs="Times New Roman"/>
+        </w:rPr>
+        <w:t>seluruh</w:t>
+      </w:r>
+      <w:proofErr w:type="spellEnd"/>
+      <w:r>
+        <w:rPr>
+          <w:rFonts w:ascii="Times New Roman" w:hAnsi="Times New Roman" w:cs="Times New Roman"/>
+        </w:rPr>
+        <w:t xml:space="preserve"> </w:t>
+      </w:r>
+      <w:proofErr w:type="spellStart"/>
+      <w:r>
+        <w:rPr>
+          <w:rFonts w:ascii="Times New Roman" w:hAnsi="Times New Roman" w:cs="Times New Roman"/>
+        </w:rPr>
+        <w:t>variabel</w:t>
+      </w:r>
+      <w:proofErr w:type="spellEnd"/>
+      <w:r>
+        <w:rPr>
+          <w:rFonts w:ascii="Times New Roman" w:hAnsi="Times New Roman" w:cs="Times New Roman"/>
+        </w:rPr>
+        <w:t xml:space="preserve"> </w:t>
+      </w:r>
+      <w:proofErr w:type="spellStart"/>
+      <w:r>
+        <w:rPr>
+          <w:rFonts w:ascii="Times New Roman" w:hAnsi="Times New Roman" w:cs="Times New Roman"/>
+        </w:rPr>
+        <w:t>pembelajaran</w:t>
+      </w:r>
+      <w:proofErr w:type="spellEnd"/>
+      <w:r>
+        <w:rPr>
+          <w:rFonts w:ascii="Times New Roman" w:hAnsi="Times New Roman" w:cs="Times New Roman"/>
+        </w:rPr>
+        <w:t>.</w:t>
+      </w:r>
+    </w:p>
+    <w:p>
+      <w:pPr>
+        <w:rPr>
+          <w:rFonts w:ascii="Times New Roman" w:hAnsi="Times New Roman" w:cs="Times New Roman"/>
+        </w:rPr>
+      </w:pPr>
+      <w:r>
+        <w:rPr>
+          <w:rFonts w:ascii="Times New Roman" w:hAnsi="Times New Roman" w:cs="Times New Roman"/>
+        </w:rPr>
+        <w:t xml:space="preserve">Inti </w:t>
+      </w:r>
+      <w:proofErr w:type="spellStart"/>
+      <w:r>
+        <w:rPr>
+          <w:rFonts w:ascii="Times New Roman" w:hAnsi="Times New Roman" w:cs="Times New Roman"/>
+        </w:rPr>
+        <w:t>dari</w:t>
+      </w:r>
+      <w:proofErr w:type="spellEnd"/>
+      <w:r>
+        <w:rPr>
+          <w:rFonts w:ascii="Times New Roman" w:hAnsi="Times New Roman" w:cs="Times New Roman"/>
+        </w:rPr>
+        <w:t xml:space="preserve"> </w:t>
+      </w:r>
+      <w:proofErr w:type="spellStart"/>
+      <w:r>
+        <w:rPr>
+          <w:rFonts w:ascii="Times New Roman" w:hAnsi="Times New Roman" w:cs="Times New Roman"/>
+        </w:rPr>
+        <w:t>desain</w:t>
+      </w:r>
+      <w:proofErr w:type="spellEnd"/>
+      <w:r>
+        <w:rPr>
+          <w:rFonts w:ascii="Times New Roman" w:hAnsi="Times New Roman" w:cs="Times New Roman"/>
+        </w:rPr>
+        <w:t xml:space="preserve"> </w:t>
+      </w:r>
+      <w:proofErr w:type="spellStart"/>
+      <w:r>
+        <w:rPr>
+          <w:rFonts w:ascii="Times New Roman" w:hAnsi="Times New Roman" w:cs="Times New Roman"/>
+        </w:rPr>
+        <w:t>pembelajaran</w:t>
+      </w:r>
+      <w:proofErr w:type="spellEnd"/>
+      <w:r>
+        <w:rPr>
+          <w:rFonts w:ascii="Times New Roman" w:hAnsi="Times New Roman" w:cs="Times New Roman"/>
+        </w:rPr>
+        <w:t xml:space="preserve"> yang </w:t>
+      </w:r>
+      <w:proofErr w:type="spellStart"/>
+      <w:r>
+        <w:rPr>
+          <w:rFonts w:ascii="Times New Roman" w:hAnsi="Times New Roman" w:cs="Times New Roman"/>
+        </w:rPr>
+        <w:t>dibuat</w:t>
+      </w:r>
+      <w:proofErr w:type="spellEnd"/>
+      <w:r>
+        <w:rPr>
+          <w:rFonts w:ascii="Times New Roman" w:hAnsi="Times New Roman" w:cs="Times New Roman"/>
+        </w:rPr>
+        <w:t xml:space="preserve"> </w:t>
+      </w:r>
+      <w:proofErr w:type="spellStart"/>
+      <w:r>
+        <w:rPr>
+          <w:rFonts w:ascii="Times New Roman" w:hAnsi="Times New Roman" w:cs="Times New Roman"/>
+        </w:rPr>
+        <w:t>adalah</w:t>
+      </w:r>
+      <w:proofErr w:type="spellEnd"/>
+      <w:r>
+        <w:rPr>
+          <w:rFonts w:ascii="Times New Roman" w:hAnsi="Times New Roman" w:cs="Times New Roman"/>
+        </w:rPr>
+        <w:t xml:space="preserve"> </w:t>
+      </w:r>
+      <w:proofErr w:type="spellStart"/>
+      <w:r>
+        <w:rPr>
+          <w:rFonts w:ascii="Times New Roman" w:hAnsi="Times New Roman" w:cs="Times New Roman"/>
+        </w:rPr>
+        <w:t>penetapan</w:t>
+      </w:r>
+      <w:proofErr w:type="spellEnd"/>
+      <w:r>
+        <w:rPr>
+          <w:rFonts w:ascii="Times New Roman" w:hAnsi="Times New Roman" w:cs="Times New Roman"/>
+        </w:rPr>
+        <w:t xml:space="preserve"> </w:t>
+      </w:r>
+      <w:proofErr w:type="spellStart"/>
+      <w:r>
+        <w:rPr>
+          <w:rFonts w:ascii="Times New Roman" w:hAnsi="Times New Roman" w:cs="Times New Roman"/>
+        </w:rPr>
+        <w:t>metode</w:t>
+      </w:r>
+      <w:proofErr w:type="spellEnd"/>
+      <w:r>
+        <w:rPr>
+          <w:rFonts w:ascii="Times New Roman" w:hAnsi="Times New Roman" w:cs="Times New Roman"/>
+        </w:rPr>
+        <w:t xml:space="preserve"> </w:t>
+      </w:r>
+      <w:proofErr w:type="spellStart"/>
+      <w:r>
+        <w:rPr>
+          <w:rFonts w:ascii="Times New Roman" w:hAnsi="Times New Roman" w:cs="Times New Roman"/>
+        </w:rPr>
+        <w:t>pembelajaran</w:t>
+      </w:r>
+      <w:proofErr w:type="spellEnd"/>
+      <w:r>
+        <w:rPr>
+          <w:rFonts w:ascii="Times New Roman" w:hAnsi="Times New Roman" w:cs="Times New Roman"/>
+        </w:rPr>
+        <w:t xml:space="preserve"> yang optimal </w:t>
+      </w:r>
+      <w:proofErr w:type="spellStart"/>
+      <w:r>
+        <w:rPr>
+          <w:rFonts w:ascii="Times New Roman" w:hAnsi="Times New Roman" w:cs="Times New Roman"/>
+        </w:rPr>
+        <w:t>untuk</w:t>
+      </w:r>
+      <w:proofErr w:type="spellEnd"/>
+      <w:r>
+        <w:rPr>
+          <w:rFonts w:ascii="Times New Roman" w:hAnsi="Times New Roman" w:cs="Times New Roman"/>
+        </w:rPr>
+        <w:t xml:space="preserve"> </w:t>
+      </w:r>
+      <w:proofErr w:type="spellStart"/>
+      <w:r>
+        <w:rPr>
+          <w:rFonts w:ascii="Times New Roman" w:hAnsi="Times New Roman" w:cs="Times New Roman"/>
+        </w:rPr>
+        <w:t>mencapai</w:t>
+      </w:r>
+      <w:proofErr w:type="spellEnd"/>
+      <w:r>
+        <w:rPr>
+          <w:rFonts w:ascii="Times New Roman" w:hAnsi="Times New Roman" w:cs="Times New Roman"/>
+        </w:rPr>
+        <w:t xml:space="preserve"> </w:t>
+      </w:r>
+      <w:proofErr w:type="spellStart"/>
+      <w:r>
+        <w:rPr>
+          <w:rFonts w:ascii="Times New Roman" w:hAnsi="Times New Roman" w:cs="Times New Roman"/>
+        </w:rPr>
+        <w:t>tujuan</w:t>
+      </w:r>
+      <w:proofErr w:type="spellEnd"/>
+      <w:r>
+        <w:rPr>
+          <w:rFonts w:ascii="Times New Roman" w:hAnsi="Times New Roman" w:cs="Times New Roman"/>
+        </w:rPr>
+        <w:t xml:space="preserve"> yang </w:t>
+      </w:r>
+      <w:proofErr w:type="spellStart"/>
+      <w:r>
+        <w:rPr>
+          <w:rFonts w:ascii="Times New Roman" w:hAnsi="Times New Roman" w:cs="Times New Roman"/>
+        </w:rPr>
+        <w:t>telah</w:t>
+      </w:r>
+      <w:proofErr w:type="spellEnd"/>
+      <w:r>
+        <w:rPr>
+          <w:rFonts w:ascii="Times New Roman" w:hAnsi="Times New Roman" w:cs="Times New Roman"/>
+        </w:rPr>
+        <w:t xml:space="preserve"> </w:t>
+      </w:r>
+      <w:proofErr w:type="spellStart"/>
+      <w:r>
+        <w:rPr>
+          <w:rFonts w:ascii="Times New Roman" w:hAnsi="Times New Roman" w:cs="Times New Roman"/>
+        </w:rPr>
+        <w:t>ditetapkan</w:t>
+      </w:r>
+      <w:proofErr w:type="spellEnd"/>
+      <w:r>
+        <w:rPr>
+          <w:rFonts w:ascii="Times New Roman" w:hAnsi="Times New Roman" w:cs="Times New Roman"/>
+        </w:rPr>
+        <w:t>.</w:t>
+      </w:r>
+    </w:p>
+    <w:p>
+      <w:pPr>
+        <w:rPr>
+          <w:rFonts w:ascii="Times New Roman" w:hAnsi="Times New Roman" w:cs="Times New Roman"/>
+          <w:sz w:val="24"/>
+          <w:szCs w:val="24"/>
+        </w:rPr>
+      </w:pPr>
+      <w:r>
+        <w:rPr>
+          <w:rStyle w:val="Strong"/>
+          <w:rFonts w:ascii="Times New Roman" w:hAnsi="Times New Roman" w:cs="Times New Roman"/>
+          <w:sz w:val="24"/>
+          <w:szCs w:val="24"/>
+        </w:rPr>
+        <w:t>2.2.1.2 Evaluasi Pembelajaran</w:t>
+      </w:r>
+    </w:p>
+    <w:p>
+      <w:pPr>
+        <w:rPr>
+          <w:rFonts w:ascii="Times New Roman" w:hAnsi="Times New Roman" w:cs="Times New Roman"/>
+        </w:rPr>
+      </w:pPr>
+      <w:r>
+        <w:rPr>
+          <w:rFonts w:ascii="Times New Roman" w:hAnsi="Times New Roman" w:cs="Times New Roman"/>
+        </w:rPr>
+        <w:t>“</w:t>
+      </w:r>
+      <w:proofErr w:type="spellStart"/>
+      <w:r>
+        <w:rPr>
+          <w:rFonts w:ascii="Times New Roman" w:hAnsi="Times New Roman" w:cs="Times New Roman"/>
+        </w:rPr>
+        <w:t>Evaluasi</w:t>
+      </w:r>
+      <w:proofErr w:type="spellEnd"/>
+      <w:r>
+        <w:rPr>
+          <w:rFonts w:ascii="Times New Roman" w:hAnsi="Times New Roman" w:cs="Times New Roman"/>
+        </w:rPr>
+        <w:t xml:space="preserve"> </w:t>
+      </w:r>
+      <w:proofErr w:type="spellStart"/>
+      <w:r>
+        <w:rPr>
+          <w:rFonts w:ascii="Times New Roman" w:hAnsi="Times New Roman" w:cs="Times New Roman"/>
+        </w:rPr>
+        <w:t>pembelajaran</w:t>
+      </w:r>
+      <w:proofErr w:type="spellEnd"/>
+      <w:r>
+        <w:rPr>
+          <w:rFonts w:ascii="Times New Roman" w:hAnsi="Times New Roman" w:cs="Times New Roman"/>
+        </w:rPr>
+        <w:t xml:space="preserve"> </w:t>
+      </w:r>
+      <w:proofErr w:type="spellStart"/>
+      <w:r>
+        <w:rPr>
+          <w:rFonts w:ascii="Times New Roman" w:hAnsi="Times New Roman" w:cs="Times New Roman"/>
+        </w:rPr>
+        <w:t>adalah</w:t>
+      </w:r>
+      <w:proofErr w:type="spellEnd"/>
+      <w:r>
+        <w:rPr>
+          <w:rFonts w:ascii="Times New Roman" w:hAnsi="Times New Roman" w:cs="Times New Roman"/>
+        </w:rPr>
+        <w:t xml:space="preserve"> </w:t>
+      </w:r>
+      <w:proofErr w:type="spellStart"/>
+      <w:r>
+        <w:rPr>
+          <w:rFonts w:ascii="Times New Roman" w:hAnsi="Times New Roman" w:cs="Times New Roman"/>
+        </w:rPr>
+        <w:t>evaluasi</w:t>
+      </w:r>
+      <w:proofErr w:type="spellEnd"/>
+      <w:r>
+        <w:rPr>
+          <w:rFonts w:ascii="Times New Roman" w:hAnsi="Times New Roman" w:cs="Times New Roman"/>
+        </w:rPr>
+        <w:t xml:space="preserve"> yang </w:t>
+      </w:r>
+      <w:proofErr w:type="spellStart"/>
+      <w:r>
+        <w:rPr>
+          <w:rFonts w:ascii="Times New Roman" w:hAnsi="Times New Roman" w:cs="Times New Roman"/>
+        </w:rPr>
+        <w:t>dilakukan</w:t>
+      </w:r>
+      <w:proofErr w:type="spellEnd"/>
+      <w:r>
+        <w:rPr>
+          <w:rFonts w:ascii="Times New Roman" w:hAnsi="Times New Roman" w:cs="Times New Roman"/>
+        </w:rPr>
+        <w:t xml:space="preserve"> oleh </w:t>
+      </w:r>
+      <w:proofErr w:type="spellStart"/>
+      <w:r>
+        <w:rPr>
+          <w:rFonts w:ascii="Times New Roman" w:hAnsi="Times New Roman" w:cs="Times New Roman"/>
+        </w:rPr>
+        <w:t>pendidik</w:t>
+      </w:r>
+      <w:proofErr w:type="spellEnd"/>
+      <w:r>
+        <w:rPr>
+          <w:rFonts w:ascii="Times New Roman" w:hAnsi="Times New Roman" w:cs="Times New Roman"/>
+        </w:rPr>
+        <w:t xml:space="preserve"> </w:t>
+      </w:r>
+      <w:proofErr w:type="spellStart"/>
+      <w:r>
+        <w:rPr>
+          <w:rFonts w:ascii="Times New Roman" w:hAnsi="Times New Roman" w:cs="Times New Roman"/>
+        </w:rPr>
+        <w:t>terhadap</w:t>
+      </w:r>
+      <w:proofErr w:type="spellEnd"/>
+      <w:r>
+        <w:rPr>
+          <w:rFonts w:ascii="Times New Roman" w:hAnsi="Times New Roman" w:cs="Times New Roman"/>
+        </w:rPr>
+        <w:t xml:space="preserve"> </w:t>
+      </w:r>
+      <w:proofErr w:type="spellStart"/>
+      <w:r>
+        <w:rPr>
+          <w:rFonts w:ascii="Times New Roman" w:hAnsi="Times New Roman" w:cs="Times New Roman"/>
+        </w:rPr>
+        <w:t>hasil</w:t>
+      </w:r>
+      <w:proofErr w:type="spellEnd"/>
+      <w:r>
+        <w:rPr>
+          <w:rFonts w:ascii="Times New Roman" w:hAnsi="Times New Roman" w:cs="Times New Roman"/>
+        </w:rPr>
+        <w:t xml:space="preserve"> </w:t>
+      </w:r>
+      <w:proofErr w:type="spellStart"/>
+      <w:r>
+        <w:rPr>
+          <w:rFonts w:ascii="Times New Roman" w:hAnsi="Times New Roman" w:cs="Times New Roman"/>
+        </w:rPr>
+        <w:t>belajar</w:t>
+      </w:r>
+      <w:proofErr w:type="spellEnd"/>
+      <w:r>
+        <w:rPr>
+          <w:rFonts w:ascii="Times New Roman" w:hAnsi="Times New Roman" w:cs="Times New Roman"/>
+        </w:rPr>
+        <w:t xml:space="preserve"> </w:t>
+      </w:r>
+      <w:proofErr w:type="spellStart"/>
+      <w:r>
+        <w:rPr>
+          <w:rFonts w:ascii="Times New Roman" w:hAnsi="Times New Roman" w:cs="Times New Roman"/>
+        </w:rPr>
+        <w:t>setiap</w:t>
+      </w:r>
+      <w:proofErr w:type="spellEnd"/>
+      <w:r>
+        <w:rPr>
+          <w:rFonts w:ascii="Times New Roman" w:hAnsi="Times New Roman" w:cs="Times New Roman"/>
+        </w:rPr>
+        <w:t xml:space="preserve"> </w:t>
+      </w:r>
+      <w:proofErr w:type="spellStart"/>
+      <w:r>
+        <w:rPr>
+          <w:rFonts w:ascii="Times New Roman" w:hAnsi="Times New Roman" w:cs="Times New Roman"/>
+        </w:rPr>
+        <w:t>siswa</w:t>
+      </w:r>
+      <w:proofErr w:type="spellEnd"/>
+      <w:r>
+        <w:rPr>
+          <w:rFonts w:ascii="Times New Roman" w:hAnsi="Times New Roman" w:cs="Times New Roman"/>
+        </w:rPr>
+        <w:t xml:space="preserve">. </w:t>
+      </w:r>
+      <w:proofErr w:type="spellStart"/>
+      <w:r>
+        <w:rPr>
+          <w:rFonts w:ascii="Times New Roman" w:hAnsi="Times New Roman" w:cs="Times New Roman"/>
+        </w:rPr>
+        <w:t>Evaluasi</w:t>
+      </w:r>
+      <w:proofErr w:type="spellEnd"/>
+      <w:r>
+        <w:rPr>
+          <w:rFonts w:ascii="Times New Roman" w:hAnsi="Times New Roman" w:cs="Times New Roman"/>
+        </w:rPr>
+        <w:t xml:space="preserve"> </w:t>
+      </w:r>
+      <w:proofErr w:type="spellStart"/>
+      <w:r>
+        <w:rPr>
+          <w:rFonts w:ascii="Times New Roman" w:hAnsi="Times New Roman" w:cs="Times New Roman"/>
+        </w:rPr>
+        <w:t>ini</w:t>
+      </w:r>
+      <w:proofErr w:type="spellEnd"/>
+      <w:r>
+        <w:rPr>
+          <w:rFonts w:ascii="Times New Roman" w:hAnsi="Times New Roman" w:cs="Times New Roman"/>
+        </w:rPr>
+        <w:t xml:space="preserve"> </w:t>
+      </w:r>
+      <w:proofErr w:type="spellStart"/>
+      <w:r>
+        <w:rPr>
+          <w:rFonts w:ascii="Times New Roman" w:hAnsi="Times New Roman" w:cs="Times New Roman"/>
+        </w:rPr>
+        <w:t>umumnya</w:t>
+      </w:r>
+      <w:proofErr w:type="spellEnd"/>
+      <w:r>
+        <w:rPr>
+          <w:rFonts w:ascii="Times New Roman" w:hAnsi="Times New Roman" w:cs="Times New Roman"/>
+        </w:rPr>
+        <w:t xml:space="preserve"> </w:t>
+      </w:r>
+      <w:proofErr w:type="spellStart"/>
+      <w:r>
+        <w:rPr>
+          <w:rFonts w:ascii="Times New Roman" w:hAnsi="Times New Roman" w:cs="Times New Roman"/>
+        </w:rPr>
+        <w:t>berkaitan</w:t>
+      </w:r>
+      <w:proofErr w:type="spellEnd"/>
+      <w:r>
+        <w:rPr>
+          <w:rFonts w:ascii="Times New Roman" w:hAnsi="Times New Roman" w:cs="Times New Roman"/>
+        </w:rPr>
+        <w:t xml:space="preserve"> </w:t>
+      </w:r>
+      <w:proofErr w:type="spellStart"/>
+      <w:r>
+        <w:rPr>
+          <w:rFonts w:ascii="Times New Roman" w:hAnsi="Times New Roman" w:cs="Times New Roman"/>
+        </w:rPr>
+        <w:t>dengan</w:t>
+      </w:r>
+      <w:proofErr w:type="spellEnd"/>
+      <w:r>
+        <w:rPr>
+          <w:rFonts w:ascii="Times New Roman" w:hAnsi="Times New Roman" w:cs="Times New Roman"/>
+        </w:rPr>
+        <w:t xml:space="preserve"> </w:t>
+      </w:r>
+      <w:proofErr w:type="spellStart"/>
+      <w:r>
+        <w:rPr>
+          <w:rFonts w:ascii="Times New Roman" w:hAnsi="Times New Roman" w:cs="Times New Roman"/>
+        </w:rPr>
+        <w:t>tiga</w:t>
+      </w:r>
+      <w:proofErr w:type="spellEnd"/>
+      <w:r>
+        <w:rPr>
+          <w:rFonts w:ascii="Times New Roman" w:hAnsi="Times New Roman" w:cs="Times New Roman"/>
+        </w:rPr>
+        <w:t xml:space="preserve"> </w:t>
+      </w:r>
+      <w:proofErr w:type="spellStart"/>
+      <w:r>
+        <w:rPr>
+          <w:rFonts w:ascii="Times New Roman" w:hAnsi="Times New Roman" w:cs="Times New Roman"/>
+        </w:rPr>
+        <w:t>hal</w:t>
+      </w:r>
+      <w:proofErr w:type="spellEnd"/>
+      <w:r>
+        <w:rPr>
+          <w:rFonts w:ascii="Times New Roman" w:hAnsi="Times New Roman" w:cs="Times New Roman"/>
+        </w:rPr>
+        <w:t xml:space="preserve">, </w:t>
+      </w:r>
+      <w:proofErr w:type="spellStart"/>
+      <w:r>
+        <w:rPr>
+          <w:rFonts w:ascii="Times New Roman" w:hAnsi="Times New Roman" w:cs="Times New Roman"/>
+        </w:rPr>
+        <w:t>yakni</w:t>
+      </w:r>
+      <w:proofErr w:type="spellEnd"/>
+      <w:r>
+        <w:rPr>
+          <w:rFonts w:ascii="Times New Roman" w:hAnsi="Times New Roman" w:cs="Times New Roman"/>
+        </w:rPr>
+        <w:t xml:space="preserve"> </w:t>
+      </w:r>
+      <w:proofErr w:type="spellStart"/>
+      <w:r>
+        <w:rPr>
+          <w:rFonts w:ascii="Times New Roman" w:hAnsi="Times New Roman" w:cs="Times New Roman"/>
+        </w:rPr>
+        <w:t>pengukuran</w:t>
+      </w:r>
+      <w:proofErr w:type="spellEnd"/>
+      <w:r>
+        <w:rPr>
+          <w:rFonts w:ascii="Times New Roman" w:hAnsi="Times New Roman" w:cs="Times New Roman"/>
+        </w:rPr>
+        <w:t xml:space="preserve">, </w:t>
+      </w:r>
+      <w:proofErr w:type="spellStart"/>
+      <w:r>
+        <w:rPr>
+          <w:rFonts w:ascii="Times New Roman" w:hAnsi="Times New Roman" w:cs="Times New Roman"/>
+        </w:rPr>
+        <w:t>penilaian</w:t>
+      </w:r>
+      <w:proofErr w:type="spellEnd"/>
+      <w:r>
+        <w:rPr>
+          <w:rFonts w:ascii="Times New Roman" w:hAnsi="Times New Roman" w:cs="Times New Roman"/>
+        </w:rPr>
+        <w:t xml:space="preserve">, dan </w:t>
+      </w:r>
+      <w:proofErr w:type="spellStart"/>
+      <w:r>
+        <w:rPr>
+          <w:rFonts w:ascii="Times New Roman" w:hAnsi="Times New Roman" w:cs="Times New Roman"/>
+        </w:rPr>
+        <w:t>evaluasi</w:t>
+      </w:r>
+      <w:proofErr w:type="spellEnd"/>
+      <w:r>
+        <w:rPr>
+          <w:rFonts w:ascii="Times New Roman" w:hAnsi="Times New Roman" w:cs="Times New Roman"/>
+        </w:rPr>
+        <w:t>.”</w:t>
+      </w:r>
+      <w:r>
+        <w:rPr>
+          <w:rFonts w:ascii="Times New Roman" w:hAnsi="Times New Roman" w:cs="Times New Roman"/>
+        </w:rPr>
+        <w:br/>
+      </w:r>
+      <w:r>
+        <w:rPr>
+          <w:rFonts w:ascii="Times New Roman" w:hAnsi="Times New Roman" w:cs="Times New Roman"/>
+        </w:rPr>
+        <w:fldChar w:fldCharType="begin" w:fldLock="1"/>
+      </w:r>
+      <w:r>
+        <w:rPr>
+          <w:rFonts w:ascii="Times New Roman" w:hAnsi="Times New Roman" w:cs="Times New Roman"/>
+        </w:rPr>
+        <w:instrText>ADDIN CSL_CITATION {"citationItems":[{"id":"ITEM-1","itemData":{"author":[{"dropping-particle":"","family":"Febriana","given":"Rina","non-dropping-particle":"","parse-names":false,"suffix":""}],"id":"ITEM-1","issued":{"date-parts":[["2019"]]},"title":"Evaluasi Pembelajaran","type":"article-journal"},"uris":["http://www.mendeley.com/documents/?uuid=2ddd2155-42db-40c3-8730-53bfa949ab88"]}],"mendeley":{"formattedCitation":"(Febriana, 2019b)","plainTextFormattedCitation":"(Febriana, 2019b)","previouslyFormattedCitation":"(Febriana, 2019b)"},"properties":{"noteIndex":0},"schema":"https://github.com/citation-style-language/schema/raw/master/csl-citation.json"}</w:instrText>
+      </w:r>
+      <w:r>
+        <w:rPr>
+          <w:rFonts w:ascii="Times New Roman" w:hAnsi="Times New Roman" w:cs="Times New Roman"/>
+        </w:rPr>
+        <w:fldChar w:fldCharType="separate"/>
+      </w:r>
+      <w:r>
+        <w:rPr>
+          <w:rFonts w:ascii="Times New Roman" w:hAnsi="Times New Roman" w:cs="Times New Roman"/>
+          <w:noProof/>
+        </w:rPr>
+        <w:t>(Febriana, 2019b)</w:t>
+      </w:r>
+      <w:r>
+        <w:rPr>
+          <w:rFonts w:ascii="Times New Roman" w:hAnsi="Times New Roman" w:cs="Times New Roman"/>
+        </w:rPr>
+        <w:fldChar w:fldCharType="end"/>
+      </w:r>
+    </w:p>
+    <w:p>
+      <w:pPr>
+        <w:rPr>
+          <w:rFonts w:ascii="Times New Roman" w:hAnsi="Times New Roman" w:cs="Times New Roman"/>
+        </w:rPr>
+      </w:pPr>
+      <w:r>
+        <w:rPr>
+          <w:rFonts w:ascii="Times New Roman" w:hAnsi="Times New Roman" w:cs="Times New Roman"/>
+        </w:rPr>
+        <w:t>Dalam perencanaan pembelajaran, penting untuk mengetahui apakah peserta didik menguasai, mengingat, atau memahami hasil d</w:t>
+      </w:r>
+      <w:proofErr w:type="spellStart"/>
+      <w:r>
+        <w:rPr>
+          <w:rFonts w:ascii="Times New Roman" w:hAnsi="Times New Roman" w:cs="Times New Roman"/>
+        </w:rPr>
+        <w:t>ari</w:t>
+      </w:r>
+      <w:proofErr w:type="spellEnd"/>
+      <w:r>
+        <w:rPr>
+          <w:rFonts w:ascii="Times New Roman" w:hAnsi="Times New Roman" w:cs="Times New Roman"/>
+        </w:rPr>
+        <w:t xml:space="preserve"> </w:t>
+      </w:r>
+      <w:proofErr w:type="spellStart"/>
+      <w:r>
+        <w:rPr>
+          <w:rFonts w:ascii="Times New Roman" w:hAnsi="Times New Roman" w:cs="Times New Roman"/>
+        </w:rPr>
+        <w:t>suatu</w:t>
+      </w:r>
+      <w:proofErr w:type="spellEnd"/>
+      <w:r>
+        <w:rPr>
+          <w:rFonts w:ascii="Times New Roman" w:hAnsi="Times New Roman" w:cs="Times New Roman"/>
+        </w:rPr>
+        <w:t xml:space="preserve"> </w:t>
+      </w:r>
+      <w:proofErr w:type="spellStart"/>
+      <w:r>
+        <w:rPr>
+          <w:rFonts w:ascii="Times New Roman" w:hAnsi="Times New Roman" w:cs="Times New Roman"/>
+        </w:rPr>
+        <w:t>pembelajaran</w:t>
+      </w:r>
+      <w:proofErr w:type="spellEnd"/>
+      <w:r>
+        <w:rPr>
+          <w:rFonts w:ascii="Times New Roman" w:hAnsi="Times New Roman" w:cs="Times New Roman"/>
+        </w:rPr>
+        <w:t>.</w:t>
+      </w:r>
+    </w:p>
+    <w:p>
+      <w:pPr>
+        <w:rPr>
+          <w:rFonts w:ascii="Times New Roman" w:hAnsi="Times New Roman" w:cs="Times New Roman"/>
+        </w:rPr>
+      </w:pPr>
+      <w:proofErr w:type="spellStart"/>
+      <w:r>
+        <w:rPr>
+          <w:rFonts w:ascii="Times New Roman" w:hAnsi="Times New Roman" w:cs="Times New Roman"/>
+        </w:rPr>
+        <w:t>Untuk</w:t>
+      </w:r>
+      <w:proofErr w:type="spellEnd"/>
+      <w:r>
+        <w:rPr>
+          <w:rFonts w:ascii="Times New Roman" w:hAnsi="Times New Roman" w:cs="Times New Roman"/>
+        </w:rPr>
+        <w:t xml:space="preserve"> </w:t>
+      </w:r>
+      <w:proofErr w:type="spellStart"/>
+      <w:r>
+        <w:rPr>
+          <w:rFonts w:ascii="Times New Roman" w:hAnsi="Times New Roman" w:cs="Times New Roman"/>
+        </w:rPr>
+        <w:t>mengetahui</w:t>
+      </w:r>
+      <w:proofErr w:type="spellEnd"/>
+      <w:r>
+        <w:rPr>
+          <w:rFonts w:ascii="Times New Roman" w:hAnsi="Times New Roman" w:cs="Times New Roman"/>
+        </w:rPr>
+        <w:t xml:space="preserve"> </w:t>
+      </w:r>
+      <w:proofErr w:type="spellStart"/>
+      <w:r>
+        <w:rPr>
+          <w:rFonts w:ascii="Times New Roman" w:hAnsi="Times New Roman" w:cs="Times New Roman"/>
+        </w:rPr>
+        <w:t>apakah</w:t>
+      </w:r>
+      <w:proofErr w:type="spellEnd"/>
+      <w:r>
+        <w:rPr>
+          <w:rFonts w:ascii="Times New Roman" w:hAnsi="Times New Roman" w:cs="Times New Roman"/>
+        </w:rPr>
+        <w:t xml:space="preserve"> </w:t>
+      </w:r>
+      <w:proofErr w:type="spellStart"/>
+      <w:r>
+        <w:rPr>
+          <w:rFonts w:ascii="Times New Roman" w:hAnsi="Times New Roman" w:cs="Times New Roman"/>
+        </w:rPr>
+        <w:t>suatu</w:t>
+      </w:r>
+      <w:proofErr w:type="spellEnd"/>
+      <w:r>
+        <w:rPr>
+          <w:rFonts w:ascii="Times New Roman" w:hAnsi="Times New Roman" w:cs="Times New Roman"/>
+        </w:rPr>
+        <w:t xml:space="preserve"> proses </w:t>
+      </w:r>
+      <w:proofErr w:type="spellStart"/>
+      <w:r>
+        <w:rPr>
+          <w:rFonts w:ascii="Times New Roman" w:hAnsi="Times New Roman" w:cs="Times New Roman"/>
+        </w:rPr>
+        <w:t>berjalan</w:t>
+      </w:r>
+      <w:proofErr w:type="spellEnd"/>
+      <w:r>
+        <w:rPr>
+          <w:rFonts w:ascii="Times New Roman" w:hAnsi="Times New Roman" w:cs="Times New Roman"/>
+        </w:rPr>
+        <w:t xml:space="preserve"> </w:t>
+      </w:r>
+      <w:proofErr w:type="spellStart"/>
+      <w:r>
+        <w:rPr>
+          <w:rFonts w:ascii="Times New Roman" w:hAnsi="Times New Roman" w:cs="Times New Roman"/>
+        </w:rPr>
+        <w:t>sesuai</w:t>
+      </w:r>
+      <w:proofErr w:type="spellEnd"/>
+      <w:r>
+        <w:rPr>
+          <w:rFonts w:ascii="Times New Roman" w:hAnsi="Times New Roman" w:cs="Times New Roman"/>
+        </w:rPr>
+        <w:t xml:space="preserve"> </w:t>
+      </w:r>
+      <w:proofErr w:type="spellStart"/>
+      <w:r>
+        <w:rPr>
+          <w:rFonts w:ascii="Times New Roman" w:hAnsi="Times New Roman" w:cs="Times New Roman"/>
+        </w:rPr>
+        <w:t>dengan</w:t>
+      </w:r>
+      <w:proofErr w:type="spellEnd"/>
+      <w:r>
+        <w:rPr>
+          <w:rFonts w:ascii="Times New Roman" w:hAnsi="Times New Roman" w:cs="Times New Roman"/>
+        </w:rPr>
+        <w:t xml:space="preserve"> </w:t>
+      </w:r>
+      <w:proofErr w:type="spellStart"/>
+      <w:r>
+        <w:rPr>
+          <w:rFonts w:ascii="Times New Roman" w:hAnsi="Times New Roman" w:cs="Times New Roman"/>
+        </w:rPr>
+        <w:t>perencanaan</w:t>
+      </w:r>
+      <w:proofErr w:type="spellEnd"/>
+      <w:r>
+        <w:rPr>
+          <w:rFonts w:ascii="Times New Roman" w:hAnsi="Times New Roman" w:cs="Times New Roman"/>
+        </w:rPr>
+        <w:t xml:space="preserve"> </w:t>
+      </w:r>
+      <w:proofErr w:type="spellStart"/>
+      <w:r>
+        <w:rPr>
+          <w:rFonts w:ascii="Times New Roman" w:hAnsi="Times New Roman" w:cs="Times New Roman"/>
+        </w:rPr>
+        <w:t>atau</w:t>
+      </w:r>
+      <w:proofErr w:type="spellEnd"/>
+      <w:r>
+        <w:rPr>
+          <w:rFonts w:ascii="Times New Roman" w:hAnsi="Times New Roman" w:cs="Times New Roman"/>
+        </w:rPr>
+        <w:t xml:space="preserve"> </w:t>
+      </w:r>
+      <w:proofErr w:type="spellStart"/>
+      <w:r>
+        <w:rPr>
+          <w:rFonts w:ascii="Times New Roman" w:hAnsi="Times New Roman" w:cs="Times New Roman"/>
+        </w:rPr>
+        <w:t>tidak</w:t>
+      </w:r>
+      <w:proofErr w:type="spellEnd"/>
+      <w:r>
+        <w:rPr>
+          <w:rFonts w:ascii="Times New Roman" w:hAnsi="Times New Roman" w:cs="Times New Roman"/>
+        </w:rPr>
+        <w:t xml:space="preserve">, </w:t>
+      </w:r>
+      <w:proofErr w:type="spellStart"/>
+      <w:r>
+        <w:rPr>
+          <w:rFonts w:ascii="Times New Roman" w:hAnsi="Times New Roman" w:cs="Times New Roman"/>
+        </w:rPr>
+        <w:t>maka</w:t>
+      </w:r>
+      <w:proofErr w:type="spellEnd"/>
+      <w:r>
+        <w:rPr>
+          <w:rFonts w:ascii="Times New Roman" w:hAnsi="Times New Roman" w:cs="Times New Roman"/>
+        </w:rPr>
+        <w:t xml:space="preserve"> </w:t>
+      </w:r>
+      <w:proofErr w:type="spellStart"/>
+      <w:r>
+        <w:rPr>
+          <w:rFonts w:ascii="Times New Roman" w:hAnsi="Times New Roman" w:cs="Times New Roman"/>
+        </w:rPr>
+        <w:t>diperlukan</w:t>
+      </w:r>
+      <w:proofErr w:type="spellEnd"/>
+      <w:r>
+        <w:rPr>
+          <w:rFonts w:ascii="Times New Roman" w:hAnsi="Times New Roman" w:cs="Times New Roman"/>
+        </w:rPr>
+        <w:t xml:space="preserve"> proses </w:t>
+      </w:r>
+      <w:proofErr w:type="spellStart"/>
+      <w:r>
+        <w:rPr>
+          <w:rFonts w:ascii="Times New Roman" w:hAnsi="Times New Roman" w:cs="Times New Roman"/>
+        </w:rPr>
+        <w:t>evaluasi</w:t>
+      </w:r>
+      <w:proofErr w:type="spellEnd"/>
+      <w:r>
+        <w:rPr>
+          <w:rFonts w:ascii="Times New Roman" w:hAnsi="Times New Roman" w:cs="Times New Roman"/>
+        </w:rPr>
+        <w:t>.</w:t>
+      </w:r>
+      <w:r>
+        <w:rPr>
+          <w:rFonts w:ascii="Times New Roman" w:hAnsi="Times New Roman" w:cs="Times New Roman"/>
+        </w:rPr>
+        <w:br/>
+        <w:t>“</w:t>
+      </w:r>
+      <w:proofErr w:type="spellStart"/>
+      <w:r>
+        <w:rPr>
+          <w:rFonts w:ascii="Times New Roman" w:hAnsi="Times New Roman" w:cs="Times New Roman"/>
+        </w:rPr>
+        <w:t>Evaluasi</w:t>
+      </w:r>
+      <w:proofErr w:type="spellEnd"/>
+      <w:r>
+        <w:rPr>
+          <w:rFonts w:ascii="Times New Roman" w:hAnsi="Times New Roman" w:cs="Times New Roman"/>
+        </w:rPr>
+        <w:t xml:space="preserve"> </w:t>
+      </w:r>
+      <w:proofErr w:type="spellStart"/>
+      <w:r>
+        <w:rPr>
+          <w:rFonts w:ascii="Times New Roman" w:hAnsi="Times New Roman" w:cs="Times New Roman"/>
+        </w:rPr>
+        <w:t>adalah</w:t>
+      </w:r>
+      <w:proofErr w:type="spellEnd"/>
+      <w:r>
+        <w:rPr>
+          <w:rFonts w:ascii="Times New Roman" w:hAnsi="Times New Roman" w:cs="Times New Roman"/>
+        </w:rPr>
+        <w:t xml:space="preserve"> </w:t>
+      </w:r>
+      <w:proofErr w:type="spellStart"/>
+      <w:r>
+        <w:rPr>
+          <w:rFonts w:ascii="Times New Roman" w:hAnsi="Times New Roman" w:cs="Times New Roman"/>
+        </w:rPr>
+        <w:t>penilaian</w:t>
+      </w:r>
+      <w:proofErr w:type="spellEnd"/>
+      <w:r>
+        <w:rPr>
+          <w:rFonts w:ascii="Times New Roman" w:hAnsi="Times New Roman" w:cs="Times New Roman"/>
+        </w:rPr>
+        <w:t xml:space="preserve"> yang </w:t>
+      </w:r>
+      <w:proofErr w:type="spellStart"/>
+      <w:r>
+        <w:rPr>
+          <w:rFonts w:ascii="Times New Roman" w:hAnsi="Times New Roman" w:cs="Times New Roman"/>
+        </w:rPr>
+        <w:t>sistematik</w:t>
+      </w:r>
+      <w:proofErr w:type="spellEnd"/>
+      <w:r>
+        <w:rPr>
+          <w:rFonts w:ascii="Times New Roman" w:hAnsi="Times New Roman" w:cs="Times New Roman"/>
+        </w:rPr>
+        <w:t xml:space="preserve"> </w:t>
+      </w:r>
+      <w:proofErr w:type="spellStart"/>
+      <w:r>
+        <w:rPr>
+          <w:rFonts w:ascii="Times New Roman" w:hAnsi="Times New Roman" w:cs="Times New Roman"/>
+        </w:rPr>
+        <w:t>tentang</w:t>
+      </w:r>
+      <w:proofErr w:type="spellEnd"/>
+      <w:r>
+        <w:rPr>
+          <w:rFonts w:ascii="Times New Roman" w:hAnsi="Times New Roman" w:cs="Times New Roman"/>
+        </w:rPr>
+        <w:t xml:space="preserve"> </w:t>
+      </w:r>
+      <w:proofErr w:type="spellStart"/>
+      <w:r>
+        <w:rPr>
+          <w:rFonts w:ascii="Times New Roman" w:hAnsi="Times New Roman" w:cs="Times New Roman"/>
+        </w:rPr>
+        <w:t>manfaat</w:t>
+      </w:r>
+      <w:proofErr w:type="spellEnd"/>
+      <w:r>
+        <w:rPr>
+          <w:rFonts w:ascii="Times New Roman" w:hAnsi="Times New Roman" w:cs="Times New Roman"/>
+        </w:rPr>
+        <w:t xml:space="preserve"> </w:t>
+      </w:r>
+      <w:proofErr w:type="spellStart"/>
+      <w:r>
+        <w:rPr>
+          <w:rFonts w:ascii="Times New Roman" w:hAnsi="Times New Roman" w:cs="Times New Roman"/>
+        </w:rPr>
+        <w:t>atau</w:t>
+      </w:r>
+      <w:proofErr w:type="spellEnd"/>
+      <w:r>
+        <w:rPr>
+          <w:rFonts w:ascii="Times New Roman" w:hAnsi="Times New Roman" w:cs="Times New Roman"/>
+        </w:rPr>
+        <w:t xml:space="preserve"> </w:t>
+      </w:r>
+      <w:proofErr w:type="spellStart"/>
+      <w:r>
+        <w:rPr>
+          <w:rFonts w:ascii="Times New Roman" w:hAnsi="Times New Roman" w:cs="Times New Roman"/>
+        </w:rPr>
+        <w:t>kegunaan</w:t>
+      </w:r>
+      <w:proofErr w:type="spellEnd"/>
+      <w:r>
+        <w:rPr>
+          <w:rFonts w:ascii="Times New Roman" w:hAnsi="Times New Roman" w:cs="Times New Roman"/>
+        </w:rPr>
+        <w:t xml:space="preserve"> </w:t>
+      </w:r>
+      <w:proofErr w:type="spellStart"/>
+      <w:r>
+        <w:rPr>
+          <w:rFonts w:ascii="Times New Roman" w:hAnsi="Times New Roman" w:cs="Times New Roman"/>
+        </w:rPr>
+        <w:t>suatu</w:t>
+      </w:r>
+      <w:proofErr w:type="spellEnd"/>
+      <w:r>
+        <w:rPr>
+          <w:rFonts w:ascii="Times New Roman" w:hAnsi="Times New Roman" w:cs="Times New Roman"/>
+        </w:rPr>
+        <w:t xml:space="preserve"> </w:t>
+      </w:r>
+      <w:proofErr w:type="spellStart"/>
+      <w:r>
+        <w:rPr>
+          <w:rFonts w:ascii="Times New Roman" w:hAnsi="Times New Roman" w:cs="Times New Roman"/>
+        </w:rPr>
+        <w:t>objek</w:t>
+      </w:r>
+      <w:proofErr w:type="spellEnd"/>
+      <w:r>
+        <w:rPr>
+          <w:rFonts w:ascii="Times New Roman" w:hAnsi="Times New Roman" w:cs="Times New Roman"/>
+        </w:rPr>
+        <w:t xml:space="preserve"> (</w:t>
+      </w:r>
+      <w:proofErr w:type="spellStart"/>
+      <w:r>
+        <w:rPr>
+          <w:rFonts w:ascii="Times New Roman" w:hAnsi="Times New Roman" w:cs="Times New Roman"/>
+        </w:rPr>
+        <w:t>Menhress</w:t>
+      </w:r>
+      <w:proofErr w:type="spellEnd"/>
+      <w:r>
+        <w:rPr>
+          <w:rFonts w:ascii="Times New Roman" w:hAnsi="Times New Roman" w:cs="Times New Roman"/>
+        </w:rPr>
+        <w:t xml:space="preserve"> &amp; Lehmann, 1991). Dalam </w:t>
+      </w:r>
+      <w:proofErr w:type="spellStart"/>
+      <w:r>
+        <w:rPr>
+          <w:rFonts w:ascii="Times New Roman" w:hAnsi="Times New Roman" w:cs="Times New Roman"/>
+        </w:rPr>
+        <w:t>melakukan</w:t>
+      </w:r>
+      <w:proofErr w:type="spellEnd"/>
+      <w:r>
+        <w:rPr>
+          <w:rFonts w:ascii="Times New Roman" w:hAnsi="Times New Roman" w:cs="Times New Roman"/>
+        </w:rPr>
+        <w:t xml:space="preserve"> </w:t>
+      </w:r>
+      <w:proofErr w:type="spellStart"/>
+      <w:r>
+        <w:rPr>
+          <w:rFonts w:ascii="Times New Roman" w:hAnsi="Times New Roman" w:cs="Times New Roman"/>
+        </w:rPr>
+        <w:t>evaluasi</w:t>
+      </w:r>
+      <w:proofErr w:type="spellEnd"/>
+      <w:r>
+        <w:rPr>
+          <w:rFonts w:ascii="Times New Roman" w:hAnsi="Times New Roman" w:cs="Times New Roman"/>
+        </w:rPr>
+        <w:t xml:space="preserve"> </w:t>
+      </w:r>
+      <w:proofErr w:type="spellStart"/>
+      <w:r>
+        <w:rPr>
+          <w:rFonts w:ascii="Times New Roman" w:hAnsi="Times New Roman" w:cs="Times New Roman"/>
+        </w:rPr>
+        <w:t>terdapat</w:t>
+      </w:r>
+      <w:proofErr w:type="spellEnd"/>
+      <w:r>
+        <w:rPr>
+          <w:rFonts w:ascii="Times New Roman" w:hAnsi="Times New Roman" w:cs="Times New Roman"/>
+        </w:rPr>
+        <w:t xml:space="preserve"> judgment </w:t>
+      </w:r>
+      <w:proofErr w:type="spellStart"/>
+      <w:r>
+        <w:rPr>
+          <w:rFonts w:ascii="Times New Roman" w:hAnsi="Times New Roman" w:cs="Times New Roman"/>
+        </w:rPr>
+        <w:t>untuk</w:t>
+      </w:r>
+      <w:proofErr w:type="spellEnd"/>
+      <w:r>
+        <w:rPr>
+          <w:rFonts w:ascii="Times New Roman" w:hAnsi="Times New Roman" w:cs="Times New Roman"/>
+        </w:rPr>
+        <w:t xml:space="preserve"> </w:t>
+      </w:r>
+      <w:proofErr w:type="spellStart"/>
+      <w:r>
+        <w:rPr>
+          <w:rFonts w:ascii="Times New Roman" w:hAnsi="Times New Roman" w:cs="Times New Roman"/>
+        </w:rPr>
+        <w:t>menentukan</w:t>
+      </w:r>
+      <w:proofErr w:type="spellEnd"/>
+      <w:r>
+        <w:rPr>
+          <w:rFonts w:ascii="Times New Roman" w:hAnsi="Times New Roman" w:cs="Times New Roman"/>
+        </w:rPr>
+        <w:t xml:space="preserve"> </w:t>
+      </w:r>
+      <w:proofErr w:type="spellStart"/>
+      <w:r>
+        <w:rPr>
+          <w:rFonts w:ascii="Times New Roman" w:hAnsi="Times New Roman" w:cs="Times New Roman"/>
+        </w:rPr>
+        <w:t>nilai</w:t>
+      </w:r>
+      <w:proofErr w:type="spellEnd"/>
+      <w:r>
+        <w:rPr>
+          <w:rFonts w:ascii="Times New Roman" w:hAnsi="Times New Roman" w:cs="Times New Roman"/>
+        </w:rPr>
+        <w:t xml:space="preserve"> </w:t>
+      </w:r>
+      <w:proofErr w:type="spellStart"/>
+      <w:r>
+        <w:rPr>
+          <w:rFonts w:ascii="Times New Roman" w:hAnsi="Times New Roman" w:cs="Times New Roman"/>
+        </w:rPr>
+        <w:t>suatu</w:t>
+      </w:r>
+      <w:proofErr w:type="spellEnd"/>
+      <w:r>
+        <w:rPr>
+          <w:rFonts w:ascii="Times New Roman" w:hAnsi="Times New Roman" w:cs="Times New Roman"/>
+        </w:rPr>
+        <w:t xml:space="preserve"> program yang </w:t>
+      </w:r>
+      <w:proofErr w:type="spellStart"/>
+      <w:r>
+        <w:rPr>
+          <w:rFonts w:ascii="Times New Roman" w:hAnsi="Times New Roman" w:cs="Times New Roman"/>
+        </w:rPr>
+        <w:t>sedikit</w:t>
+      </w:r>
+      <w:proofErr w:type="spellEnd"/>
+      <w:r>
+        <w:rPr>
+          <w:rFonts w:ascii="Times New Roman" w:hAnsi="Times New Roman" w:cs="Times New Roman"/>
+        </w:rPr>
+        <w:t xml:space="preserve"> </w:t>
+      </w:r>
+      <w:proofErr w:type="spellStart"/>
+      <w:r>
+        <w:rPr>
+          <w:rFonts w:ascii="Times New Roman" w:hAnsi="Times New Roman" w:cs="Times New Roman"/>
+        </w:rPr>
+        <w:t>banyak</w:t>
+      </w:r>
+      <w:proofErr w:type="spellEnd"/>
+      <w:r>
+        <w:rPr>
+          <w:rFonts w:ascii="Times New Roman" w:hAnsi="Times New Roman" w:cs="Times New Roman"/>
+        </w:rPr>
+        <w:t xml:space="preserve"> </w:t>
+      </w:r>
+      <w:proofErr w:type="spellStart"/>
+      <w:r>
+        <w:rPr>
+          <w:rFonts w:ascii="Times New Roman" w:hAnsi="Times New Roman" w:cs="Times New Roman"/>
+        </w:rPr>
+        <w:t>mengandung</w:t>
+      </w:r>
+      <w:proofErr w:type="spellEnd"/>
+      <w:r>
+        <w:rPr>
+          <w:rFonts w:ascii="Times New Roman" w:hAnsi="Times New Roman" w:cs="Times New Roman"/>
+        </w:rPr>
+        <w:t xml:space="preserve"> </w:t>
+      </w:r>
+      <w:proofErr w:type="spellStart"/>
+      <w:r>
+        <w:rPr>
+          <w:rFonts w:ascii="Times New Roman" w:hAnsi="Times New Roman" w:cs="Times New Roman"/>
+        </w:rPr>
+        <w:t>unsur</w:t>
+      </w:r>
+      <w:proofErr w:type="spellEnd"/>
+      <w:r>
+        <w:rPr>
+          <w:rFonts w:ascii="Times New Roman" w:hAnsi="Times New Roman" w:cs="Times New Roman"/>
+        </w:rPr>
+        <w:t xml:space="preserve"> </w:t>
+      </w:r>
+      <w:proofErr w:type="spellStart"/>
+      <w:r>
+        <w:rPr>
+          <w:rFonts w:ascii="Times New Roman" w:hAnsi="Times New Roman" w:cs="Times New Roman"/>
+        </w:rPr>
+        <w:t>subjektif</w:t>
+      </w:r>
+      <w:proofErr w:type="spellEnd"/>
+      <w:r>
+        <w:rPr>
+          <w:rFonts w:ascii="Times New Roman" w:hAnsi="Times New Roman" w:cs="Times New Roman"/>
+        </w:rPr>
+        <w:t>.”</w:t>
+      </w:r>
+      <w:r>
+        <w:rPr>
+          <w:rFonts w:ascii="Times New Roman" w:hAnsi="Times New Roman" w:cs="Times New Roman"/>
+        </w:rPr>
+        <w:br/>
+      </w:r>
+      <w:r>
+        <w:rPr>
+          <w:rFonts w:ascii="Times New Roman" w:hAnsi="Times New Roman" w:cs="Times New Roman"/>
+        </w:rPr>
+        <w:fldChar w:fldCharType="begin" w:fldLock="1"/>
+      </w:r>
+      <w:r>
+        <w:rPr>
+          <w:rFonts w:ascii="Times New Roman" w:hAnsi="Times New Roman" w:cs="Times New Roman"/>
+        </w:rPr>
+        <w:instrText>ADDIN CSL_CITATION {"citationItems":[{"id":"ITEM-1","itemData":{"author":[{"dropping-particle":"","family":"Febriana","given":"Rina","non-dropping-particle":"","parse-names":false,"suffix":""}],"id":"ITEM-1","issued":{"date-parts":[["2019"]]},"title":"Evaluasi Pembelajaran","type":"article-journal"},"uris":["http://www.mendeley.com/documents/?uuid=2ddd2155-42db-40c3-8730-53bfa949ab88"]}],"mendeley":{"formattedCitation":"(Febriana, 2019b)","plainTextFormattedCitation":"(Febriana, 2019b)","previouslyFormattedCitation":"(Febriana, 2019b)"},"properties":{"noteIndex":0},"schema":"https://github.com/citation-style-language/schema/raw/master/csl-citation.json"}</w:instrText>
+      </w:r>
+      <w:r>
+        <w:rPr>
+          <w:rFonts w:ascii="Times New Roman" w:hAnsi="Times New Roman" w:cs="Times New Roman"/>
+        </w:rPr>
+        <w:fldChar w:fldCharType="separate"/>
+      </w:r>
+      <w:r>
+        <w:rPr>
+          <w:rFonts w:ascii="Times New Roman" w:hAnsi="Times New Roman" w:cs="Times New Roman"/>
+          <w:noProof/>
+        </w:rPr>
+        <w:t>(Febriana, 2019b)</w:t>
+      </w:r>
+      <w:r>
+        <w:rPr>
+          <w:rFonts w:ascii="Times New Roman" w:hAnsi="Times New Roman" w:cs="Times New Roman"/>
+        </w:rPr>
+        <w:fldChar w:fldCharType="end"/>
+      </w:r>
+    </w:p>
+    <w:p>
+      <w:pPr>
+        <w:rPr>
+          <w:rFonts w:ascii="Times New Roman" w:hAnsi="Times New Roman" w:cs="Times New Roman"/>
+        </w:rPr>
+      </w:pPr>
+      <w:r>
+        <w:rPr>
+          <w:rFonts w:ascii="Times New Roman" w:hAnsi="Times New Roman" w:cs="Times New Roman"/>
+        </w:rPr>
+        <w:t>Sehingga evaluasi pembelajaran berperan sebagai alat untuk menilai keberhasilan proses pembelajaran.</w:t>
+      </w:r>
+    </w:p>
+    <w:p>
+      <w:pPr>
+        <w:rPr>
+          <w:rFonts w:ascii="Times New Roman" w:hAnsi="Times New Roman" w:cs="Times New Roman"/>
+          <w:sz w:val="24"/>
+          <w:szCs w:val="24"/>
+        </w:rPr>
+      </w:pPr>
+      <w:r>
+        <w:rPr>
+          <w:rStyle w:val="Strong"/>
+          <w:rFonts w:ascii="Times New Roman" w:hAnsi="Times New Roman" w:cs="Times New Roman"/>
+          <w:sz w:val="24"/>
+          <w:szCs w:val="24"/>
+        </w:rPr>
+        <w:t>2.2.2 Microsoft Excel</w:t>
+      </w:r>
+    </w:p>
+    <w:p>
+      <w:pPr>
+        <w:rPr>
+          <w:rFonts w:ascii="Times New Roman" w:hAnsi="Times New Roman" w:cs="Times New Roman"/>
+        </w:rPr>
+      </w:pPr>
+      <w:r>
+        <w:rPr>
+          <w:rFonts w:ascii="Times New Roman" w:hAnsi="Times New Roman" w:cs="Times New Roman"/>
+        </w:rPr>
+        <w:t xml:space="preserve">Excel </w:t>
+      </w:r>
+      <w:proofErr w:type="spellStart"/>
+      <w:r>
+        <w:rPr>
+          <w:rFonts w:ascii="Times New Roman" w:hAnsi="Times New Roman" w:cs="Times New Roman"/>
+        </w:rPr>
+        <w:t>adalah</w:t>
+      </w:r>
+      <w:proofErr w:type="spellEnd"/>
+      <w:r>
+        <w:rPr>
+          <w:rFonts w:ascii="Times New Roman" w:hAnsi="Times New Roman" w:cs="Times New Roman"/>
+        </w:rPr>
+        <w:t xml:space="preserve"> </w:t>
+      </w:r>
+      <w:proofErr w:type="spellStart"/>
+      <w:r>
+        <w:rPr>
+          <w:rFonts w:ascii="Times New Roman" w:hAnsi="Times New Roman" w:cs="Times New Roman"/>
+        </w:rPr>
+        <w:t>aplikasi</w:t>
+      </w:r>
+      <w:proofErr w:type="spellEnd"/>
+      <w:r>
+        <w:rPr>
+          <w:rFonts w:ascii="Times New Roman" w:hAnsi="Times New Roman" w:cs="Times New Roman"/>
+        </w:rPr>
+        <w:t xml:space="preserve"> yang </w:t>
+      </w:r>
+      <w:proofErr w:type="spellStart"/>
+      <w:r>
+        <w:rPr>
+          <w:rFonts w:ascii="Times New Roman" w:hAnsi="Times New Roman" w:cs="Times New Roman"/>
+        </w:rPr>
+        <w:t>didistribusikan</w:t>
+      </w:r>
+      <w:proofErr w:type="spellEnd"/>
+      <w:r>
+        <w:rPr>
+          <w:rFonts w:ascii="Times New Roman" w:hAnsi="Times New Roman" w:cs="Times New Roman"/>
+        </w:rPr>
+        <w:t xml:space="preserve"> oleh Microsoft dan </w:t>
+      </w:r>
+      <w:proofErr w:type="spellStart"/>
+      <w:r>
+        <w:rPr>
+          <w:rFonts w:ascii="Times New Roman" w:hAnsi="Times New Roman" w:cs="Times New Roman"/>
+        </w:rPr>
+        <w:t>termasuk</w:t>
+      </w:r>
+      <w:proofErr w:type="spellEnd"/>
+      <w:r>
+        <w:rPr>
+          <w:rFonts w:ascii="Times New Roman" w:hAnsi="Times New Roman" w:cs="Times New Roman"/>
+        </w:rPr>
+        <w:t xml:space="preserve"> </w:t>
+      </w:r>
+      <w:proofErr w:type="spellStart"/>
+      <w:r>
+        <w:rPr>
+          <w:rFonts w:ascii="Times New Roman" w:hAnsi="Times New Roman" w:cs="Times New Roman"/>
+        </w:rPr>
+        <w:t>dalam</w:t>
+      </w:r>
+      <w:proofErr w:type="spellEnd"/>
+      <w:r>
+        <w:rPr>
+          <w:rFonts w:ascii="Times New Roman" w:hAnsi="Times New Roman" w:cs="Times New Roman"/>
+        </w:rPr>
+        <w:t xml:space="preserve"> </w:t>
+      </w:r>
+      <w:proofErr w:type="spellStart"/>
+      <w:r>
+        <w:rPr>
+          <w:rFonts w:ascii="Times New Roman" w:hAnsi="Times New Roman" w:cs="Times New Roman"/>
+        </w:rPr>
+        <w:t>paket</w:t>
+      </w:r>
+      <w:proofErr w:type="spellEnd"/>
+      <w:r>
+        <w:rPr>
+          <w:rFonts w:ascii="Times New Roman" w:hAnsi="Times New Roman" w:cs="Times New Roman"/>
+        </w:rPr>
+        <w:t xml:space="preserve"> Microsoft Office. </w:t>
+      </w:r>
+      <w:proofErr w:type="spellStart"/>
+      <w:r>
+        <w:rPr>
+          <w:rFonts w:ascii="Times New Roman" w:hAnsi="Times New Roman" w:cs="Times New Roman"/>
+        </w:rPr>
+        <w:t>Secara</w:t>
+      </w:r>
+      <w:proofErr w:type="spellEnd"/>
+      <w:r>
+        <w:rPr>
+          <w:rFonts w:ascii="Times New Roman" w:hAnsi="Times New Roman" w:cs="Times New Roman"/>
+        </w:rPr>
+        <w:t xml:space="preserve"> </w:t>
+      </w:r>
+      <w:proofErr w:type="spellStart"/>
+      <w:r>
+        <w:rPr>
+          <w:rFonts w:ascii="Times New Roman" w:hAnsi="Times New Roman" w:cs="Times New Roman"/>
+        </w:rPr>
+        <w:t>historis</w:t>
+      </w:r>
+      <w:proofErr w:type="spellEnd"/>
+      <w:r>
+        <w:rPr>
+          <w:rFonts w:ascii="Times New Roman" w:hAnsi="Times New Roman" w:cs="Times New Roman"/>
+        </w:rPr>
+        <w:t xml:space="preserve">, Excel </w:t>
+      </w:r>
+      <w:proofErr w:type="spellStart"/>
+      <w:r>
+        <w:rPr>
+          <w:rFonts w:ascii="Times New Roman" w:hAnsi="Times New Roman" w:cs="Times New Roman"/>
+        </w:rPr>
+        <w:t>pertama</w:t>
+      </w:r>
+      <w:proofErr w:type="spellEnd"/>
+      <w:r>
+        <w:rPr>
+          <w:rFonts w:ascii="Times New Roman" w:hAnsi="Times New Roman" w:cs="Times New Roman"/>
+        </w:rPr>
+        <w:t xml:space="preserve"> kali </w:t>
+      </w:r>
+      <w:proofErr w:type="spellStart"/>
+      <w:r>
+        <w:rPr>
+          <w:rFonts w:ascii="Times New Roman" w:hAnsi="Times New Roman" w:cs="Times New Roman"/>
+        </w:rPr>
+        <w:t>dirilis</w:t>
+      </w:r>
+      <w:proofErr w:type="spellEnd"/>
+      <w:r>
+        <w:rPr>
+          <w:rFonts w:ascii="Times New Roman" w:hAnsi="Times New Roman" w:cs="Times New Roman"/>
+        </w:rPr>
+        <w:t xml:space="preserve"> pada </w:t>
+      </w:r>
+      <w:proofErr w:type="spellStart"/>
+      <w:r>
+        <w:rPr>
+          <w:rFonts w:ascii="Times New Roman" w:hAnsi="Times New Roman" w:cs="Times New Roman"/>
+        </w:rPr>
+        <w:t>tanggal</w:t>
+      </w:r>
+      <w:proofErr w:type="spellEnd"/>
+      <w:r>
+        <w:rPr>
+          <w:rFonts w:ascii="Times New Roman" w:hAnsi="Times New Roman" w:cs="Times New Roman"/>
+        </w:rPr>
+        <w:t xml:space="preserve"> 30 September 1985, </w:t>
+      </w:r>
+      <w:proofErr w:type="spellStart"/>
+      <w:r>
+        <w:rPr>
+          <w:rFonts w:ascii="Times New Roman" w:hAnsi="Times New Roman" w:cs="Times New Roman"/>
+        </w:rPr>
+        <w:t>bersamaan</w:t>
+      </w:r>
+      <w:proofErr w:type="spellEnd"/>
+      <w:r>
+        <w:rPr>
+          <w:rFonts w:ascii="Times New Roman" w:hAnsi="Times New Roman" w:cs="Times New Roman"/>
+        </w:rPr>
+        <w:t xml:space="preserve"> </w:t>
+      </w:r>
+      <w:proofErr w:type="spellStart"/>
+      <w:r>
+        <w:rPr>
+          <w:rFonts w:ascii="Times New Roman" w:hAnsi="Times New Roman" w:cs="Times New Roman"/>
+        </w:rPr>
+        <w:t>dengan</w:t>
+      </w:r>
+      <w:proofErr w:type="spellEnd"/>
+      <w:r>
+        <w:rPr>
+          <w:rFonts w:ascii="Times New Roman" w:hAnsi="Times New Roman" w:cs="Times New Roman"/>
+        </w:rPr>
+        <w:t xml:space="preserve"> </w:t>
+      </w:r>
+      <w:proofErr w:type="spellStart"/>
+      <w:r>
+        <w:rPr>
+          <w:rFonts w:ascii="Times New Roman" w:hAnsi="Times New Roman" w:cs="Times New Roman"/>
+        </w:rPr>
+        <w:t>pesaingnya</w:t>
+      </w:r>
+      <w:proofErr w:type="spellEnd"/>
+      <w:r>
+        <w:rPr>
+          <w:rFonts w:ascii="Times New Roman" w:hAnsi="Times New Roman" w:cs="Times New Roman"/>
+        </w:rPr>
+        <w:t xml:space="preserve"> yang </w:t>
+      </w:r>
+      <w:proofErr w:type="spellStart"/>
+      <w:r>
+        <w:rPr>
+          <w:rFonts w:ascii="Times New Roman" w:hAnsi="Times New Roman" w:cs="Times New Roman"/>
+        </w:rPr>
+        <w:t>telah</w:t>
+      </w:r>
+      <w:proofErr w:type="spellEnd"/>
+      <w:r>
+        <w:rPr>
+          <w:rFonts w:ascii="Times New Roman" w:hAnsi="Times New Roman" w:cs="Times New Roman"/>
+        </w:rPr>
+        <w:t xml:space="preserve"> </w:t>
+      </w:r>
+      <w:proofErr w:type="spellStart"/>
+      <w:r>
+        <w:rPr>
+          <w:rFonts w:ascii="Times New Roman" w:hAnsi="Times New Roman" w:cs="Times New Roman"/>
+        </w:rPr>
+        <w:t>lebih</w:t>
+      </w:r>
+      <w:proofErr w:type="spellEnd"/>
+      <w:r>
+        <w:rPr>
+          <w:rFonts w:ascii="Times New Roman" w:hAnsi="Times New Roman" w:cs="Times New Roman"/>
+        </w:rPr>
+        <w:t xml:space="preserve"> </w:t>
+      </w:r>
+      <w:proofErr w:type="spellStart"/>
+      <w:r>
+        <w:rPr>
+          <w:rFonts w:ascii="Times New Roman" w:hAnsi="Times New Roman" w:cs="Times New Roman"/>
+        </w:rPr>
+        <w:t>dahulu</w:t>
+      </w:r>
+      <w:proofErr w:type="spellEnd"/>
+      <w:r>
+        <w:rPr>
+          <w:rFonts w:ascii="Times New Roman" w:hAnsi="Times New Roman" w:cs="Times New Roman"/>
+        </w:rPr>
+        <w:t xml:space="preserve"> </w:t>
+      </w:r>
+      <w:proofErr w:type="spellStart"/>
+      <w:r>
+        <w:rPr>
+          <w:rFonts w:ascii="Times New Roman" w:hAnsi="Times New Roman" w:cs="Times New Roman"/>
+        </w:rPr>
+        <w:t>mendominasi</w:t>
+      </w:r>
+      <w:proofErr w:type="spellEnd"/>
+      <w:r>
+        <w:rPr>
+          <w:rFonts w:ascii="Times New Roman" w:hAnsi="Times New Roman" w:cs="Times New Roman"/>
+        </w:rPr>
+        <w:t xml:space="preserve"> pasar, </w:t>
+      </w:r>
+      <w:proofErr w:type="spellStart"/>
+      <w:r>
+        <w:rPr>
+          <w:rFonts w:ascii="Times New Roman" w:hAnsi="Times New Roman" w:cs="Times New Roman"/>
+        </w:rPr>
+        <w:t>yaitu</w:t>
+      </w:r>
+      <w:proofErr w:type="spellEnd"/>
+      <w:r>
+        <w:rPr>
+          <w:rFonts w:ascii="Times New Roman" w:hAnsi="Times New Roman" w:cs="Times New Roman"/>
+        </w:rPr>
+        <w:t xml:space="preserve"> Lotus 1-2-3.</w:t>
+      </w:r>
+    </w:p>
+    <w:p>
+      <w:pPr>
+        <w:rPr>
+          <w:rFonts w:ascii="Times New Roman" w:hAnsi="Times New Roman" w:cs="Times New Roman"/>
+        </w:rPr>
+      </w:pPr>
+      <w:r>
+        <w:rPr>
+          <w:rFonts w:ascii="Times New Roman" w:hAnsi="Times New Roman" w:cs="Times New Roman"/>
+        </w:rPr>
+        <w:t xml:space="preserve">Excel </w:t>
+      </w:r>
+      <w:proofErr w:type="spellStart"/>
+      <w:r>
+        <w:rPr>
+          <w:rFonts w:ascii="Times New Roman" w:hAnsi="Times New Roman" w:cs="Times New Roman"/>
+        </w:rPr>
+        <w:t>sangat</w:t>
+      </w:r>
+      <w:proofErr w:type="spellEnd"/>
+      <w:r>
+        <w:rPr>
+          <w:rFonts w:ascii="Times New Roman" w:hAnsi="Times New Roman" w:cs="Times New Roman"/>
+        </w:rPr>
+        <w:t xml:space="preserve"> </w:t>
+      </w:r>
+      <w:proofErr w:type="spellStart"/>
+      <w:r>
+        <w:rPr>
+          <w:rFonts w:ascii="Times New Roman" w:hAnsi="Times New Roman" w:cs="Times New Roman"/>
+        </w:rPr>
+        <w:t>mendukung</w:t>
+      </w:r>
+      <w:proofErr w:type="spellEnd"/>
+      <w:r>
+        <w:rPr>
+          <w:rFonts w:ascii="Times New Roman" w:hAnsi="Times New Roman" w:cs="Times New Roman"/>
+        </w:rPr>
+        <w:t xml:space="preserve"> </w:t>
+      </w:r>
+      <w:proofErr w:type="spellStart"/>
+      <w:r>
+        <w:rPr>
+          <w:rFonts w:ascii="Times New Roman" w:hAnsi="Times New Roman" w:cs="Times New Roman"/>
+        </w:rPr>
+        <w:t>pemrosesan</w:t>
+      </w:r>
+      <w:proofErr w:type="spellEnd"/>
+      <w:r>
+        <w:rPr>
+          <w:rFonts w:ascii="Times New Roman" w:hAnsi="Times New Roman" w:cs="Times New Roman"/>
+        </w:rPr>
+        <w:t xml:space="preserve"> data dan </w:t>
+      </w:r>
+      <w:proofErr w:type="spellStart"/>
+      <w:r>
+        <w:rPr>
+          <w:rFonts w:ascii="Times New Roman" w:hAnsi="Times New Roman" w:cs="Times New Roman"/>
+        </w:rPr>
+        <w:t>digunakan</w:t>
+      </w:r>
+      <w:proofErr w:type="spellEnd"/>
+      <w:r>
+        <w:rPr>
+          <w:rFonts w:ascii="Times New Roman" w:hAnsi="Times New Roman" w:cs="Times New Roman"/>
+        </w:rPr>
+        <w:t xml:space="preserve"> </w:t>
+      </w:r>
+      <w:proofErr w:type="spellStart"/>
+      <w:r>
+        <w:rPr>
+          <w:rFonts w:ascii="Times New Roman" w:hAnsi="Times New Roman" w:cs="Times New Roman"/>
+        </w:rPr>
+        <w:t>secara</w:t>
+      </w:r>
+      <w:proofErr w:type="spellEnd"/>
+      <w:r>
+        <w:rPr>
+          <w:rFonts w:ascii="Times New Roman" w:hAnsi="Times New Roman" w:cs="Times New Roman"/>
+        </w:rPr>
+        <w:t xml:space="preserve"> </w:t>
+      </w:r>
+      <w:proofErr w:type="spellStart"/>
+      <w:r>
+        <w:rPr>
+          <w:rFonts w:ascii="Times New Roman" w:hAnsi="Times New Roman" w:cs="Times New Roman"/>
+        </w:rPr>
+        <w:t>luas</w:t>
+      </w:r>
+      <w:proofErr w:type="spellEnd"/>
+      <w:r>
+        <w:rPr>
+          <w:rFonts w:ascii="Times New Roman" w:hAnsi="Times New Roman" w:cs="Times New Roman"/>
+        </w:rPr>
+        <w:t xml:space="preserve"> di </w:t>
+      </w:r>
+      <w:proofErr w:type="spellStart"/>
+      <w:r>
+        <w:rPr>
+          <w:rFonts w:ascii="Times New Roman" w:hAnsi="Times New Roman" w:cs="Times New Roman"/>
+        </w:rPr>
+        <w:t>berbagai</w:t>
+      </w:r>
+      <w:proofErr w:type="spellEnd"/>
+      <w:r>
+        <w:rPr>
+          <w:rFonts w:ascii="Times New Roman" w:hAnsi="Times New Roman" w:cs="Times New Roman"/>
+        </w:rPr>
+        <w:t xml:space="preserve"> </w:t>
+      </w:r>
+      <w:proofErr w:type="spellStart"/>
+      <w:r>
+        <w:rPr>
+          <w:rFonts w:ascii="Times New Roman" w:hAnsi="Times New Roman" w:cs="Times New Roman"/>
+        </w:rPr>
+        <w:t>bidang</w:t>
+      </w:r>
+      <w:proofErr w:type="spellEnd"/>
+      <w:r>
+        <w:rPr>
+          <w:rFonts w:ascii="Times New Roman" w:hAnsi="Times New Roman" w:cs="Times New Roman"/>
+        </w:rPr>
+        <w:t xml:space="preserve">, </w:t>
+      </w:r>
+      <w:proofErr w:type="spellStart"/>
+      <w:r>
+        <w:rPr>
+          <w:rFonts w:ascii="Times New Roman" w:hAnsi="Times New Roman" w:cs="Times New Roman"/>
+        </w:rPr>
+        <w:t>mulai</w:t>
+      </w:r>
+      <w:proofErr w:type="spellEnd"/>
+      <w:r>
+        <w:rPr>
+          <w:rFonts w:ascii="Times New Roman" w:hAnsi="Times New Roman" w:cs="Times New Roman"/>
+        </w:rPr>
+        <w:t xml:space="preserve"> </w:t>
+      </w:r>
+      <w:proofErr w:type="spellStart"/>
+      <w:r>
+        <w:rPr>
+          <w:rFonts w:ascii="Times New Roman" w:hAnsi="Times New Roman" w:cs="Times New Roman"/>
+        </w:rPr>
+        <w:t>dari</w:t>
+      </w:r>
+      <w:proofErr w:type="spellEnd"/>
+      <w:r>
+        <w:rPr>
+          <w:rFonts w:ascii="Times New Roman" w:hAnsi="Times New Roman" w:cs="Times New Roman"/>
+        </w:rPr>
+        <w:t xml:space="preserve"> </w:t>
+      </w:r>
+      <w:proofErr w:type="spellStart"/>
+      <w:r>
+        <w:rPr>
+          <w:rFonts w:ascii="Times New Roman" w:hAnsi="Times New Roman" w:cs="Times New Roman"/>
+        </w:rPr>
+        <w:t>administrasi</w:t>
+      </w:r>
+      <w:proofErr w:type="spellEnd"/>
+      <w:r>
+        <w:rPr>
+          <w:rFonts w:ascii="Times New Roman" w:hAnsi="Times New Roman" w:cs="Times New Roman"/>
+        </w:rPr>
+        <w:t xml:space="preserve">, </w:t>
+      </w:r>
+      <w:proofErr w:type="spellStart"/>
+      <w:r>
+        <w:rPr>
+          <w:rFonts w:ascii="Times New Roman" w:hAnsi="Times New Roman" w:cs="Times New Roman"/>
+        </w:rPr>
+        <w:t>rekapitulasi</w:t>
+      </w:r>
+      <w:proofErr w:type="spellEnd"/>
+      <w:r>
+        <w:rPr>
+          <w:rFonts w:ascii="Times New Roman" w:hAnsi="Times New Roman" w:cs="Times New Roman"/>
+        </w:rPr>
+        <w:t xml:space="preserve"> </w:t>
+      </w:r>
+      <w:proofErr w:type="spellStart"/>
+      <w:r>
+        <w:rPr>
+          <w:rFonts w:ascii="Times New Roman" w:hAnsi="Times New Roman" w:cs="Times New Roman"/>
+        </w:rPr>
+        <w:t>keuangan</w:t>
+      </w:r>
+      <w:proofErr w:type="spellEnd"/>
+      <w:r>
+        <w:rPr>
+          <w:rFonts w:ascii="Times New Roman" w:hAnsi="Times New Roman" w:cs="Times New Roman"/>
+        </w:rPr>
+        <w:t xml:space="preserve">, </w:t>
+      </w:r>
+      <w:proofErr w:type="spellStart"/>
+      <w:r>
+        <w:rPr>
+          <w:rFonts w:ascii="Times New Roman" w:hAnsi="Times New Roman" w:cs="Times New Roman"/>
+        </w:rPr>
+        <w:t>hingga</w:t>
+      </w:r>
+      <w:proofErr w:type="spellEnd"/>
+      <w:r>
+        <w:rPr>
+          <w:rFonts w:ascii="Times New Roman" w:hAnsi="Times New Roman" w:cs="Times New Roman"/>
+        </w:rPr>
+        <w:t xml:space="preserve"> </w:t>
+      </w:r>
+      <w:proofErr w:type="spellStart"/>
+      <w:r>
+        <w:rPr>
+          <w:rFonts w:ascii="Times New Roman" w:hAnsi="Times New Roman" w:cs="Times New Roman"/>
+        </w:rPr>
+        <w:t>pendidikan</w:t>
+      </w:r>
+      <w:proofErr w:type="spellEnd"/>
+      <w:r>
+        <w:rPr>
+          <w:rFonts w:ascii="Times New Roman" w:hAnsi="Times New Roman" w:cs="Times New Roman"/>
+        </w:rPr>
+        <w:t xml:space="preserve"> </w:t>
+      </w:r>
+      <w:proofErr w:type="spellStart"/>
+      <w:r>
+        <w:rPr>
+          <w:rFonts w:ascii="Times New Roman" w:hAnsi="Times New Roman" w:cs="Times New Roman"/>
+        </w:rPr>
+        <w:t>sebagai</w:t>
+      </w:r>
+      <w:proofErr w:type="spellEnd"/>
+      <w:r>
+        <w:rPr>
+          <w:rFonts w:ascii="Times New Roman" w:hAnsi="Times New Roman" w:cs="Times New Roman"/>
+        </w:rPr>
+        <w:t xml:space="preserve"> </w:t>
+      </w:r>
+      <w:proofErr w:type="spellStart"/>
+      <w:r>
+        <w:rPr>
+          <w:rFonts w:ascii="Times New Roman" w:hAnsi="Times New Roman" w:cs="Times New Roman"/>
+        </w:rPr>
+        <w:t>alat</w:t>
+      </w:r>
+      <w:proofErr w:type="spellEnd"/>
+      <w:r>
+        <w:rPr>
+          <w:rFonts w:ascii="Times New Roman" w:hAnsi="Times New Roman" w:cs="Times New Roman"/>
+        </w:rPr>
+        <w:t xml:space="preserve"> </w:t>
+      </w:r>
+      <w:proofErr w:type="spellStart"/>
+      <w:r>
+        <w:rPr>
+          <w:rFonts w:ascii="Times New Roman" w:hAnsi="Times New Roman" w:cs="Times New Roman"/>
+        </w:rPr>
+        <w:t>penilaian</w:t>
+      </w:r>
+      <w:proofErr w:type="spellEnd"/>
+      <w:r>
+        <w:rPr>
+          <w:rFonts w:ascii="Times New Roman" w:hAnsi="Times New Roman" w:cs="Times New Roman"/>
+        </w:rPr>
+        <w:t xml:space="preserve">. Oleh </w:t>
+      </w:r>
+      <w:proofErr w:type="spellStart"/>
+      <w:r>
+        <w:rPr>
+          <w:rFonts w:ascii="Times New Roman" w:hAnsi="Times New Roman" w:cs="Times New Roman"/>
+        </w:rPr>
+        <w:t>karena</w:t>
+      </w:r>
+      <w:proofErr w:type="spellEnd"/>
+      <w:r>
+        <w:rPr>
+          <w:rFonts w:ascii="Times New Roman" w:hAnsi="Times New Roman" w:cs="Times New Roman"/>
+        </w:rPr>
+        <w:t xml:space="preserve"> </w:t>
+      </w:r>
+      <w:proofErr w:type="spellStart"/>
+      <w:r>
+        <w:rPr>
+          <w:rFonts w:ascii="Times New Roman" w:hAnsi="Times New Roman" w:cs="Times New Roman"/>
+        </w:rPr>
+        <w:t>itu</w:t>
+      </w:r>
+      <w:proofErr w:type="spellEnd"/>
+      <w:r>
+        <w:rPr>
+          <w:rFonts w:ascii="Times New Roman" w:hAnsi="Times New Roman" w:cs="Times New Roman"/>
+        </w:rPr>
+        <w:t xml:space="preserve">, </w:t>
+      </w:r>
+      <w:proofErr w:type="spellStart"/>
+      <w:r>
+        <w:rPr>
+          <w:rFonts w:ascii="Times New Roman" w:hAnsi="Times New Roman" w:cs="Times New Roman"/>
+        </w:rPr>
+        <w:t>muncul</w:t>
+      </w:r>
+      <w:proofErr w:type="spellEnd"/>
+      <w:r>
+        <w:rPr>
+          <w:rFonts w:ascii="Times New Roman" w:hAnsi="Times New Roman" w:cs="Times New Roman"/>
+        </w:rPr>
+        <w:t xml:space="preserve"> </w:t>
+      </w:r>
+      <w:proofErr w:type="spellStart"/>
+      <w:r>
+        <w:rPr>
+          <w:rFonts w:ascii="Times New Roman" w:hAnsi="Times New Roman" w:cs="Times New Roman"/>
+        </w:rPr>
+        <w:t>berbagai</w:t>
+      </w:r>
+      <w:proofErr w:type="spellEnd"/>
+      <w:r>
+        <w:rPr>
+          <w:rFonts w:ascii="Times New Roman" w:hAnsi="Times New Roman" w:cs="Times New Roman"/>
+        </w:rPr>
+        <w:t xml:space="preserve"> </w:t>
+      </w:r>
+      <w:proofErr w:type="spellStart"/>
+      <w:r>
+        <w:rPr>
+          <w:rFonts w:ascii="Times New Roman" w:hAnsi="Times New Roman" w:cs="Times New Roman"/>
+        </w:rPr>
+        <w:t>bentuk</w:t>
+      </w:r>
+      <w:proofErr w:type="spellEnd"/>
+      <w:r>
+        <w:rPr>
+          <w:rFonts w:ascii="Times New Roman" w:hAnsi="Times New Roman" w:cs="Times New Roman"/>
+        </w:rPr>
+        <w:t xml:space="preserve"> </w:t>
+      </w:r>
+      <w:proofErr w:type="spellStart"/>
+      <w:r>
+        <w:rPr>
+          <w:rFonts w:ascii="Times New Roman" w:hAnsi="Times New Roman" w:cs="Times New Roman"/>
+        </w:rPr>
+        <w:t>aplikasi</w:t>
+      </w:r>
+      <w:proofErr w:type="spellEnd"/>
+      <w:r>
+        <w:rPr>
+          <w:rFonts w:ascii="Times New Roman" w:hAnsi="Times New Roman" w:cs="Times New Roman"/>
+        </w:rPr>
+        <w:t xml:space="preserve"> Excel yang </w:t>
+      </w:r>
+      <w:proofErr w:type="spellStart"/>
+      <w:r>
+        <w:rPr>
+          <w:rFonts w:ascii="Times New Roman" w:hAnsi="Times New Roman" w:cs="Times New Roman"/>
+        </w:rPr>
+        <w:t>memanfaatkan</w:t>
+      </w:r>
+      <w:proofErr w:type="spellEnd"/>
+      <w:r>
+        <w:rPr>
+          <w:rFonts w:ascii="Times New Roman" w:hAnsi="Times New Roman" w:cs="Times New Roman"/>
+        </w:rPr>
+        <w:t xml:space="preserve"> Visual Basic for Application (VBA) </w:t>
+      </w:r>
+      <w:proofErr w:type="spellStart"/>
+      <w:r>
+        <w:rPr>
+          <w:rFonts w:ascii="Times New Roman" w:hAnsi="Times New Roman" w:cs="Times New Roman"/>
+        </w:rPr>
+        <w:t>sebagai</w:t>
+      </w:r>
+      <w:proofErr w:type="spellEnd"/>
+      <w:r>
+        <w:rPr>
+          <w:rFonts w:ascii="Times New Roman" w:hAnsi="Times New Roman" w:cs="Times New Roman"/>
+        </w:rPr>
+        <w:t xml:space="preserve"> </w:t>
+      </w:r>
+      <w:proofErr w:type="spellStart"/>
+      <w:r>
+        <w:rPr>
+          <w:rFonts w:ascii="Times New Roman" w:hAnsi="Times New Roman" w:cs="Times New Roman"/>
+        </w:rPr>
+        <w:t>antarmuka</w:t>
+      </w:r>
+      <w:proofErr w:type="spellEnd"/>
+      <w:r>
+        <w:rPr>
+          <w:rFonts w:ascii="Times New Roman" w:hAnsi="Times New Roman" w:cs="Times New Roman"/>
+        </w:rPr>
+        <w:t xml:space="preserve"> </w:t>
+      </w:r>
+      <w:proofErr w:type="spellStart"/>
+      <w:r>
+        <w:rPr>
+          <w:rFonts w:ascii="Times New Roman" w:hAnsi="Times New Roman" w:cs="Times New Roman"/>
+        </w:rPr>
+        <w:t>pengguna</w:t>
+      </w:r>
+      <w:proofErr w:type="spellEnd"/>
+      <w:r>
+        <w:rPr>
+          <w:rFonts w:ascii="Times New Roman" w:hAnsi="Times New Roman" w:cs="Times New Roman"/>
+        </w:rPr>
+        <w:t>.</w:t>
+      </w:r>
+    </w:p>
+    <w:p>
+      <w:pPr>
+        <w:rPr>
+          <w:rFonts w:ascii="Times New Roman" w:hAnsi="Times New Roman" w:cs="Times New Roman"/>
+        </w:rPr>
+      </w:pPr>
+    </w:p>
+    <w:p>
+      <w:pPr>
+        <w:rPr>
+          <w:rFonts w:ascii="Times New Roman" w:hAnsi="Times New Roman" w:cs="Times New Roman"/>
+          <w:sz w:val="24"/>
+          <w:szCs w:val="24"/>
+        </w:rPr>
+      </w:pPr>
+      <w:r>
+        <w:rPr>
+          <w:rStyle w:val="Strong"/>
+          <w:rFonts w:ascii="Times New Roman" w:hAnsi="Times New Roman" w:cs="Times New Roman"/>
+          <w:sz w:val="24"/>
+          <w:szCs w:val="24"/>
+        </w:rPr>
+        <w:t>2.2.2.1 Aplikasi Rapor Berbasis Excel</w:t>
+      </w:r>
+    </w:p>
+    <w:p>
+      <w:pPr>
+        <w:rPr>
+          <w:rFonts w:ascii="Times New Roman" w:hAnsi="Times New Roman" w:cs="Times New Roman"/>
+        </w:rPr>
+      </w:pPr>
+      <w:proofErr w:type="spellStart"/>
+      <w:r>
+        <w:rPr>
+          <w:rFonts w:ascii="Times New Roman" w:hAnsi="Times New Roman" w:cs="Times New Roman"/>
+        </w:rPr>
+        <w:t>Aplikasi</w:t>
+      </w:r>
+      <w:proofErr w:type="spellEnd"/>
+      <w:r>
+        <w:rPr>
+          <w:rFonts w:ascii="Times New Roman" w:hAnsi="Times New Roman" w:cs="Times New Roman"/>
+        </w:rPr>
+        <w:t xml:space="preserve"> </w:t>
+      </w:r>
+      <w:proofErr w:type="spellStart"/>
+      <w:r>
+        <w:rPr>
+          <w:rFonts w:ascii="Times New Roman" w:hAnsi="Times New Roman" w:cs="Times New Roman"/>
+        </w:rPr>
+        <w:t>rapor</w:t>
+      </w:r>
+      <w:proofErr w:type="spellEnd"/>
+      <w:r>
+        <w:rPr>
+          <w:rFonts w:ascii="Times New Roman" w:hAnsi="Times New Roman" w:cs="Times New Roman"/>
+        </w:rPr>
+        <w:t xml:space="preserve"> </w:t>
+      </w:r>
+      <w:proofErr w:type="spellStart"/>
+      <w:r>
+        <w:rPr>
+          <w:rFonts w:ascii="Times New Roman" w:hAnsi="Times New Roman" w:cs="Times New Roman"/>
+        </w:rPr>
+        <w:t>berbasis</w:t>
+      </w:r>
+      <w:proofErr w:type="spellEnd"/>
+      <w:r>
+        <w:rPr>
+          <w:rFonts w:ascii="Times New Roman" w:hAnsi="Times New Roman" w:cs="Times New Roman"/>
+        </w:rPr>
+        <w:t xml:space="preserve"> Excel </w:t>
+      </w:r>
+      <w:proofErr w:type="spellStart"/>
+      <w:r>
+        <w:rPr>
+          <w:rFonts w:ascii="Times New Roman" w:hAnsi="Times New Roman" w:cs="Times New Roman"/>
+        </w:rPr>
+        <w:t>banyak</w:t>
+      </w:r>
+      <w:proofErr w:type="spellEnd"/>
+      <w:r>
+        <w:rPr>
+          <w:rFonts w:ascii="Times New Roman" w:hAnsi="Times New Roman" w:cs="Times New Roman"/>
+        </w:rPr>
+        <w:t xml:space="preserve"> </w:t>
+      </w:r>
+      <w:proofErr w:type="spellStart"/>
+      <w:r>
+        <w:rPr>
+          <w:rFonts w:ascii="Times New Roman" w:hAnsi="Times New Roman" w:cs="Times New Roman"/>
+        </w:rPr>
+        <w:t>tersebar</w:t>
+      </w:r>
+      <w:proofErr w:type="spellEnd"/>
+      <w:r>
+        <w:rPr>
+          <w:rFonts w:ascii="Times New Roman" w:hAnsi="Times New Roman" w:cs="Times New Roman"/>
+        </w:rPr>
+        <w:t xml:space="preserve"> di internet.</w:t>
+      </w:r>
+      <w:r>
+        <w:rPr>
+          <w:rFonts w:ascii="Times New Roman" w:hAnsi="Times New Roman" w:cs="Times New Roman"/>
+        </w:rPr>
+        <w:br/>
+        <w:t xml:space="preserve">“Visual Basic for Application (VBA) </w:t>
+      </w:r>
+      <w:proofErr w:type="spellStart"/>
+      <w:r>
+        <w:rPr>
+          <w:rFonts w:ascii="Times New Roman" w:hAnsi="Times New Roman" w:cs="Times New Roman"/>
+        </w:rPr>
+        <w:t>atau</w:t>
+      </w:r>
+      <w:proofErr w:type="spellEnd"/>
+      <w:r>
+        <w:rPr>
+          <w:rFonts w:ascii="Times New Roman" w:hAnsi="Times New Roman" w:cs="Times New Roman"/>
+        </w:rPr>
+        <w:t xml:space="preserve"> yang </w:t>
+      </w:r>
+      <w:proofErr w:type="spellStart"/>
+      <w:r>
+        <w:rPr>
+          <w:rFonts w:ascii="Times New Roman" w:hAnsi="Times New Roman" w:cs="Times New Roman"/>
+        </w:rPr>
+        <w:t>biasa</w:t>
+      </w:r>
+      <w:proofErr w:type="spellEnd"/>
+      <w:r>
+        <w:rPr>
+          <w:rFonts w:ascii="Times New Roman" w:hAnsi="Times New Roman" w:cs="Times New Roman"/>
+        </w:rPr>
+        <w:t xml:space="preserve"> </w:t>
+      </w:r>
+      <w:proofErr w:type="spellStart"/>
+      <w:r>
+        <w:rPr>
+          <w:rFonts w:ascii="Times New Roman" w:hAnsi="Times New Roman" w:cs="Times New Roman"/>
+        </w:rPr>
+        <w:t>dikenal</w:t>
+      </w:r>
+      <w:proofErr w:type="spellEnd"/>
+      <w:r>
+        <w:rPr>
+          <w:rFonts w:ascii="Times New Roman" w:hAnsi="Times New Roman" w:cs="Times New Roman"/>
+        </w:rPr>
+        <w:t xml:space="preserve"> </w:t>
+      </w:r>
+      <w:proofErr w:type="spellStart"/>
+      <w:r>
+        <w:rPr>
+          <w:rFonts w:ascii="Times New Roman" w:hAnsi="Times New Roman" w:cs="Times New Roman"/>
+        </w:rPr>
+        <w:t>dengan</w:t>
+      </w:r>
+      <w:proofErr w:type="spellEnd"/>
+      <w:r>
+        <w:rPr>
+          <w:rFonts w:ascii="Times New Roman" w:hAnsi="Times New Roman" w:cs="Times New Roman"/>
+        </w:rPr>
+        <w:t xml:space="preserve"> </w:t>
+      </w:r>
+      <w:proofErr w:type="spellStart"/>
+      <w:r>
+        <w:rPr>
+          <w:rFonts w:ascii="Times New Roman" w:hAnsi="Times New Roman" w:cs="Times New Roman"/>
+        </w:rPr>
+        <w:t>istilah</w:t>
+      </w:r>
+      <w:proofErr w:type="spellEnd"/>
+      <w:r>
+        <w:rPr>
+          <w:rFonts w:ascii="Times New Roman" w:hAnsi="Times New Roman" w:cs="Times New Roman"/>
+        </w:rPr>
+        <w:t xml:space="preserve"> Macro </w:t>
+      </w:r>
+      <w:proofErr w:type="spellStart"/>
+      <w:r>
+        <w:rPr>
+          <w:rFonts w:ascii="Times New Roman" w:hAnsi="Times New Roman" w:cs="Times New Roman"/>
+        </w:rPr>
+        <w:t>merupakan</w:t>
+      </w:r>
+      <w:proofErr w:type="spellEnd"/>
+      <w:r>
+        <w:rPr>
+          <w:rFonts w:ascii="Times New Roman" w:hAnsi="Times New Roman" w:cs="Times New Roman"/>
+        </w:rPr>
+        <w:t xml:space="preserve"> </w:t>
+      </w:r>
+      <w:proofErr w:type="spellStart"/>
+      <w:r>
+        <w:rPr>
+          <w:rFonts w:ascii="Times New Roman" w:hAnsi="Times New Roman" w:cs="Times New Roman"/>
+        </w:rPr>
+        <w:t>pengembangan</w:t>
+      </w:r>
+      <w:proofErr w:type="spellEnd"/>
+      <w:r>
+        <w:rPr>
+          <w:rFonts w:ascii="Times New Roman" w:hAnsi="Times New Roman" w:cs="Times New Roman"/>
+        </w:rPr>
+        <w:t xml:space="preserve"> </w:t>
+      </w:r>
+      <w:proofErr w:type="spellStart"/>
+      <w:r>
+        <w:rPr>
+          <w:rFonts w:ascii="Times New Roman" w:hAnsi="Times New Roman" w:cs="Times New Roman"/>
+        </w:rPr>
+        <w:t>bahasa</w:t>
+      </w:r>
+      <w:proofErr w:type="spellEnd"/>
+      <w:r>
+        <w:rPr>
+          <w:rFonts w:ascii="Times New Roman" w:hAnsi="Times New Roman" w:cs="Times New Roman"/>
+        </w:rPr>
+        <w:t xml:space="preserve"> </w:t>
+      </w:r>
+      <w:proofErr w:type="spellStart"/>
+      <w:r>
+        <w:rPr>
+          <w:rFonts w:ascii="Times New Roman" w:hAnsi="Times New Roman" w:cs="Times New Roman"/>
+        </w:rPr>
+        <w:t>pemrograman</w:t>
+      </w:r>
+      <w:proofErr w:type="spellEnd"/>
+      <w:r>
+        <w:rPr>
+          <w:rFonts w:ascii="Times New Roman" w:hAnsi="Times New Roman" w:cs="Times New Roman"/>
+        </w:rPr>
+        <w:t xml:space="preserve"> Visual Basic yang </w:t>
+      </w:r>
+      <w:proofErr w:type="spellStart"/>
+      <w:r>
+        <w:rPr>
+          <w:rFonts w:ascii="Times New Roman" w:hAnsi="Times New Roman" w:cs="Times New Roman"/>
+        </w:rPr>
+        <w:t>diterapkan</w:t>
+      </w:r>
+      <w:proofErr w:type="spellEnd"/>
+      <w:r>
+        <w:rPr>
+          <w:rFonts w:ascii="Times New Roman" w:hAnsi="Times New Roman" w:cs="Times New Roman"/>
+        </w:rPr>
+        <w:t xml:space="preserve"> </w:t>
+      </w:r>
+      <w:proofErr w:type="spellStart"/>
+      <w:r>
+        <w:rPr>
+          <w:rFonts w:ascii="Times New Roman" w:hAnsi="Times New Roman" w:cs="Times New Roman"/>
+        </w:rPr>
+        <w:t>ke</w:t>
+      </w:r>
+      <w:proofErr w:type="spellEnd"/>
+      <w:r>
+        <w:rPr>
+          <w:rFonts w:ascii="Times New Roman" w:hAnsi="Times New Roman" w:cs="Times New Roman"/>
+        </w:rPr>
+        <w:t xml:space="preserve"> </w:t>
+      </w:r>
+      <w:proofErr w:type="spellStart"/>
+      <w:r>
+        <w:rPr>
+          <w:rFonts w:ascii="Times New Roman" w:hAnsi="Times New Roman" w:cs="Times New Roman"/>
+        </w:rPr>
+        <w:t>dalam</w:t>
+      </w:r>
+      <w:proofErr w:type="spellEnd"/>
+      <w:r>
+        <w:rPr>
+          <w:rFonts w:ascii="Times New Roman" w:hAnsi="Times New Roman" w:cs="Times New Roman"/>
+        </w:rPr>
+        <w:t xml:space="preserve"> Excel. </w:t>
+      </w:r>
+      <w:proofErr w:type="spellStart"/>
+      <w:r>
+        <w:rPr>
+          <w:rFonts w:ascii="Times New Roman" w:hAnsi="Times New Roman" w:cs="Times New Roman"/>
+        </w:rPr>
+        <w:t>Berbeda</w:t>
+      </w:r>
+      <w:proofErr w:type="spellEnd"/>
+      <w:r>
+        <w:rPr>
+          <w:rFonts w:ascii="Times New Roman" w:hAnsi="Times New Roman" w:cs="Times New Roman"/>
+        </w:rPr>
+        <w:t xml:space="preserve"> </w:t>
+      </w:r>
+      <w:proofErr w:type="spellStart"/>
+      <w:r>
+        <w:rPr>
+          <w:rFonts w:ascii="Times New Roman" w:hAnsi="Times New Roman" w:cs="Times New Roman"/>
+        </w:rPr>
+        <w:t>dengan</w:t>
+      </w:r>
+      <w:proofErr w:type="spellEnd"/>
+      <w:r>
+        <w:rPr>
+          <w:rFonts w:ascii="Times New Roman" w:hAnsi="Times New Roman" w:cs="Times New Roman"/>
+        </w:rPr>
+        <w:t xml:space="preserve"> program yang </w:t>
+      </w:r>
+      <w:proofErr w:type="spellStart"/>
+      <w:r>
+        <w:rPr>
+          <w:rFonts w:ascii="Times New Roman" w:hAnsi="Times New Roman" w:cs="Times New Roman"/>
+        </w:rPr>
+        <w:t>dibuat</w:t>
+      </w:r>
+      <w:proofErr w:type="spellEnd"/>
+      <w:r>
+        <w:rPr>
+          <w:rFonts w:ascii="Times New Roman" w:hAnsi="Times New Roman" w:cs="Times New Roman"/>
+        </w:rPr>
+        <w:t xml:space="preserve"> </w:t>
+      </w:r>
+      <w:proofErr w:type="spellStart"/>
+      <w:r>
+        <w:rPr>
+          <w:rFonts w:ascii="Times New Roman" w:hAnsi="Times New Roman" w:cs="Times New Roman"/>
+        </w:rPr>
+        <w:t>menggunakan</w:t>
+      </w:r>
+      <w:proofErr w:type="spellEnd"/>
+      <w:r>
+        <w:rPr>
+          <w:rFonts w:ascii="Times New Roman" w:hAnsi="Times New Roman" w:cs="Times New Roman"/>
+        </w:rPr>
+        <w:t xml:space="preserve"> </w:t>
+      </w:r>
+      <w:proofErr w:type="spellStart"/>
+      <w:r>
+        <w:rPr>
+          <w:rFonts w:ascii="Times New Roman" w:hAnsi="Times New Roman" w:cs="Times New Roman"/>
+        </w:rPr>
+        <w:t>bahasa</w:t>
+      </w:r>
+      <w:proofErr w:type="spellEnd"/>
+      <w:r>
+        <w:rPr>
+          <w:rFonts w:ascii="Times New Roman" w:hAnsi="Times New Roman" w:cs="Times New Roman"/>
+        </w:rPr>
+        <w:t xml:space="preserve"> </w:t>
+      </w:r>
+      <w:proofErr w:type="spellStart"/>
+      <w:r>
+        <w:rPr>
+          <w:rFonts w:ascii="Times New Roman" w:hAnsi="Times New Roman" w:cs="Times New Roman"/>
+        </w:rPr>
+        <w:t>pemrograman</w:t>
+      </w:r>
+      <w:proofErr w:type="spellEnd"/>
+      <w:r>
+        <w:rPr>
+          <w:rFonts w:ascii="Times New Roman" w:hAnsi="Times New Roman" w:cs="Times New Roman"/>
+        </w:rPr>
+        <w:t xml:space="preserve"> </w:t>
+      </w:r>
+      <w:proofErr w:type="spellStart"/>
+      <w:r>
+        <w:rPr>
+          <w:rFonts w:ascii="Times New Roman" w:hAnsi="Times New Roman" w:cs="Times New Roman"/>
+        </w:rPr>
+        <w:t>lain</w:t>
+      </w:r>
+      <w:proofErr w:type="spellEnd"/>
+      <w:r>
+        <w:rPr>
+          <w:rFonts w:ascii="Times New Roman" w:hAnsi="Times New Roman" w:cs="Times New Roman"/>
+        </w:rPr>
+        <w:t xml:space="preserve">, </w:t>
+      </w:r>
+      <w:proofErr w:type="spellStart"/>
+      <w:r>
+        <w:rPr>
+          <w:rFonts w:ascii="Times New Roman" w:hAnsi="Times New Roman" w:cs="Times New Roman"/>
+        </w:rPr>
+        <w:t>aplikasi</w:t>
+      </w:r>
+      <w:proofErr w:type="spellEnd"/>
+      <w:r>
+        <w:rPr>
+          <w:rFonts w:ascii="Times New Roman" w:hAnsi="Times New Roman" w:cs="Times New Roman"/>
+        </w:rPr>
+        <w:t xml:space="preserve"> yang </w:t>
+      </w:r>
+      <w:proofErr w:type="spellStart"/>
+      <w:r>
+        <w:rPr>
+          <w:rFonts w:ascii="Times New Roman" w:hAnsi="Times New Roman" w:cs="Times New Roman"/>
+        </w:rPr>
+        <w:t>dibuat</w:t>
+      </w:r>
+      <w:proofErr w:type="spellEnd"/>
+      <w:r>
+        <w:rPr>
+          <w:rFonts w:ascii="Times New Roman" w:hAnsi="Times New Roman" w:cs="Times New Roman"/>
+        </w:rPr>
+        <w:t xml:space="preserve"> </w:t>
+      </w:r>
+      <w:proofErr w:type="spellStart"/>
+      <w:r>
+        <w:rPr>
+          <w:rFonts w:ascii="Times New Roman" w:hAnsi="Times New Roman" w:cs="Times New Roman"/>
+        </w:rPr>
+        <w:t>menggunakan</w:t>
+      </w:r>
+      <w:proofErr w:type="spellEnd"/>
+      <w:r>
+        <w:rPr>
+          <w:rFonts w:ascii="Times New Roman" w:hAnsi="Times New Roman" w:cs="Times New Roman"/>
+        </w:rPr>
+        <w:t xml:space="preserve"> Macro </w:t>
+      </w:r>
+      <w:proofErr w:type="spellStart"/>
+      <w:r>
+        <w:rPr>
+          <w:rFonts w:ascii="Times New Roman" w:hAnsi="Times New Roman" w:cs="Times New Roman"/>
+        </w:rPr>
+        <w:t>hanya</w:t>
+      </w:r>
+      <w:proofErr w:type="spellEnd"/>
+      <w:r>
+        <w:rPr>
+          <w:rFonts w:ascii="Times New Roman" w:hAnsi="Times New Roman" w:cs="Times New Roman"/>
+        </w:rPr>
+        <w:t xml:space="preserve"> </w:t>
+      </w:r>
+      <w:proofErr w:type="spellStart"/>
+      <w:r>
+        <w:rPr>
+          <w:rFonts w:ascii="Times New Roman" w:hAnsi="Times New Roman" w:cs="Times New Roman"/>
+        </w:rPr>
+        <w:t>dapat</w:t>
+      </w:r>
+      <w:proofErr w:type="spellEnd"/>
+      <w:r>
+        <w:rPr>
+          <w:rFonts w:ascii="Times New Roman" w:hAnsi="Times New Roman" w:cs="Times New Roman"/>
+        </w:rPr>
+        <w:t xml:space="preserve"> </w:t>
+      </w:r>
+      <w:proofErr w:type="spellStart"/>
+      <w:r>
+        <w:rPr>
+          <w:rFonts w:ascii="Times New Roman" w:hAnsi="Times New Roman" w:cs="Times New Roman"/>
+        </w:rPr>
+        <w:t>dibangun</w:t>
+      </w:r>
+      <w:proofErr w:type="spellEnd"/>
+      <w:r>
+        <w:rPr>
+          <w:rFonts w:ascii="Times New Roman" w:hAnsi="Times New Roman" w:cs="Times New Roman"/>
+        </w:rPr>
+        <w:t xml:space="preserve"> dan </w:t>
+      </w:r>
+      <w:proofErr w:type="spellStart"/>
+      <w:r>
+        <w:rPr>
+          <w:rFonts w:ascii="Times New Roman" w:hAnsi="Times New Roman" w:cs="Times New Roman"/>
+        </w:rPr>
+        <w:t>digunakan</w:t>
+      </w:r>
+      <w:proofErr w:type="spellEnd"/>
+      <w:r>
+        <w:rPr>
+          <w:rFonts w:ascii="Times New Roman" w:hAnsi="Times New Roman" w:cs="Times New Roman"/>
+        </w:rPr>
+        <w:t xml:space="preserve"> pada </w:t>
+      </w:r>
+      <w:proofErr w:type="spellStart"/>
+      <w:r>
+        <w:rPr>
+          <w:rFonts w:ascii="Times New Roman" w:hAnsi="Times New Roman" w:cs="Times New Roman"/>
+        </w:rPr>
+        <w:t>aplikasi</w:t>
+      </w:r>
+      <w:proofErr w:type="spellEnd"/>
+      <w:r>
+        <w:rPr>
+          <w:rFonts w:ascii="Times New Roman" w:hAnsi="Times New Roman" w:cs="Times New Roman"/>
+        </w:rPr>
+        <w:t xml:space="preserve"> Excel.”</w:t>
+      </w:r>
+      <w:r>
+        <w:rPr>
+          <w:rFonts w:ascii="Times New Roman" w:hAnsi="Times New Roman" w:cs="Times New Roman"/>
+        </w:rPr>
+        <w:br/>
+      </w:r>
+      <w:r>
+        <w:rPr>
+          <w:rFonts w:ascii="Times New Roman" w:hAnsi="Times New Roman" w:cs="Times New Roman"/>
+        </w:rPr>
+        <w:fldChar w:fldCharType="begin" w:fldLock="1"/>
+      </w:r>
+      <w:r>
+        <w:rPr>
+          <w:rFonts w:ascii="Times New Roman" w:hAnsi="Times New Roman" w:cs="Times New Roman"/>
+        </w:rPr>
+        <w:instrText>ADDIN CSL_CITATION {"citationItems":[{"id":"ITEM-1","itemData":{"author":[{"dropping-particle":"","family":"Wicaksono","given":"Yudy","non-dropping-particle":"","parse-names":false,"suffix":""}],"id":"ITEM-1","issued":{"date-parts":[["2016"]]},"title":"Panduan Macro Excel untuk membuat aplikasi RAB bangunan","type":"book"},"uris":["http://www.mendeley.com/documents/?uuid=55ce6a30-f282-45cc-accf-9f1f03dd878f"]}],"mendeley":{"formattedCitation":"(Wicaksono, 2016)","plainTextFormattedCitation":"(Wicaksono, 2016)","previouslyFormattedCitation":"(Wicaksono, 2016)"},"properties":{"noteIndex":0},"schema":"https://github.com/citation-style-language/schema/raw/master/csl-citation.json"}</w:instrText>
+      </w:r>
+      <w:r>
+        <w:rPr>
+          <w:rFonts w:ascii="Times New Roman" w:hAnsi="Times New Roman" w:cs="Times New Roman"/>
+        </w:rPr>
+        <w:fldChar w:fldCharType="separate"/>
+      </w:r>
+      <w:r>
+        <w:rPr>
+          <w:rFonts w:ascii="Times New Roman" w:hAnsi="Times New Roman" w:cs="Times New Roman"/>
+          <w:noProof/>
+        </w:rPr>
+        <w:t>(Wicaksono, 2016)</w:t>
+      </w:r>
+      <w:r>
+        <w:rPr>
+          <w:rFonts w:ascii="Times New Roman" w:hAnsi="Times New Roman" w:cs="Times New Roman"/>
+        </w:rPr>
+        <w:fldChar w:fldCharType="end"/>
+      </w:r>
+    </w:p>
+    <w:p>
+      <w:pPr>
+        <w:rPr>
+          <w:rFonts w:ascii="Times New Roman" w:hAnsi="Times New Roman" w:cs="Times New Roman"/>
+          <w:sz w:val="24"/>
+          <w:szCs w:val="24"/>
+        </w:rPr>
+      </w:pPr>
+      <w:r>
+        <w:rPr>
+          <w:rStyle w:val="Strong"/>
+          <w:rFonts w:ascii="Times New Roman" w:hAnsi="Times New Roman" w:cs="Times New Roman"/>
+          <w:sz w:val="24"/>
+          <w:szCs w:val="24"/>
+        </w:rPr>
+        <w:t>2.2.2.2 Perbandingan Excel dengan Web</w:t>
+      </w:r>
+    </w:p>
+    <w:p>
+      <w:pPr>
+        <w:rPr>
+          <w:rFonts w:ascii="Times New Roman" w:hAnsi="Times New Roman" w:cs="Times New Roman"/>
+        </w:rPr>
+      </w:pPr>
+      <w:r>
+        <w:rPr>
+          <w:rFonts w:ascii="Times New Roman" w:hAnsi="Times New Roman" w:cs="Times New Roman"/>
+        </w:rPr>
+        <w:t>( )</w:t>
+      </w:r>
+    </w:p>
+    <w:p>
+      <w:pPr>
+        <w:rPr>
+          <w:rFonts w:ascii="Times New Roman" w:hAnsi="Times New Roman" w:cs="Times New Roman"/>
+          <w:sz w:val="24"/>
+          <w:szCs w:val="24"/>
+        </w:rPr>
+      </w:pPr>
+      <w:r>
+        <w:rPr>
+          <w:rStyle w:val="Strong"/>
+          <w:rFonts w:ascii="Times New Roman" w:hAnsi="Times New Roman" w:cs="Times New Roman"/>
+          <w:sz w:val="24"/>
+          <w:szCs w:val="24"/>
+        </w:rPr>
+        <w:t>2.3 Learning Management System (LMS)</w:t>
+      </w:r>
+    </w:p>
+    <w:p>
+      <w:pPr>
+        <w:rPr>
+          <w:rFonts w:ascii="Times New Roman" w:hAnsi="Times New Roman" w:cs="Times New Roman"/>
+        </w:rPr>
+      </w:pPr>
+      <w:r>
+        <w:rPr>
+          <w:rFonts w:ascii="Times New Roman" w:hAnsi="Times New Roman" w:cs="Times New Roman"/>
+        </w:rPr>
+        <w:t xml:space="preserve">Learning Management System (LMS) </w:t>
+      </w:r>
+      <w:proofErr w:type="spellStart"/>
+      <w:r>
+        <w:rPr>
+          <w:rFonts w:ascii="Times New Roman" w:hAnsi="Times New Roman" w:cs="Times New Roman"/>
+        </w:rPr>
+        <w:t>merupakan</w:t>
+      </w:r>
+      <w:proofErr w:type="spellEnd"/>
+      <w:r>
+        <w:rPr>
+          <w:rFonts w:ascii="Times New Roman" w:hAnsi="Times New Roman" w:cs="Times New Roman"/>
+        </w:rPr>
+        <w:t xml:space="preserve"> </w:t>
+      </w:r>
+      <w:proofErr w:type="spellStart"/>
+      <w:r>
+        <w:rPr>
+          <w:rFonts w:ascii="Times New Roman" w:hAnsi="Times New Roman" w:cs="Times New Roman"/>
+        </w:rPr>
+        <w:t>sistem</w:t>
+      </w:r>
+      <w:proofErr w:type="spellEnd"/>
+      <w:r>
+        <w:rPr>
+          <w:rFonts w:ascii="Times New Roman" w:hAnsi="Times New Roman" w:cs="Times New Roman"/>
+        </w:rPr>
+        <w:t xml:space="preserve"> </w:t>
+      </w:r>
+      <w:proofErr w:type="spellStart"/>
+      <w:r>
+        <w:rPr>
+          <w:rFonts w:ascii="Times New Roman" w:hAnsi="Times New Roman" w:cs="Times New Roman"/>
+        </w:rPr>
+        <w:t>dalam</w:t>
+      </w:r>
+      <w:proofErr w:type="spellEnd"/>
+      <w:r>
+        <w:rPr>
+          <w:rFonts w:ascii="Times New Roman" w:hAnsi="Times New Roman" w:cs="Times New Roman"/>
+        </w:rPr>
+        <w:t xml:space="preserve"> </w:t>
+      </w:r>
+      <w:proofErr w:type="spellStart"/>
+      <w:r>
+        <w:rPr>
+          <w:rFonts w:ascii="Times New Roman" w:hAnsi="Times New Roman" w:cs="Times New Roman"/>
+        </w:rPr>
+        <w:t>pembelajaran</w:t>
+      </w:r>
+      <w:proofErr w:type="spellEnd"/>
+      <w:r>
+        <w:rPr>
+          <w:rFonts w:ascii="Times New Roman" w:hAnsi="Times New Roman" w:cs="Times New Roman"/>
+        </w:rPr>
+        <w:t xml:space="preserve"> </w:t>
+      </w:r>
+      <w:proofErr w:type="spellStart"/>
+      <w:r>
+        <w:rPr>
+          <w:rFonts w:ascii="Times New Roman" w:hAnsi="Times New Roman" w:cs="Times New Roman"/>
+        </w:rPr>
+        <w:t>elektronik</w:t>
+      </w:r>
+      <w:proofErr w:type="spellEnd"/>
+      <w:r>
+        <w:rPr>
+          <w:rFonts w:ascii="Times New Roman" w:hAnsi="Times New Roman" w:cs="Times New Roman"/>
+        </w:rPr>
+        <w:t xml:space="preserve"> (</w:t>
+      </w:r>
+      <w:r>
+        <w:rPr>
+          <w:rStyle w:val="Emphasis"/>
+          <w:rFonts w:ascii="Times New Roman" w:hAnsi="Times New Roman" w:cs="Times New Roman"/>
+        </w:rPr>
+        <w:t>e-learning</w:t>
+      </w:r>
+      <w:r>
+        <w:rPr>
+          <w:rFonts w:ascii="Times New Roman" w:hAnsi="Times New Roman" w:cs="Times New Roman"/>
+        </w:rPr>
+        <w:t xml:space="preserve">). Dalam </w:t>
+      </w:r>
+      <w:proofErr w:type="spellStart"/>
+      <w:r>
+        <w:rPr>
+          <w:rFonts w:ascii="Times New Roman" w:hAnsi="Times New Roman" w:cs="Times New Roman"/>
+        </w:rPr>
+        <w:t>konteks</w:t>
+      </w:r>
+      <w:proofErr w:type="spellEnd"/>
+      <w:r>
+        <w:rPr>
+          <w:rFonts w:ascii="Times New Roman" w:hAnsi="Times New Roman" w:cs="Times New Roman"/>
+        </w:rPr>
+        <w:t xml:space="preserve"> </w:t>
+      </w:r>
+      <w:proofErr w:type="spellStart"/>
+      <w:r>
+        <w:rPr>
+          <w:rFonts w:ascii="Times New Roman" w:hAnsi="Times New Roman" w:cs="Times New Roman"/>
+        </w:rPr>
+        <w:t>pendidikan</w:t>
+      </w:r>
+      <w:proofErr w:type="spellEnd"/>
+      <w:r>
+        <w:rPr>
+          <w:rFonts w:ascii="Times New Roman" w:hAnsi="Times New Roman" w:cs="Times New Roman"/>
+        </w:rPr>
+        <w:t xml:space="preserve">, e-learning </w:t>
+      </w:r>
+      <w:proofErr w:type="spellStart"/>
+      <w:r>
+        <w:rPr>
+          <w:rFonts w:ascii="Times New Roman" w:hAnsi="Times New Roman" w:cs="Times New Roman"/>
+        </w:rPr>
+        <w:t>memiliki</w:t>
+      </w:r>
+      <w:proofErr w:type="spellEnd"/>
+      <w:r>
+        <w:rPr>
+          <w:rFonts w:ascii="Times New Roman" w:hAnsi="Times New Roman" w:cs="Times New Roman"/>
+        </w:rPr>
+        <w:t xml:space="preserve"> </w:t>
+      </w:r>
+      <w:proofErr w:type="spellStart"/>
+      <w:r>
+        <w:rPr>
+          <w:rFonts w:ascii="Times New Roman" w:hAnsi="Times New Roman" w:cs="Times New Roman"/>
+        </w:rPr>
+        <w:t>tiga</w:t>
+      </w:r>
+      <w:proofErr w:type="spellEnd"/>
+      <w:r>
+        <w:rPr>
+          <w:rFonts w:ascii="Times New Roman" w:hAnsi="Times New Roman" w:cs="Times New Roman"/>
+        </w:rPr>
+        <w:t xml:space="preserve"> </w:t>
+      </w:r>
+      <w:proofErr w:type="spellStart"/>
+      <w:r>
+        <w:rPr>
+          <w:rFonts w:ascii="Times New Roman" w:hAnsi="Times New Roman" w:cs="Times New Roman"/>
+        </w:rPr>
+        <w:t>fungsi</w:t>
+      </w:r>
+      <w:proofErr w:type="spellEnd"/>
+      <w:r>
+        <w:rPr>
+          <w:rFonts w:ascii="Times New Roman" w:hAnsi="Times New Roman" w:cs="Times New Roman"/>
+        </w:rPr>
+        <w:t xml:space="preserve">, </w:t>
+      </w:r>
+      <w:proofErr w:type="spellStart"/>
+      <w:r>
+        <w:rPr>
+          <w:rFonts w:ascii="Times New Roman" w:hAnsi="Times New Roman" w:cs="Times New Roman"/>
+        </w:rPr>
+        <w:t>yaitu</w:t>
+      </w:r>
+      <w:proofErr w:type="spellEnd"/>
+      <w:r>
+        <w:rPr>
+          <w:rFonts w:ascii="Times New Roman" w:hAnsi="Times New Roman" w:cs="Times New Roman"/>
+        </w:rPr>
+        <w:t>:</w:t>
+      </w:r>
+    </w:p>
+    <w:p>
+      <w:pPr>
+        <w:pStyle w:val="ListParagraph"/>
+        <w:numPr>
+          <w:ilvl w:val="6"/>
+          <w:numId w:val="11"/>
+        </w:numPr>
+        <w:ind w:left="1134"/>
+        <w:rPr>
+          <w:rFonts w:ascii="Times New Roman" w:hAnsi="Times New Roman" w:cs="Times New Roman"/>
+        </w:rPr>
+      </w:pPr>
+      <w:r>
+        <w:rPr>
+          <w:rFonts w:ascii="Times New Roman" w:hAnsi="Times New Roman" w:cs="Times New Roman"/>
+        </w:rPr>
+        <w:lastRenderedPageBreak/>
+        <w:t>Suplemen</w:t>
+      </w:r>
+    </w:p>
+    <w:p>
+      <w:pPr>
+        <w:pStyle w:val="ListParagraph"/>
+        <w:numPr>
+          <w:ilvl w:val="6"/>
+          <w:numId w:val="11"/>
+        </w:numPr>
+        <w:ind w:left="1134"/>
+        <w:rPr>
+          <w:rFonts w:ascii="Times New Roman" w:hAnsi="Times New Roman" w:cs="Times New Roman"/>
+        </w:rPr>
+      </w:pPr>
+      <w:r>
+        <w:rPr>
+          <w:rFonts w:ascii="Times New Roman" w:hAnsi="Times New Roman" w:cs="Times New Roman"/>
+        </w:rPr>
+        <w:t>Komplemen</w:t>
+      </w:r>
+    </w:p>
+    <w:p>
+      <w:pPr>
+        <w:pStyle w:val="ListParagraph"/>
+        <w:numPr>
+          <w:ilvl w:val="6"/>
+          <w:numId w:val="11"/>
+        </w:numPr>
+        <w:ind w:left="1134"/>
+        <w:rPr>
+          <w:rFonts w:ascii="Times New Roman" w:hAnsi="Times New Roman" w:cs="Times New Roman"/>
+        </w:rPr>
+      </w:pPr>
+      <w:r>
+        <w:rPr>
+          <w:rFonts w:ascii="Times New Roman" w:hAnsi="Times New Roman" w:cs="Times New Roman"/>
+        </w:rPr>
+        <w:t>Substitusi</w:t>
+      </w:r>
+    </w:p>
+    <w:p>
+      <w:pPr>
+        <w:rPr>
+          <w:rFonts w:ascii="Times New Roman" w:hAnsi="Times New Roman" w:cs="Times New Roman"/>
+        </w:rPr>
+      </w:pPr>
+      <w:r>
+        <w:rPr>
+          <w:rFonts w:ascii="Times New Roman" w:hAnsi="Times New Roman" w:cs="Times New Roman"/>
+        </w:rPr>
+        <w:t xml:space="preserve">“Seiring </w:t>
+      </w:r>
+      <w:proofErr w:type="spellStart"/>
+      <w:r>
+        <w:rPr>
+          <w:rFonts w:ascii="Times New Roman" w:hAnsi="Times New Roman" w:cs="Times New Roman"/>
+        </w:rPr>
+        <w:t>dengan</w:t>
+      </w:r>
+      <w:proofErr w:type="spellEnd"/>
+      <w:r>
+        <w:rPr>
+          <w:rFonts w:ascii="Times New Roman" w:hAnsi="Times New Roman" w:cs="Times New Roman"/>
+        </w:rPr>
+        <w:t xml:space="preserve"> </w:t>
+      </w:r>
+      <w:proofErr w:type="spellStart"/>
+      <w:r>
+        <w:rPr>
+          <w:rFonts w:ascii="Times New Roman" w:hAnsi="Times New Roman" w:cs="Times New Roman"/>
+        </w:rPr>
+        <w:t>perkembangan</w:t>
+      </w:r>
+      <w:proofErr w:type="spellEnd"/>
+      <w:r>
+        <w:rPr>
+          <w:rFonts w:ascii="Times New Roman" w:hAnsi="Times New Roman" w:cs="Times New Roman"/>
+        </w:rPr>
+        <w:t xml:space="preserve"> </w:t>
+      </w:r>
+      <w:proofErr w:type="spellStart"/>
+      <w:r>
+        <w:rPr>
+          <w:rFonts w:ascii="Times New Roman" w:hAnsi="Times New Roman" w:cs="Times New Roman"/>
+        </w:rPr>
+        <w:t>teknologi</w:t>
+      </w:r>
+      <w:proofErr w:type="spellEnd"/>
+      <w:r>
+        <w:rPr>
+          <w:rFonts w:ascii="Times New Roman" w:hAnsi="Times New Roman" w:cs="Times New Roman"/>
+        </w:rPr>
+        <w:t xml:space="preserve"> internet, </w:t>
+      </w:r>
+      <w:proofErr w:type="spellStart"/>
+      <w:r>
+        <w:rPr>
+          <w:rFonts w:ascii="Times New Roman" w:hAnsi="Times New Roman" w:cs="Times New Roman"/>
+        </w:rPr>
+        <w:t>kebutuhan</w:t>
+      </w:r>
+      <w:proofErr w:type="spellEnd"/>
+      <w:r>
+        <w:rPr>
+          <w:rFonts w:ascii="Times New Roman" w:hAnsi="Times New Roman" w:cs="Times New Roman"/>
+        </w:rPr>
+        <w:t xml:space="preserve"> </w:t>
+      </w:r>
+      <w:proofErr w:type="spellStart"/>
+      <w:r>
+        <w:rPr>
+          <w:rFonts w:ascii="Times New Roman" w:hAnsi="Times New Roman" w:cs="Times New Roman"/>
+        </w:rPr>
+        <w:t>akan</w:t>
+      </w:r>
+      <w:proofErr w:type="spellEnd"/>
+      <w:r>
+        <w:rPr>
+          <w:rFonts w:ascii="Times New Roman" w:hAnsi="Times New Roman" w:cs="Times New Roman"/>
+        </w:rPr>
+        <w:t xml:space="preserve"> </w:t>
+      </w:r>
+      <w:proofErr w:type="spellStart"/>
+      <w:r>
+        <w:rPr>
+          <w:rFonts w:ascii="Times New Roman" w:hAnsi="Times New Roman" w:cs="Times New Roman"/>
+        </w:rPr>
+        <w:t>informasi</w:t>
+      </w:r>
+      <w:proofErr w:type="spellEnd"/>
+      <w:r>
+        <w:rPr>
+          <w:rFonts w:ascii="Times New Roman" w:hAnsi="Times New Roman" w:cs="Times New Roman"/>
+        </w:rPr>
+        <w:t xml:space="preserve"> yang </w:t>
+      </w:r>
+      <w:proofErr w:type="spellStart"/>
+      <w:r>
+        <w:rPr>
+          <w:rFonts w:ascii="Times New Roman" w:hAnsi="Times New Roman" w:cs="Times New Roman"/>
+        </w:rPr>
+        <w:t>dapat</w:t>
+      </w:r>
+      <w:proofErr w:type="spellEnd"/>
+      <w:r>
+        <w:rPr>
+          <w:rFonts w:ascii="Times New Roman" w:hAnsi="Times New Roman" w:cs="Times New Roman"/>
+        </w:rPr>
+        <w:t xml:space="preserve"> </w:t>
+      </w:r>
+      <w:proofErr w:type="spellStart"/>
+      <w:r>
+        <w:rPr>
+          <w:rFonts w:ascii="Times New Roman" w:hAnsi="Times New Roman" w:cs="Times New Roman"/>
+        </w:rPr>
+        <w:t>diperoleh</w:t>
+      </w:r>
+      <w:proofErr w:type="spellEnd"/>
+      <w:r>
+        <w:rPr>
+          <w:rFonts w:ascii="Times New Roman" w:hAnsi="Times New Roman" w:cs="Times New Roman"/>
+        </w:rPr>
+        <w:t xml:space="preserve"> </w:t>
+      </w:r>
+      <w:proofErr w:type="spellStart"/>
+      <w:r>
+        <w:rPr>
+          <w:rFonts w:ascii="Times New Roman" w:hAnsi="Times New Roman" w:cs="Times New Roman"/>
+        </w:rPr>
+        <w:t>dengan</w:t>
+      </w:r>
+      <w:proofErr w:type="spellEnd"/>
+      <w:r>
+        <w:rPr>
+          <w:rFonts w:ascii="Times New Roman" w:hAnsi="Times New Roman" w:cs="Times New Roman"/>
+        </w:rPr>
+        <w:t xml:space="preserve"> </w:t>
+      </w:r>
+      <w:proofErr w:type="spellStart"/>
+      <w:r>
+        <w:rPr>
+          <w:rFonts w:ascii="Times New Roman" w:hAnsi="Times New Roman" w:cs="Times New Roman"/>
+        </w:rPr>
+        <w:t>cepat</w:t>
+      </w:r>
+      <w:proofErr w:type="spellEnd"/>
+      <w:r>
+        <w:rPr>
+          <w:rFonts w:ascii="Times New Roman" w:hAnsi="Times New Roman" w:cs="Times New Roman"/>
+        </w:rPr>
+        <w:t xml:space="preserve"> </w:t>
+      </w:r>
+      <w:proofErr w:type="spellStart"/>
+      <w:r>
+        <w:rPr>
+          <w:rFonts w:ascii="Times New Roman" w:hAnsi="Times New Roman" w:cs="Times New Roman"/>
+        </w:rPr>
+        <w:t>mulai</w:t>
+      </w:r>
+      <w:proofErr w:type="spellEnd"/>
+      <w:r>
+        <w:rPr>
+          <w:rFonts w:ascii="Times New Roman" w:hAnsi="Times New Roman" w:cs="Times New Roman"/>
+        </w:rPr>
+        <w:t xml:space="preserve"> </w:t>
+      </w:r>
+      <w:proofErr w:type="spellStart"/>
+      <w:r>
+        <w:rPr>
+          <w:rFonts w:ascii="Times New Roman" w:hAnsi="Times New Roman" w:cs="Times New Roman"/>
+        </w:rPr>
+        <w:t>dirasakan</w:t>
+      </w:r>
+      <w:proofErr w:type="spellEnd"/>
+      <w:r>
+        <w:rPr>
+          <w:rFonts w:ascii="Times New Roman" w:hAnsi="Times New Roman" w:cs="Times New Roman"/>
+        </w:rPr>
+        <w:t xml:space="preserve"> </w:t>
+      </w:r>
+      <w:proofErr w:type="spellStart"/>
+      <w:r>
+        <w:rPr>
+          <w:rFonts w:ascii="Times New Roman" w:hAnsi="Times New Roman" w:cs="Times New Roman"/>
+        </w:rPr>
+        <w:t>sebagai</w:t>
+      </w:r>
+      <w:proofErr w:type="spellEnd"/>
+      <w:r>
+        <w:rPr>
+          <w:rFonts w:ascii="Times New Roman" w:hAnsi="Times New Roman" w:cs="Times New Roman"/>
+        </w:rPr>
+        <w:t xml:space="preserve"> </w:t>
+      </w:r>
+      <w:proofErr w:type="spellStart"/>
+      <w:r>
+        <w:rPr>
+          <w:rFonts w:ascii="Times New Roman" w:hAnsi="Times New Roman" w:cs="Times New Roman"/>
+        </w:rPr>
+        <w:t>kebutuhan</w:t>
+      </w:r>
+      <w:proofErr w:type="spellEnd"/>
+      <w:r>
+        <w:rPr>
+          <w:rFonts w:ascii="Times New Roman" w:hAnsi="Times New Roman" w:cs="Times New Roman"/>
+        </w:rPr>
+        <w:t xml:space="preserve"> </w:t>
+      </w:r>
+      <w:proofErr w:type="spellStart"/>
+      <w:r>
+        <w:rPr>
+          <w:rFonts w:ascii="Times New Roman" w:hAnsi="Times New Roman" w:cs="Times New Roman"/>
+        </w:rPr>
+        <w:t>mutlak</w:t>
+      </w:r>
+      <w:proofErr w:type="spellEnd"/>
+      <w:r>
+        <w:rPr>
+          <w:rFonts w:ascii="Times New Roman" w:hAnsi="Times New Roman" w:cs="Times New Roman"/>
+        </w:rPr>
+        <w:t xml:space="preserve">, dan </w:t>
+      </w:r>
+      <w:proofErr w:type="spellStart"/>
+      <w:r>
+        <w:rPr>
+          <w:rFonts w:ascii="Times New Roman" w:hAnsi="Times New Roman" w:cs="Times New Roman"/>
+        </w:rPr>
+        <w:t>jarak</w:t>
+      </w:r>
+      <w:proofErr w:type="spellEnd"/>
+      <w:r>
+        <w:rPr>
+          <w:rFonts w:ascii="Times New Roman" w:hAnsi="Times New Roman" w:cs="Times New Roman"/>
+        </w:rPr>
+        <w:t xml:space="preserve"> </w:t>
+      </w:r>
+      <w:proofErr w:type="spellStart"/>
+      <w:r>
+        <w:rPr>
+          <w:rFonts w:ascii="Times New Roman" w:hAnsi="Times New Roman" w:cs="Times New Roman"/>
+        </w:rPr>
+        <w:t>serta</w:t>
+      </w:r>
+      <w:proofErr w:type="spellEnd"/>
+      <w:r>
+        <w:rPr>
+          <w:rFonts w:ascii="Times New Roman" w:hAnsi="Times New Roman" w:cs="Times New Roman"/>
+        </w:rPr>
+        <w:t xml:space="preserve"> </w:t>
+      </w:r>
+      <w:proofErr w:type="spellStart"/>
+      <w:r>
+        <w:rPr>
+          <w:rFonts w:ascii="Times New Roman" w:hAnsi="Times New Roman" w:cs="Times New Roman"/>
+        </w:rPr>
+        <w:t>lokasi</w:t>
+      </w:r>
+      <w:proofErr w:type="spellEnd"/>
+      <w:r>
+        <w:rPr>
+          <w:rFonts w:ascii="Times New Roman" w:hAnsi="Times New Roman" w:cs="Times New Roman"/>
+        </w:rPr>
+        <w:t xml:space="preserve"> </w:t>
+      </w:r>
+      <w:proofErr w:type="spellStart"/>
+      <w:r>
+        <w:rPr>
+          <w:rFonts w:ascii="Times New Roman" w:hAnsi="Times New Roman" w:cs="Times New Roman"/>
+        </w:rPr>
+        <w:t>bukanlah</w:t>
+      </w:r>
+      <w:proofErr w:type="spellEnd"/>
+      <w:r>
+        <w:rPr>
+          <w:rFonts w:ascii="Times New Roman" w:hAnsi="Times New Roman" w:cs="Times New Roman"/>
+        </w:rPr>
+        <w:t xml:space="preserve"> </w:t>
+      </w:r>
+      <w:proofErr w:type="spellStart"/>
+      <w:r>
+        <w:rPr>
+          <w:rFonts w:ascii="Times New Roman" w:hAnsi="Times New Roman" w:cs="Times New Roman"/>
+        </w:rPr>
+        <w:t>halangan</w:t>
+      </w:r>
+      <w:proofErr w:type="spellEnd"/>
+      <w:r>
+        <w:rPr>
+          <w:rFonts w:ascii="Times New Roman" w:hAnsi="Times New Roman" w:cs="Times New Roman"/>
+        </w:rPr>
+        <w:t xml:space="preserve"> </w:t>
+      </w:r>
+      <w:proofErr w:type="spellStart"/>
+      <w:r>
+        <w:rPr>
+          <w:rFonts w:ascii="Times New Roman" w:hAnsi="Times New Roman" w:cs="Times New Roman"/>
+        </w:rPr>
+        <w:t>lagi</w:t>
+      </w:r>
+      <w:proofErr w:type="spellEnd"/>
+      <w:r>
+        <w:rPr>
+          <w:rFonts w:ascii="Times New Roman" w:hAnsi="Times New Roman" w:cs="Times New Roman"/>
+        </w:rPr>
+        <w:t xml:space="preserve">. </w:t>
+      </w:r>
+      <w:proofErr w:type="spellStart"/>
+      <w:r>
+        <w:rPr>
+          <w:rFonts w:ascii="Times New Roman" w:hAnsi="Times New Roman" w:cs="Times New Roman"/>
+        </w:rPr>
+        <w:t>Perkembangan</w:t>
+      </w:r>
+      <w:proofErr w:type="spellEnd"/>
+      <w:r>
+        <w:rPr>
+          <w:rFonts w:ascii="Times New Roman" w:hAnsi="Times New Roman" w:cs="Times New Roman"/>
+        </w:rPr>
+        <w:t xml:space="preserve"> LMS yang </w:t>
+      </w:r>
+      <w:proofErr w:type="spellStart"/>
+      <w:r>
+        <w:rPr>
+          <w:rFonts w:ascii="Times New Roman" w:hAnsi="Times New Roman" w:cs="Times New Roman"/>
+        </w:rPr>
+        <w:t>semakin</w:t>
+      </w:r>
+      <w:proofErr w:type="spellEnd"/>
+      <w:r>
+        <w:rPr>
+          <w:rFonts w:ascii="Times New Roman" w:hAnsi="Times New Roman" w:cs="Times New Roman"/>
+        </w:rPr>
+        <w:t xml:space="preserve"> </w:t>
+      </w:r>
+      <w:proofErr w:type="spellStart"/>
+      <w:r>
+        <w:rPr>
+          <w:rFonts w:ascii="Times New Roman" w:hAnsi="Times New Roman" w:cs="Times New Roman"/>
+        </w:rPr>
+        <w:t>pesat</w:t>
+      </w:r>
+      <w:proofErr w:type="spellEnd"/>
+      <w:r>
+        <w:rPr>
+          <w:rFonts w:ascii="Times New Roman" w:hAnsi="Times New Roman" w:cs="Times New Roman"/>
+        </w:rPr>
+        <w:t xml:space="preserve"> juga </w:t>
+      </w:r>
+      <w:proofErr w:type="spellStart"/>
+      <w:r>
+        <w:rPr>
+          <w:rFonts w:ascii="Times New Roman" w:hAnsi="Times New Roman" w:cs="Times New Roman"/>
+        </w:rPr>
+        <w:t>memunculkan</w:t>
+      </w:r>
+      <w:proofErr w:type="spellEnd"/>
+      <w:r>
+        <w:rPr>
+          <w:rFonts w:ascii="Times New Roman" w:hAnsi="Times New Roman" w:cs="Times New Roman"/>
+        </w:rPr>
+        <w:t xml:space="preserve"> </w:t>
+      </w:r>
+      <w:proofErr w:type="spellStart"/>
+      <w:r>
+        <w:rPr>
+          <w:rFonts w:ascii="Times New Roman" w:hAnsi="Times New Roman" w:cs="Times New Roman"/>
+        </w:rPr>
+        <w:t>pemikiran</w:t>
+      </w:r>
+      <w:proofErr w:type="spellEnd"/>
+      <w:r>
+        <w:rPr>
+          <w:rFonts w:ascii="Times New Roman" w:hAnsi="Times New Roman" w:cs="Times New Roman"/>
+        </w:rPr>
+        <w:t xml:space="preserve"> </w:t>
+      </w:r>
+      <w:proofErr w:type="spellStart"/>
+      <w:r>
+        <w:rPr>
+          <w:rFonts w:ascii="Times New Roman" w:hAnsi="Times New Roman" w:cs="Times New Roman"/>
+        </w:rPr>
+        <w:t>baru</w:t>
+      </w:r>
+      <w:proofErr w:type="spellEnd"/>
+      <w:r>
+        <w:rPr>
+          <w:rFonts w:ascii="Times New Roman" w:hAnsi="Times New Roman" w:cs="Times New Roman"/>
+        </w:rPr>
+        <w:t xml:space="preserve"> </w:t>
+      </w:r>
+      <w:proofErr w:type="spellStart"/>
+      <w:r>
+        <w:rPr>
+          <w:rFonts w:ascii="Times New Roman" w:hAnsi="Times New Roman" w:cs="Times New Roman"/>
+        </w:rPr>
+        <w:t>untuk</w:t>
+      </w:r>
+      <w:proofErr w:type="spellEnd"/>
+      <w:r>
+        <w:rPr>
+          <w:rFonts w:ascii="Times New Roman" w:hAnsi="Times New Roman" w:cs="Times New Roman"/>
+        </w:rPr>
+        <w:t xml:space="preserve"> </w:t>
+      </w:r>
+      <w:proofErr w:type="spellStart"/>
+      <w:r>
+        <w:rPr>
+          <w:rFonts w:ascii="Times New Roman" w:hAnsi="Times New Roman" w:cs="Times New Roman"/>
+        </w:rPr>
+        <w:t>mengatasi</w:t>
+      </w:r>
+      <w:proofErr w:type="spellEnd"/>
+      <w:r>
+        <w:rPr>
+          <w:rFonts w:ascii="Times New Roman" w:hAnsi="Times New Roman" w:cs="Times New Roman"/>
+        </w:rPr>
+        <w:t xml:space="preserve"> </w:t>
+      </w:r>
+      <w:proofErr w:type="spellStart"/>
+      <w:r>
+        <w:rPr>
+          <w:rFonts w:ascii="Times New Roman" w:hAnsi="Times New Roman" w:cs="Times New Roman"/>
+        </w:rPr>
+        <w:t>permasalahan</w:t>
+      </w:r>
+      <w:proofErr w:type="spellEnd"/>
+      <w:r>
+        <w:rPr>
+          <w:rFonts w:ascii="Times New Roman" w:hAnsi="Times New Roman" w:cs="Times New Roman"/>
+        </w:rPr>
+        <w:t xml:space="preserve"> </w:t>
+      </w:r>
+      <w:r>
+        <w:rPr>
+          <w:rStyle w:val="Emphasis"/>
+          <w:rFonts w:ascii="Times New Roman" w:hAnsi="Times New Roman" w:cs="Times New Roman"/>
+        </w:rPr>
+        <w:t>interoperability</w:t>
+      </w:r>
+      <w:r>
+        <w:rPr>
+          <w:rFonts w:ascii="Times New Roman" w:hAnsi="Times New Roman" w:cs="Times New Roman"/>
+        </w:rPr>
+        <w:t>.”</w:t>
+      </w:r>
+      <w:r>
+        <w:rPr>
+          <w:rFonts w:ascii="Times New Roman" w:hAnsi="Times New Roman" w:cs="Times New Roman"/>
+        </w:rPr>
+        <w:br/>
+      </w:r>
+      <w:r>
+        <w:rPr>
+          <w:rFonts w:ascii="Times New Roman" w:hAnsi="Times New Roman" w:cs="Times New Roman"/>
+        </w:rPr>
+        <w:fldChar w:fldCharType="begin" w:fldLock="1"/>
+      </w:r>
+      <w:r>
+        <w:rPr>
+          <w:rFonts w:ascii="Times New Roman" w:hAnsi="Times New Roman" w:cs="Times New Roman"/>
+        </w:rPr>
+        <w:instrText>ADDIN CSL_CITATION {"citationItems":[{"id":"ITEM-1","itemData":{"author":[{"dropping-particle":"","family":"Darmawan","given":"Deni","non-dropping-particle":"","parse-names":false,"suffix":""}],"id":"ITEM-1","issued":{"date-parts":[["2016"]]},"title":"Pengembangan E-Learning Teori dan Desain","type":"article-journal"},"uris":["http://www.mendeley.com/documents/?uuid=fa98729c-0a22-483b-91e4-08526a3f8db7"]}],"mendeley":{"formattedCitation":"(Darmawan, 2016)","plainTextFormattedCitation":"(Darmawan, 2016)"},"properties":{"noteIndex":0},"schema":"https://github.com/citation-style-language/schema/raw/master/csl-citation.json"}</w:instrText>
+      </w:r>
+      <w:r>
+        <w:rPr>
+          <w:rFonts w:ascii="Times New Roman" w:hAnsi="Times New Roman" w:cs="Times New Roman"/>
+        </w:rPr>
+        <w:fldChar w:fldCharType="separate"/>
+      </w:r>
+      <w:r>
+        <w:rPr>
+          <w:rFonts w:ascii="Times New Roman" w:hAnsi="Times New Roman" w:cs="Times New Roman"/>
+          <w:noProof/>
+        </w:rPr>
+        <w:t>(Darmawan, 2016)</w:t>
+      </w:r>
+      <w:r>
+        <w:rPr>
+          <w:rFonts w:ascii="Times New Roman" w:hAnsi="Times New Roman" w:cs="Times New Roman"/>
+        </w:rPr>
+        <w:fldChar w:fldCharType="end"/>
+      </w:r>
+    </w:p>
+    <w:p>
+      <w:pPr>
+        <w:rPr>
+          <w:rFonts w:ascii="Times New Roman" w:hAnsi="Times New Roman" w:cs="Times New Roman"/>
+        </w:rPr>
+      </w:pPr>
+      <w:r>
+        <w:rPr>
+          <w:rFonts w:ascii="Times New Roman" w:hAnsi="Times New Roman" w:cs="Times New Roman"/>
+        </w:rPr>
+        <w:t>Berdasarkan hal tersebut, sistem monitoring ini tidak dapat disebut sebagai LMS, karena sistem ini secara spesifik hanya memenuhi proses input, proses, dan output berupa evaluasi pembelajaran.</w:t>
+      </w:r>
+    </w:p>
+    <w:p>
+      <w:pPr>
+        <w:rPr>
+          <w:rFonts w:ascii="Times New Roman" w:hAnsi="Times New Roman" w:cs="Times New Roman"/>
+        </w:rPr>
+      </w:pPr>
+      <w:proofErr w:type="spellStart"/>
+      <w:r>
+        <w:rPr>
+          <w:rFonts w:ascii="Times New Roman" w:hAnsi="Times New Roman" w:cs="Times New Roman"/>
+        </w:rPr>
+        <w:t>Catatan</w:t>
+      </w:r>
+      <w:proofErr w:type="spellEnd"/>
+      <w:r>
+        <w:rPr>
+          <w:rFonts w:ascii="Times New Roman" w:hAnsi="Times New Roman" w:cs="Times New Roman"/>
+        </w:rPr>
+        <w:t xml:space="preserve">: </w:t>
+      </w:r>
+      <w:proofErr w:type="spellStart"/>
+      <w:r>
+        <w:rPr>
+          <w:rFonts w:ascii="Times New Roman" w:hAnsi="Times New Roman" w:cs="Times New Roman"/>
+        </w:rPr>
+        <w:t>Subbab</w:t>
+      </w:r>
+      <w:proofErr w:type="spellEnd"/>
+      <w:r>
+        <w:rPr>
+          <w:rFonts w:ascii="Times New Roman" w:hAnsi="Times New Roman" w:cs="Times New Roman"/>
+        </w:rPr>
+        <w:t xml:space="preserve"> </w:t>
+      </w:r>
+      <w:proofErr w:type="spellStart"/>
+      <w:r>
+        <w:rPr>
+          <w:rFonts w:ascii="Times New Roman" w:hAnsi="Times New Roman" w:cs="Times New Roman"/>
+        </w:rPr>
+        <w:t>ini</w:t>
+      </w:r>
+      <w:proofErr w:type="spellEnd"/>
+      <w:r>
+        <w:rPr>
+          <w:rFonts w:ascii="Times New Roman" w:hAnsi="Times New Roman" w:cs="Times New Roman"/>
+        </w:rPr>
+        <w:t xml:space="preserve"> </w:t>
+      </w:r>
+      <w:proofErr w:type="spellStart"/>
+      <w:r>
+        <w:rPr>
+          <w:rFonts w:ascii="Times New Roman" w:hAnsi="Times New Roman" w:cs="Times New Roman"/>
+        </w:rPr>
+        <w:t>berpotensi</w:t>
+      </w:r>
+      <w:proofErr w:type="spellEnd"/>
+      <w:r>
+        <w:rPr>
+          <w:rFonts w:ascii="Times New Roman" w:hAnsi="Times New Roman" w:cs="Times New Roman"/>
+        </w:rPr>
+        <w:t xml:space="preserve"> </w:t>
+      </w:r>
+      <w:proofErr w:type="spellStart"/>
+      <w:r>
+        <w:rPr>
+          <w:rFonts w:ascii="Times New Roman" w:hAnsi="Times New Roman" w:cs="Times New Roman"/>
+        </w:rPr>
+        <w:t>lebih</w:t>
+      </w:r>
+      <w:proofErr w:type="spellEnd"/>
+      <w:r>
+        <w:rPr>
+          <w:rFonts w:ascii="Times New Roman" w:hAnsi="Times New Roman" w:cs="Times New Roman"/>
+        </w:rPr>
+        <w:t xml:space="preserve"> </w:t>
+      </w:r>
+      <w:proofErr w:type="spellStart"/>
+      <w:r>
+        <w:rPr>
+          <w:rFonts w:ascii="Times New Roman" w:hAnsi="Times New Roman" w:cs="Times New Roman"/>
+        </w:rPr>
+        <w:t>sesuai</w:t>
+      </w:r>
+      <w:proofErr w:type="spellEnd"/>
+      <w:r>
+        <w:rPr>
+          <w:rFonts w:ascii="Times New Roman" w:hAnsi="Times New Roman" w:cs="Times New Roman"/>
+        </w:rPr>
+        <w:t xml:space="preserve"> </w:t>
+      </w:r>
+      <w:proofErr w:type="spellStart"/>
+      <w:r>
+        <w:rPr>
+          <w:rFonts w:ascii="Times New Roman" w:hAnsi="Times New Roman" w:cs="Times New Roman"/>
+        </w:rPr>
+        <w:t>jika</w:t>
+      </w:r>
+      <w:proofErr w:type="spellEnd"/>
+      <w:r>
+        <w:rPr>
+          <w:rFonts w:ascii="Times New Roman" w:hAnsi="Times New Roman" w:cs="Times New Roman"/>
+        </w:rPr>
+        <w:t xml:space="preserve"> </w:t>
+      </w:r>
+      <w:proofErr w:type="spellStart"/>
+      <w:r>
+        <w:rPr>
+          <w:rFonts w:ascii="Times New Roman" w:hAnsi="Times New Roman" w:cs="Times New Roman"/>
+        </w:rPr>
+        <w:t>dimasukkan</w:t>
+      </w:r>
+      <w:proofErr w:type="spellEnd"/>
+      <w:r>
+        <w:rPr>
+          <w:rFonts w:ascii="Times New Roman" w:hAnsi="Times New Roman" w:cs="Times New Roman"/>
+        </w:rPr>
+        <w:t xml:space="preserve"> </w:t>
+      </w:r>
+      <w:proofErr w:type="spellStart"/>
+      <w:r>
+        <w:rPr>
+          <w:rFonts w:ascii="Times New Roman" w:hAnsi="Times New Roman" w:cs="Times New Roman"/>
+        </w:rPr>
+        <w:t>ke</w:t>
+      </w:r>
+      <w:proofErr w:type="spellEnd"/>
+      <w:r>
+        <w:rPr>
+          <w:rFonts w:ascii="Times New Roman" w:hAnsi="Times New Roman" w:cs="Times New Roman"/>
+        </w:rPr>
+        <w:t xml:space="preserve"> </w:t>
+      </w:r>
+      <w:proofErr w:type="spellStart"/>
+      <w:r>
+        <w:rPr>
+          <w:rFonts w:ascii="Times New Roman" w:hAnsi="Times New Roman" w:cs="Times New Roman"/>
+        </w:rPr>
+        <w:t>dalam</w:t>
+      </w:r>
+      <w:proofErr w:type="spellEnd"/>
+      <w:r>
+        <w:rPr>
+          <w:rFonts w:ascii="Times New Roman" w:hAnsi="Times New Roman" w:cs="Times New Roman"/>
+        </w:rPr>
+        <w:t xml:space="preserve"> </w:t>
+      </w:r>
+      <w:proofErr w:type="spellStart"/>
+      <w:r>
+        <w:rPr>
+          <w:rFonts w:ascii="Times New Roman" w:hAnsi="Times New Roman" w:cs="Times New Roman"/>
+        </w:rPr>
+        <w:t>bagian</w:t>
+      </w:r>
+      <w:proofErr w:type="spellEnd"/>
+      <w:r>
+        <w:rPr>
+          <w:rFonts w:ascii="Times New Roman" w:hAnsi="Times New Roman" w:cs="Times New Roman"/>
+        </w:rPr>
+        <w:t xml:space="preserve"> </w:t>
+      </w:r>
+      <w:proofErr w:type="spellStart"/>
+      <w:r>
+        <w:rPr>
+          <w:rFonts w:ascii="Times New Roman" w:hAnsi="Times New Roman" w:cs="Times New Roman"/>
+        </w:rPr>
+        <w:t>batasan</w:t>
+      </w:r>
+      <w:proofErr w:type="spellEnd"/>
+      <w:r>
+        <w:rPr>
+          <w:rFonts w:ascii="Times New Roman" w:hAnsi="Times New Roman" w:cs="Times New Roman"/>
+        </w:rPr>
+        <w:t xml:space="preserve"> </w:t>
+      </w:r>
+      <w:proofErr w:type="spellStart"/>
+      <w:r>
+        <w:rPr>
+          <w:rFonts w:ascii="Times New Roman" w:hAnsi="Times New Roman" w:cs="Times New Roman"/>
+        </w:rPr>
+        <w:t>masalah</w:t>
+      </w:r>
+      <w:proofErr w:type="spellEnd"/>
+      <w:r>
+        <w:rPr>
+          <w:rFonts w:ascii="Times New Roman" w:hAnsi="Times New Roman" w:cs="Times New Roman"/>
+        </w:rPr>
+        <w:t>.</w:t>
+      </w:r>
+    </w:p>
+    <w:p>
+      <w:pPr>
+        <w:rPr>
+          <w:rFonts w:ascii="Times New Roman" w:hAnsi="Times New Roman" w:cs="Times New Roman"/>
+          <w:sz w:val="24"/>
+          <w:szCs w:val="24"/>
+        </w:rPr>
+      </w:pPr>
+      <w:r>
+        <w:rPr>
+          <w:rStyle w:val="Strong"/>
+          <w:rFonts w:ascii="Times New Roman" w:hAnsi="Times New Roman" w:cs="Times New Roman"/>
+          <w:sz w:val="24"/>
+          <w:szCs w:val="24"/>
+        </w:rPr>
+        <w:t>2.4 Web Application</w:t>
+      </w:r>
+    </w:p>
+    <w:p>
+      <w:pPr>
+        <w:rPr>
+          <w:rFonts w:ascii="Times New Roman" w:hAnsi="Times New Roman" w:cs="Times New Roman"/>
+        </w:rPr>
+      </w:pPr>
+      <w:r>
+        <w:rPr>
+          <w:rFonts w:ascii="Times New Roman" w:hAnsi="Times New Roman" w:cs="Times New Roman"/>
+        </w:rPr>
+        <w:t>( )</w:t>
+      </w:r>
+    </w:p>
+    <w:p>
+      <w:pPr>
+        <w:rPr>
+          <w:rFonts w:ascii="Times New Roman" w:hAnsi="Times New Roman" w:cs="Times New Roman"/>
+          <w:sz w:val="24"/>
+          <w:szCs w:val="24"/>
+        </w:rPr>
+      </w:pPr>
+      <w:r>
+        <w:rPr>
+          <w:rStyle w:val="Strong"/>
+          <w:rFonts w:ascii="Times New Roman" w:hAnsi="Times New Roman" w:cs="Times New Roman"/>
+          <w:sz w:val="24"/>
+          <w:szCs w:val="24"/>
+        </w:rPr>
+        <w:t>2.5 CodeIgniter</w:t>
+      </w:r>
+    </w:p>
+    <w:p>
+      <w:pPr>
+        <w:rPr>
+          <w:rFonts w:ascii="Times New Roman" w:hAnsi="Times New Roman" w:cs="Times New Roman"/>
+        </w:rPr>
+      </w:pPr>
+      <w:r>
+        <w:rPr>
+          <w:rFonts w:ascii="Times New Roman" w:hAnsi="Times New Roman" w:cs="Times New Roman"/>
+        </w:rPr>
+        <w:t>( )</w:t>
+      </w:r>
+    </w:p>
+    <w:p>
+      <w:pPr>
+        <w:rPr>
+          <w:rFonts w:ascii="Times New Roman" w:hAnsi="Times New Roman" w:cs="Times New Roman"/>
+          <w:sz w:val="24"/>
+          <w:szCs w:val="24"/>
+        </w:rPr>
+      </w:pPr>
+      <w:r>
+        <w:rPr>
+          <w:rStyle w:val="Strong"/>
+          <w:rFonts w:ascii="Times New Roman" w:hAnsi="Times New Roman" w:cs="Times New Roman"/>
+          <w:sz w:val="24"/>
+          <w:szCs w:val="24"/>
+        </w:rPr>
+        <w:t>2.6 Google Sheets API</w:t>
+      </w:r>
+    </w:p>
+    <w:p>
+      <w:pPr>
+        <w:rPr>
+          <w:rFonts w:ascii="Times New Roman" w:hAnsi="Times New Roman" w:cs="Times New Roman"/>
+        </w:rPr>
+      </w:pPr>
+      <w:r>
+        <w:rPr>
+          <w:rFonts w:ascii="Times New Roman" w:hAnsi="Times New Roman" w:cs="Times New Roman"/>
+        </w:rPr>
+        <w:t>( )</w:t>
+      </w:r>
+    </w:p>
+    <w:p>
+      <w:pPr>
+        <w:rPr>
+          <w:rFonts w:ascii="Times New Roman" w:hAnsi="Times New Roman" w:cs="Times New Roman"/>
+          <w:sz w:val="24"/>
+          <w:szCs w:val="24"/>
+        </w:rPr>
+      </w:pPr>
+      <w:r>
+        <w:rPr>
+          <w:rStyle w:val="Strong"/>
+          <w:rFonts w:ascii="Times New Roman" w:hAnsi="Times New Roman" w:cs="Times New Roman"/>
+          <w:sz w:val="24"/>
+          <w:szCs w:val="24"/>
+        </w:rPr>
+        <w:t>2.</w:t>
+      </w:r>
+      <w:r>
+        <w:rPr>
+          <w:rStyle w:val="Strong"/>
+          <w:rFonts w:ascii="Times New Roman" w:hAnsi="Times New Roman" w:cs="Times New Roman"/>
+          <w:sz w:val="24"/>
+          <w:szCs w:val="24"/>
+          <w:lang w:val="en-US"/>
+        </w:rPr>
+        <w:t>2.</w:t>
+      </w:r>
+      <w:r>
+        <w:rPr>
+          <w:rStyle w:val="Strong"/>
+          <w:rFonts w:ascii="Times New Roman" w:hAnsi="Times New Roman" w:cs="Times New Roman"/>
+          <w:sz w:val="24"/>
+          <w:szCs w:val="24"/>
+        </w:rPr>
+        <w:t xml:space="preserve"> PHP Office</w:t>
+      </w:r>
+    </w:p>
+    <w:p>
+      <w:pPr>
+        <w:rPr>
+          <w:rFonts w:ascii="Times New Roman" w:hAnsi="Times New Roman" w:cs="Times New Roman"/>
+        </w:rPr>
+      </w:pPr>
+      <w:r>
+        <w:rPr>
+          <w:rFonts w:ascii="Times New Roman" w:hAnsi="Times New Roman" w:cs="Times New Roman"/>
+        </w:rPr>
+        <w:t>( )</w:t>
+      </w:r>
+    </w:p>
+    <w:p>
+      <w:pPr>
         <w:numPr>
           <w:ilvl w:val="2"/>
           <w:numId w:val="1"/>
@@ -4902,6 +9753,7 @@
         <w:rPr>
           <w:rFonts w:ascii="Times New Roman" w:eastAsia="Times New Roman" w:hAnsi="Times New Roman" w:cs="Times New Roman"/>
           <w:b/>
+          <w:i/>
           <w:color w:val="000000"/>
           <w:sz w:val="24"/>
           <w:szCs w:val="24"/>
@@ -4911,11 +9763,12 @@
         <w:rPr>
           <w:rFonts w:ascii="Times New Roman" w:eastAsia="Times New Roman" w:hAnsi="Times New Roman" w:cs="Times New Roman"/>
           <w:b/>
+          <w:i/>
           <w:color w:val="000000"/>
           <w:sz w:val="24"/>
           <w:szCs w:val="24"/>
         </w:rPr>
-        <w:t xml:space="preserve">Aplikasi </w:t>
+        <w:t>Waterfall</w:t>
       </w:r>
     </w:p>
     <w:p>
@@ -4927,25 +9780,52 @@
           <w:right w:val="nil"/>
           <w:between w:val="nil"/>
         </w:pBdr>
+        <w:spacing w:after="0"/>
+        <w:rPr>
+          <w:rFonts w:ascii="Times New Roman" w:eastAsia="Times New Roman" w:hAnsi="Times New Roman" w:cs="Times New Roman"/>
+          <w:color w:val="000000"/>
+          <w:sz w:val="24"/>
+          <w:szCs w:val="24"/>
+        </w:rPr>
+      </w:pPr>
+      <w:r>
+        <w:rPr>
+          <w:rFonts w:ascii="Times New Roman" w:eastAsia="Times New Roman" w:hAnsi="Times New Roman" w:cs="Times New Roman"/>
+          <w:b/>
+          <w:sz w:val="24"/>
+          <w:szCs w:val="24"/>
+        </w:rPr>
+        <w:tab/>
+      </w:r>
+      <w:r>
+        <w:rPr>
+          <w:rFonts w:ascii="Times New Roman" w:eastAsia="Times New Roman" w:hAnsi="Times New Roman" w:cs="Times New Roman"/>
+          <w:sz w:val="24"/>
+          <w:szCs w:val="24"/>
+        </w:rPr>
+        <w:t xml:space="preserve">jelaskan tentang waterfall method, berikan gambar </w:t>
+      </w:r>
+    </w:p>
+    <w:p>
+      <w:pPr>
+        <w:pBdr>
+          <w:top w:val="nil"/>
+          <w:left w:val="nil"/>
+          <w:bottom w:val="nil"/>
+          <w:right w:val="nil"/>
+          <w:between w:val="nil"/>
+        </w:pBdr>
         <w:spacing w:after="0" w:line="360" w:lineRule="auto"/>
         <w:ind w:left="851"/>
         <w:jc w:val="both"/>
         <w:rPr>
           <w:rFonts w:ascii="Times New Roman" w:eastAsia="Times New Roman" w:hAnsi="Times New Roman" w:cs="Times New Roman"/>
+          <w:b/>
           <w:color w:val="000000"/>
           <w:sz w:val="24"/>
           <w:szCs w:val="24"/>
         </w:rPr>
       </w:pPr>
-      <w:r>
-        <w:rPr>
-          <w:rFonts w:ascii="Times New Roman" w:eastAsia="Times New Roman" w:hAnsi="Times New Roman" w:cs="Times New Roman"/>
-          <w:color w:val="000000"/>
-          <w:sz w:val="24"/>
-          <w:szCs w:val="24"/>
-        </w:rPr>
-        <w:t xml:space="preserve">Definisi, perkembangan aplikasi, jenis, fungsi tentang aplikasi </w:t>
-      </w:r>
     </w:p>
     <w:p>
       <w:pPr>
@@ -4966,7 +9846,6 @@
         <w:rPr>
           <w:rFonts w:ascii="Times New Roman" w:eastAsia="Times New Roman" w:hAnsi="Times New Roman" w:cs="Times New Roman"/>
           <w:b/>
-          <w:i/>
           <w:color w:val="000000"/>
           <w:sz w:val="24"/>
           <w:szCs w:val="24"/>
@@ -4976,12 +9855,11 @@
         <w:rPr>
           <w:rFonts w:ascii="Times New Roman" w:eastAsia="Times New Roman" w:hAnsi="Times New Roman" w:cs="Times New Roman"/>
           <w:b/>
-          <w:i/>
           <w:color w:val="000000"/>
           <w:sz w:val="24"/>
           <w:szCs w:val="24"/>
         </w:rPr>
-        <w:t xml:space="preserve">Website </w:t>
+        <w:t xml:space="preserve">Analisis Kebutuhan </w:t>
       </w:r>
     </w:p>
     <w:p>
@@ -4994,24 +9872,21 @@
           <w:between w:val="nil"/>
         </w:pBdr>
         <w:spacing w:after="0" w:line="360" w:lineRule="auto"/>
-        <w:ind w:left="851"/>
+        <w:ind w:left="1080"/>
         <w:jc w:val="both"/>
         <w:rPr>
           <w:rFonts w:ascii="Times New Roman" w:eastAsia="Times New Roman" w:hAnsi="Times New Roman" w:cs="Times New Roman"/>
-          <w:b/>
-          <w:color w:val="000000"/>
-          <w:sz w:val="24"/>
-          <w:szCs w:val="24"/>
-        </w:rPr>
-      </w:pPr>
-      <w:r>
-        <w:rPr>
-          <w:rFonts w:ascii="Times New Roman" w:eastAsia="Times New Roman" w:hAnsi="Times New Roman" w:cs="Times New Roman"/>
-          <w:color w:val="000000"/>
-          <w:sz w:val="24"/>
-          <w:szCs w:val="24"/>
-        </w:rPr>
-        <w:t xml:space="preserve">Definisi, perkembangan website, versi </w:t>
+          <w:sz w:val="24"/>
+          <w:szCs w:val="24"/>
+        </w:rPr>
+      </w:pPr>
+      <w:r>
+        <w:rPr>
+          <w:rFonts w:ascii="Times New Roman" w:eastAsia="Times New Roman" w:hAnsi="Times New Roman" w:cs="Times New Roman"/>
+          <w:sz w:val="24"/>
+          <w:szCs w:val="24"/>
+        </w:rPr>
+        <w:t xml:space="preserve">Jelaskan tentang analisis kebutuhan, analisis kebutuhan fungsional, analisis kebutuhan non fungsional </w:t>
       </w:r>
     </w:p>
     <w:p>
@@ -5042,26 +9917,19 @@
         <w:rPr>
           <w:rFonts w:ascii="Times New Roman" w:eastAsia="Times New Roman" w:hAnsi="Times New Roman" w:cs="Times New Roman"/>
           <w:b/>
-          <w:i/>
           <w:color w:val="000000"/>
           <w:sz w:val="24"/>
           <w:szCs w:val="24"/>
         </w:rPr>
-        <w:t>Software Development Life Cycle</w:t>
-      </w:r>
-      <w:r>
-        <w:rPr>
-          <w:rFonts w:ascii="Times New Roman" w:eastAsia="Times New Roman" w:hAnsi="Times New Roman" w:cs="Times New Roman"/>
-          <w:b/>
-          <w:color w:val="000000"/>
-          <w:sz w:val="24"/>
-          <w:szCs w:val="24"/>
-        </w:rPr>
-        <w:t xml:space="preserve"> (SDLC)</w:t>
-      </w:r>
-    </w:p>
-    <w:p>
-      <w:pPr>
+        <w:t>Perancangan Aplikasi</w:t>
+      </w:r>
+    </w:p>
+    <w:p>
+      <w:pPr>
+        <w:numPr>
+          <w:ilvl w:val="3"/>
+          <w:numId w:val="1"/>
+        </w:numPr>
         <w:pBdr>
           <w:top w:val="nil"/>
           <w:left w:val="nil"/>
@@ -5070,6 +9938,37 @@
           <w:between w:val="nil"/>
         </w:pBdr>
         <w:spacing w:after="0" w:line="360" w:lineRule="auto"/>
+        <w:ind w:left="851" w:hanging="851"/>
+        <w:jc w:val="both"/>
+        <w:rPr>
+          <w:rFonts w:ascii="Times New Roman" w:eastAsia="Times New Roman" w:hAnsi="Times New Roman" w:cs="Times New Roman"/>
+          <w:b/>
+          <w:color w:val="000000"/>
+          <w:sz w:val="24"/>
+          <w:szCs w:val="24"/>
+        </w:rPr>
+      </w:pPr>
+      <w:r>
+        <w:rPr>
+          <w:rFonts w:ascii="Times New Roman" w:eastAsia="Times New Roman" w:hAnsi="Times New Roman" w:cs="Times New Roman"/>
+          <w:b/>
+          <w:color w:val="000000"/>
+          <w:sz w:val="24"/>
+          <w:szCs w:val="24"/>
+        </w:rPr>
+        <w:t xml:space="preserve">Perancangan Arsitektur Aplikasi </w:t>
+      </w:r>
+    </w:p>
+    <w:p>
+      <w:pPr>
+        <w:pBdr>
+          <w:top w:val="nil"/>
+          <w:left w:val="nil"/>
+          <w:bottom w:val="nil"/>
+          <w:right w:val="nil"/>
+          <w:between w:val="nil"/>
+        </w:pBdr>
+        <w:spacing w:after="0" w:line="360" w:lineRule="auto"/>
         <w:ind w:left="851"/>
         <w:jc w:val="both"/>
         <w:rPr>
@@ -5085,7 +9984,194 @@
           <w:sz w:val="24"/>
           <w:szCs w:val="24"/>
         </w:rPr>
-        <w:t>Jelaskan tentang SDLC</w:t>
+        <w:t xml:space="preserve">jelaskan tentang perancangan arsitektur aplkasi </w:t>
+      </w:r>
+    </w:p>
+    <w:p>
+      <w:pPr>
+        <w:numPr>
+          <w:ilvl w:val="3"/>
+          <w:numId w:val="1"/>
+        </w:numPr>
+        <w:pBdr>
+          <w:top w:val="nil"/>
+          <w:left w:val="nil"/>
+          <w:bottom w:val="nil"/>
+          <w:right w:val="nil"/>
+          <w:between w:val="nil"/>
+        </w:pBdr>
+        <w:spacing w:after="0" w:line="360" w:lineRule="auto"/>
+        <w:ind w:left="851" w:hanging="851"/>
+        <w:jc w:val="both"/>
+        <w:rPr>
+          <w:rFonts w:ascii="Times New Roman" w:eastAsia="Times New Roman" w:hAnsi="Times New Roman" w:cs="Times New Roman"/>
+          <w:b/>
+          <w:color w:val="000000"/>
+          <w:sz w:val="24"/>
+          <w:szCs w:val="24"/>
+        </w:rPr>
+      </w:pPr>
+      <w:r>
+        <w:rPr>
+          <w:rFonts w:ascii="Times New Roman" w:eastAsia="Times New Roman" w:hAnsi="Times New Roman" w:cs="Times New Roman"/>
+          <w:b/>
+          <w:color w:val="000000"/>
+          <w:sz w:val="24"/>
+          <w:szCs w:val="24"/>
+        </w:rPr>
+        <w:t>Unified Modelling Language (UML)</w:t>
+      </w:r>
+    </w:p>
+    <w:p>
+      <w:pPr>
+        <w:pBdr>
+          <w:top w:val="nil"/>
+          <w:left w:val="nil"/>
+          <w:bottom w:val="nil"/>
+          <w:right w:val="nil"/>
+          <w:between w:val="nil"/>
+        </w:pBdr>
+        <w:spacing w:after="0" w:line="360" w:lineRule="auto"/>
+        <w:ind w:left="851"/>
+        <w:jc w:val="both"/>
+        <w:rPr>
+          <w:rFonts w:ascii="Times New Roman" w:eastAsia="Times New Roman" w:hAnsi="Times New Roman" w:cs="Times New Roman"/>
+          <w:color w:val="000000"/>
+          <w:sz w:val="24"/>
+          <w:szCs w:val="24"/>
+        </w:rPr>
+      </w:pPr>
+      <w:r>
+        <w:rPr>
+          <w:rFonts w:ascii="Times New Roman" w:eastAsia="Times New Roman" w:hAnsi="Times New Roman" w:cs="Times New Roman"/>
+          <w:sz w:val="24"/>
+          <w:szCs w:val="24"/>
+        </w:rPr>
+        <w:t>Tambahkan penjelasan diagram-diagram UML seperti: Usecase diagram, activity diagram,  sekuens diagram, class diagram</w:t>
+      </w:r>
+    </w:p>
+    <w:p>
+      <w:pPr>
+        <w:numPr>
+          <w:ilvl w:val="3"/>
+          <w:numId w:val="1"/>
+        </w:numPr>
+        <w:pBdr>
+          <w:top w:val="nil"/>
+          <w:left w:val="nil"/>
+          <w:bottom w:val="nil"/>
+          <w:right w:val="nil"/>
+          <w:between w:val="nil"/>
+        </w:pBdr>
+        <w:spacing w:after="0" w:line="360" w:lineRule="auto"/>
+        <w:ind w:left="851" w:hanging="851"/>
+        <w:jc w:val="both"/>
+        <w:rPr>
+          <w:rFonts w:ascii="Times New Roman" w:eastAsia="Times New Roman" w:hAnsi="Times New Roman" w:cs="Times New Roman"/>
+          <w:b/>
+          <w:color w:val="000000"/>
+          <w:sz w:val="24"/>
+          <w:szCs w:val="24"/>
+        </w:rPr>
+      </w:pPr>
+      <w:r>
+        <w:rPr>
+          <w:rFonts w:ascii="Times New Roman" w:eastAsia="Times New Roman" w:hAnsi="Times New Roman" w:cs="Times New Roman"/>
+          <w:b/>
+          <w:color w:val="000000"/>
+          <w:sz w:val="24"/>
+          <w:szCs w:val="24"/>
+        </w:rPr>
+        <w:t>Basis Data</w:t>
+      </w:r>
+    </w:p>
+    <w:p>
+      <w:pPr>
+        <w:pBdr>
+          <w:top w:val="nil"/>
+          <w:left w:val="nil"/>
+          <w:bottom w:val="nil"/>
+          <w:right w:val="nil"/>
+          <w:between w:val="nil"/>
+        </w:pBdr>
+        <w:spacing w:after="0"/>
+        <w:ind w:left="720"/>
+        <w:rPr>
+          <w:rFonts w:ascii="Times New Roman" w:eastAsia="Times New Roman" w:hAnsi="Times New Roman" w:cs="Times New Roman"/>
+          <w:color w:val="000000"/>
+          <w:sz w:val="24"/>
+          <w:szCs w:val="24"/>
+        </w:rPr>
+      </w:pPr>
+      <w:r>
+        <w:rPr>
+          <w:rFonts w:ascii="Times New Roman" w:eastAsia="Times New Roman" w:hAnsi="Times New Roman" w:cs="Times New Roman"/>
+          <w:sz w:val="24"/>
+          <w:szCs w:val="24"/>
+        </w:rPr>
+        <w:t xml:space="preserve">Uraikan tentang konsep basis data </w:t>
+      </w:r>
+    </w:p>
+    <w:p>
+      <w:pPr>
+        <w:numPr>
+          <w:ilvl w:val="3"/>
+          <w:numId w:val="1"/>
+        </w:numPr>
+        <w:pBdr>
+          <w:top w:val="nil"/>
+          <w:left w:val="nil"/>
+          <w:bottom w:val="nil"/>
+          <w:right w:val="nil"/>
+          <w:between w:val="nil"/>
+        </w:pBdr>
+        <w:spacing w:after="0" w:line="360" w:lineRule="auto"/>
+        <w:ind w:left="851" w:hanging="851"/>
+        <w:jc w:val="both"/>
+        <w:rPr>
+          <w:rFonts w:ascii="Times New Roman" w:eastAsia="Times New Roman" w:hAnsi="Times New Roman" w:cs="Times New Roman"/>
+          <w:b/>
+          <w:color w:val="000000"/>
+          <w:sz w:val="24"/>
+          <w:szCs w:val="24"/>
+        </w:rPr>
+      </w:pPr>
+      <w:r>
+        <w:rPr>
+          <w:rFonts w:ascii="Times New Roman" w:eastAsia="Times New Roman" w:hAnsi="Times New Roman" w:cs="Times New Roman"/>
+          <w:b/>
+          <w:color w:val="000000"/>
+          <w:sz w:val="24"/>
+          <w:szCs w:val="24"/>
+        </w:rPr>
+        <w:t xml:space="preserve">Antarmuka Pengguna (User Interface)  </w:t>
+      </w:r>
+    </w:p>
+    <w:p>
+      <w:pPr>
+        <w:pBdr>
+          <w:top w:val="nil"/>
+          <w:left w:val="nil"/>
+          <w:bottom w:val="nil"/>
+          <w:right w:val="nil"/>
+          <w:between w:val="nil"/>
+        </w:pBdr>
+        <w:spacing w:after="0" w:line="360" w:lineRule="auto"/>
+        <w:ind w:left="1080"/>
+        <w:jc w:val="both"/>
+        <w:rPr>
+          <w:rFonts w:ascii="Times New Roman" w:eastAsia="Times New Roman" w:hAnsi="Times New Roman" w:cs="Times New Roman"/>
+          <w:sz w:val="24"/>
+          <w:szCs w:val="24"/>
+        </w:rPr>
+      </w:pPr>
+      <w:r>
+        <w:rPr>
+          <w:rFonts w:ascii="Times New Roman" w:eastAsia="Times New Roman" w:hAnsi="Times New Roman" w:cs="Times New Roman"/>
+          <w:sz w:val="24"/>
+          <w:szCs w:val="24"/>
+        </w:rPr>
+        <w:t>Jelaskan tentang konsep UI</w:t>
       </w:r>
     </w:p>
     <w:p>
@@ -5107,7 +10193,6 @@
         <w:rPr>
           <w:rFonts w:ascii="Times New Roman" w:eastAsia="Times New Roman" w:hAnsi="Times New Roman" w:cs="Times New Roman"/>
           <w:b/>
-          <w:i/>
           <w:color w:val="000000"/>
           <w:sz w:val="24"/>
           <w:szCs w:val="24"/>
@@ -5117,12 +10202,12 @@
         <w:rPr>
           <w:rFonts w:ascii="Times New Roman" w:eastAsia="Times New Roman" w:hAnsi="Times New Roman" w:cs="Times New Roman"/>
           <w:b/>
-          <w:i/>
           <w:color w:val="000000"/>
           <w:sz w:val="24"/>
           <w:szCs w:val="24"/>
         </w:rPr>
-        <w:t>Waterfall</w:t>
+        <w:lastRenderedPageBreak/>
+        <w:t xml:space="preserve">Implementasi </w:t>
       </w:r>
     </w:p>
     <w:p>
@@ -5134,52 +10219,23 @@
           <w:right w:val="nil"/>
           <w:between w:val="nil"/>
         </w:pBdr>
-        <w:spacing w:after="0"/>
-        <w:rPr>
-          <w:rFonts w:ascii="Times New Roman" w:eastAsia="Times New Roman" w:hAnsi="Times New Roman" w:cs="Times New Roman"/>
-          <w:color w:val="000000"/>
-          <w:sz w:val="24"/>
-          <w:szCs w:val="24"/>
-        </w:rPr>
-      </w:pPr>
-      <w:r>
-        <w:rPr>
-          <w:rFonts w:ascii="Times New Roman" w:eastAsia="Times New Roman" w:hAnsi="Times New Roman" w:cs="Times New Roman"/>
-          <w:b/>
-          <w:sz w:val="24"/>
-          <w:szCs w:val="24"/>
-        </w:rPr>
-        <w:tab/>
-      </w:r>
-      <w:r>
-        <w:rPr>
-          <w:rFonts w:ascii="Times New Roman" w:eastAsia="Times New Roman" w:hAnsi="Times New Roman" w:cs="Times New Roman"/>
-          <w:sz w:val="24"/>
-          <w:szCs w:val="24"/>
-        </w:rPr>
-        <w:t xml:space="preserve">jelaskan tentang waterfall method, berikan gambar </w:t>
-      </w:r>
-    </w:p>
-    <w:p>
-      <w:pPr>
-        <w:pBdr>
-          <w:top w:val="nil"/>
-          <w:left w:val="nil"/>
-          <w:bottom w:val="nil"/>
-          <w:right w:val="nil"/>
-          <w:between w:val="nil"/>
-        </w:pBdr>
-        <w:spacing w:after="0" w:line="360" w:lineRule="auto"/>
-        <w:ind w:left="851"/>
+        <w:spacing w:after="0" w:line="360" w:lineRule="auto"/>
+        <w:ind w:left="1080"/>
         <w:jc w:val="both"/>
         <w:rPr>
           <w:rFonts w:ascii="Times New Roman" w:eastAsia="Times New Roman" w:hAnsi="Times New Roman" w:cs="Times New Roman"/>
-          <w:b/>
-          <w:color w:val="000000"/>
-          <w:sz w:val="24"/>
-          <w:szCs w:val="24"/>
-        </w:rPr>
-      </w:pPr>
+          <w:sz w:val="24"/>
+          <w:szCs w:val="24"/>
+        </w:rPr>
+      </w:pPr>
+      <w:r>
+        <w:rPr>
+          <w:rFonts w:ascii="Times New Roman" w:eastAsia="Times New Roman" w:hAnsi="Times New Roman" w:cs="Times New Roman"/>
+          <w:sz w:val="24"/>
+          <w:szCs w:val="24"/>
+        </w:rPr>
+        <w:t>Jelaskan software/ tools yang digunakan dalam proses implementasi/ koding</w:t>
+      </w:r>
     </w:p>
     <w:p>
       <w:pPr>
@@ -5213,7 +10269,7 @@
           <w:sz w:val="24"/>
           <w:szCs w:val="24"/>
         </w:rPr>
-        <w:t xml:space="preserve">Analisis Kebutuhan </w:t>
+        <w:t xml:space="preserve">Pengujian Aplikasi </w:t>
       </w:r>
     </w:p>
     <w:p>
@@ -5240,15 +10296,11 @@
           <w:sz w:val="24"/>
           <w:szCs w:val="24"/>
         </w:rPr>
-        <w:t xml:space="preserve">Jelaskan tentang analisis kebutuhan, analisis kebutuhan fungsional, analisis kebutuhan non fungsional </w:t>
-      </w:r>
-    </w:p>
-    <w:p>
-      <w:pPr>
-        <w:numPr>
-          <w:ilvl w:val="2"/>
-          <w:numId w:val="1"/>
-        </w:numPr>
+        <w:t xml:space="preserve">Jelaskan tentang konsep pengujian aplikasi </w:t>
+      </w:r>
+    </w:p>
+    <w:p>
+      <w:pPr>
         <w:pBdr>
           <w:top w:val="nil"/>
           <w:left w:val="nil"/>
@@ -5257,72 +10309,6 @@
           <w:between w:val="nil"/>
         </w:pBdr>
         <w:spacing w:after="0" w:line="360" w:lineRule="auto"/>
-        <w:ind w:left="851" w:hanging="851"/>
-        <w:jc w:val="both"/>
-        <w:rPr>
-          <w:rFonts w:ascii="Times New Roman" w:eastAsia="Times New Roman" w:hAnsi="Times New Roman" w:cs="Times New Roman"/>
-          <w:b/>
-          <w:color w:val="000000"/>
-          <w:sz w:val="24"/>
-          <w:szCs w:val="24"/>
-        </w:rPr>
-      </w:pPr>
-      <w:r>
-        <w:rPr>
-          <w:rFonts w:ascii="Times New Roman" w:eastAsia="Times New Roman" w:hAnsi="Times New Roman" w:cs="Times New Roman"/>
-          <w:b/>
-          <w:color w:val="000000"/>
-          <w:sz w:val="24"/>
-          <w:szCs w:val="24"/>
-        </w:rPr>
-        <w:t>Perancangan Aplikasi</w:t>
-      </w:r>
-    </w:p>
-    <w:p>
-      <w:pPr>
-        <w:numPr>
-          <w:ilvl w:val="3"/>
-          <w:numId w:val="1"/>
-        </w:numPr>
-        <w:pBdr>
-          <w:top w:val="nil"/>
-          <w:left w:val="nil"/>
-          <w:bottom w:val="nil"/>
-          <w:right w:val="nil"/>
-          <w:between w:val="nil"/>
-        </w:pBdr>
-        <w:spacing w:after="0" w:line="360" w:lineRule="auto"/>
-        <w:ind w:left="851" w:hanging="851"/>
-        <w:jc w:val="both"/>
-        <w:rPr>
-          <w:rFonts w:ascii="Times New Roman" w:eastAsia="Times New Roman" w:hAnsi="Times New Roman" w:cs="Times New Roman"/>
-          <w:b/>
-          <w:color w:val="000000"/>
-          <w:sz w:val="24"/>
-          <w:szCs w:val="24"/>
-        </w:rPr>
-      </w:pPr>
-      <w:r>
-        <w:rPr>
-          <w:rFonts w:ascii="Times New Roman" w:eastAsia="Times New Roman" w:hAnsi="Times New Roman" w:cs="Times New Roman"/>
-          <w:b/>
-          <w:color w:val="000000"/>
-          <w:sz w:val="24"/>
-          <w:szCs w:val="24"/>
-        </w:rPr>
-        <w:t xml:space="preserve">Perancangan Arsitektur Aplikasi </w:t>
-      </w:r>
-    </w:p>
-    <w:p>
-      <w:pPr>
-        <w:pBdr>
-          <w:top w:val="nil"/>
-          <w:left w:val="nil"/>
-          <w:bottom w:val="nil"/>
-          <w:right w:val="nil"/>
-          <w:between w:val="nil"/>
-        </w:pBdr>
-        <w:spacing w:after="0" w:line="360" w:lineRule="auto"/>
         <w:ind w:left="851"/>
         <w:jc w:val="both"/>
         <w:rPr>
@@ -5332,342 +10318,122 @@
           <w:szCs w:val="24"/>
         </w:rPr>
       </w:pPr>
-      <w:r>
-        <w:rPr>
-          <w:rFonts w:ascii="Times New Roman" w:eastAsia="Times New Roman" w:hAnsi="Times New Roman" w:cs="Times New Roman"/>
-          <w:sz w:val="24"/>
-          <w:szCs w:val="24"/>
-        </w:rPr>
-        <w:lastRenderedPageBreak/>
-        <w:t xml:space="preserve">jelaskan tentang perancangan arsitektur aplkasi </w:t>
-      </w:r>
-    </w:p>
-    <w:p>
-      <w:pPr>
-        <w:numPr>
-          <w:ilvl w:val="3"/>
-          <w:numId w:val="1"/>
-        </w:numPr>
-        <w:pBdr>
-          <w:top w:val="nil"/>
-          <w:left w:val="nil"/>
-          <w:bottom w:val="nil"/>
-          <w:right w:val="nil"/>
-          <w:between w:val="nil"/>
-        </w:pBdr>
-        <w:spacing w:after="0" w:line="360" w:lineRule="auto"/>
-        <w:ind w:left="851" w:hanging="851"/>
+    </w:p>
+    <w:p>
+      <w:pPr>
+        <w:spacing w:after="0" w:line="360" w:lineRule="auto"/>
         <w:jc w:val="both"/>
         <w:rPr>
           <w:rFonts w:ascii="Times New Roman" w:eastAsia="Times New Roman" w:hAnsi="Times New Roman" w:cs="Times New Roman"/>
           <w:b/>
-          <w:color w:val="000000"/>
-          <w:sz w:val="24"/>
-          <w:szCs w:val="24"/>
-        </w:rPr>
-      </w:pPr>
-      <w:r>
-        <w:rPr>
-          <w:rFonts w:ascii="Times New Roman" w:eastAsia="Times New Roman" w:hAnsi="Times New Roman" w:cs="Times New Roman"/>
-          <w:b/>
-          <w:color w:val="000000"/>
-          <w:sz w:val="24"/>
-          <w:szCs w:val="24"/>
-        </w:rPr>
-        <w:t>Unified Modelling Language (UML)</w:t>
-      </w:r>
-    </w:p>
-    <w:p>
-      <w:pPr>
-        <w:pBdr>
-          <w:top w:val="nil"/>
-          <w:left w:val="nil"/>
-          <w:bottom w:val="nil"/>
-          <w:right w:val="nil"/>
-          <w:between w:val="nil"/>
-        </w:pBdr>
-        <w:spacing w:after="0" w:line="360" w:lineRule="auto"/>
-        <w:ind w:left="851"/>
+          <w:sz w:val="24"/>
+          <w:szCs w:val="24"/>
+        </w:rPr>
+      </w:pPr>
+    </w:p>
+    <w:p>
+      <w:pPr>
+        <w:spacing w:after="0" w:line="360" w:lineRule="auto"/>
         <w:jc w:val="both"/>
         <w:rPr>
           <w:rFonts w:ascii="Times New Roman" w:eastAsia="Times New Roman" w:hAnsi="Times New Roman" w:cs="Times New Roman"/>
-          <w:color w:val="000000"/>
-          <w:sz w:val="24"/>
-          <w:szCs w:val="24"/>
-        </w:rPr>
-      </w:pPr>
-      <w:r>
-        <w:rPr>
-          <w:rFonts w:ascii="Times New Roman" w:eastAsia="Times New Roman" w:hAnsi="Times New Roman" w:cs="Times New Roman"/>
-          <w:sz w:val="24"/>
-          <w:szCs w:val="24"/>
-        </w:rPr>
-        <w:t>Tambahkan penjelasan diagram-diagram UML seperti: Usecase diagram, activity diagram,  sekuens diagram, class diagram</w:t>
-      </w:r>
-    </w:p>
-    <w:p>
-      <w:pPr>
-        <w:numPr>
-          <w:ilvl w:val="3"/>
-          <w:numId w:val="1"/>
-        </w:numPr>
-        <w:pBdr>
-          <w:top w:val="nil"/>
-          <w:left w:val="nil"/>
-          <w:bottom w:val="nil"/>
-          <w:right w:val="nil"/>
-          <w:between w:val="nil"/>
-        </w:pBdr>
-        <w:spacing w:after="0" w:line="360" w:lineRule="auto"/>
-        <w:ind w:left="851" w:hanging="851"/>
+          <w:b/>
+          <w:sz w:val="24"/>
+          <w:szCs w:val="24"/>
+        </w:rPr>
+      </w:pPr>
+    </w:p>
+    <w:p>
+      <w:pPr>
+        <w:spacing w:after="0" w:line="360" w:lineRule="auto"/>
         <w:jc w:val="both"/>
         <w:rPr>
           <w:rFonts w:ascii="Times New Roman" w:eastAsia="Times New Roman" w:hAnsi="Times New Roman" w:cs="Times New Roman"/>
           <w:b/>
-          <w:color w:val="000000"/>
-          <w:sz w:val="24"/>
-          <w:szCs w:val="24"/>
-        </w:rPr>
-      </w:pPr>
-      <w:r>
-        <w:rPr>
-          <w:rFonts w:ascii="Times New Roman" w:eastAsia="Times New Roman" w:hAnsi="Times New Roman" w:cs="Times New Roman"/>
-          <w:b/>
-          <w:color w:val="000000"/>
-          <w:sz w:val="24"/>
-          <w:szCs w:val="24"/>
-        </w:rPr>
-        <w:t>Basis Data</w:t>
-      </w:r>
-    </w:p>
-    <w:p>
-      <w:pPr>
-        <w:pBdr>
-          <w:top w:val="nil"/>
-          <w:left w:val="nil"/>
-          <w:bottom w:val="nil"/>
-          <w:right w:val="nil"/>
-          <w:between w:val="nil"/>
-        </w:pBdr>
-        <w:spacing w:after="0"/>
-        <w:ind w:left="720"/>
-        <w:rPr>
-          <w:rFonts w:ascii="Times New Roman" w:eastAsia="Times New Roman" w:hAnsi="Times New Roman" w:cs="Times New Roman"/>
-          <w:color w:val="000000"/>
-          <w:sz w:val="24"/>
-          <w:szCs w:val="24"/>
-        </w:rPr>
-      </w:pPr>
-      <w:r>
-        <w:rPr>
-          <w:rFonts w:ascii="Times New Roman" w:eastAsia="Times New Roman" w:hAnsi="Times New Roman" w:cs="Times New Roman"/>
-          <w:sz w:val="24"/>
-          <w:szCs w:val="24"/>
-        </w:rPr>
-        <w:t xml:space="preserve">Uraikan tentang konsep basis data </w:t>
-      </w:r>
-    </w:p>
-    <w:p>
-      <w:pPr>
-        <w:numPr>
-          <w:ilvl w:val="3"/>
-          <w:numId w:val="1"/>
-        </w:numPr>
-        <w:pBdr>
-          <w:top w:val="nil"/>
-          <w:left w:val="nil"/>
-          <w:bottom w:val="nil"/>
-          <w:right w:val="nil"/>
-          <w:between w:val="nil"/>
-        </w:pBdr>
-        <w:spacing w:after="0" w:line="360" w:lineRule="auto"/>
-        <w:ind w:left="851" w:hanging="851"/>
+          <w:sz w:val="24"/>
+          <w:szCs w:val="24"/>
+        </w:rPr>
+      </w:pPr>
+    </w:p>
+    <w:p>
+      <w:pPr>
+        <w:spacing w:after="0" w:line="360" w:lineRule="auto"/>
         <w:jc w:val="both"/>
         <w:rPr>
           <w:rFonts w:ascii="Times New Roman" w:eastAsia="Times New Roman" w:hAnsi="Times New Roman" w:cs="Times New Roman"/>
           <w:b/>
-          <w:color w:val="000000"/>
-          <w:sz w:val="24"/>
-          <w:szCs w:val="24"/>
-        </w:rPr>
-      </w:pPr>
-      <w:r>
-        <w:rPr>
-          <w:rFonts w:ascii="Times New Roman" w:eastAsia="Times New Roman" w:hAnsi="Times New Roman" w:cs="Times New Roman"/>
-          <w:b/>
-          <w:color w:val="000000"/>
-          <w:sz w:val="24"/>
-          <w:szCs w:val="24"/>
-        </w:rPr>
-        <w:t xml:space="preserve">Antarmuka Pengguna (User Interface)  </w:t>
-      </w:r>
-    </w:p>
-    <w:p>
-      <w:pPr>
-        <w:pBdr>
-          <w:top w:val="nil"/>
-          <w:left w:val="nil"/>
-          <w:bottom w:val="nil"/>
-          <w:right w:val="nil"/>
-          <w:between w:val="nil"/>
-        </w:pBdr>
-        <w:spacing w:after="0" w:line="360" w:lineRule="auto"/>
-        <w:ind w:left="1080"/>
+          <w:sz w:val="24"/>
+          <w:szCs w:val="24"/>
+        </w:rPr>
+      </w:pPr>
+    </w:p>
+    <w:p>
+      <w:pPr>
+        <w:spacing w:after="0" w:line="360" w:lineRule="auto"/>
         <w:jc w:val="both"/>
         <w:rPr>
           <w:rFonts w:ascii="Times New Roman" w:eastAsia="Times New Roman" w:hAnsi="Times New Roman" w:cs="Times New Roman"/>
-          <w:sz w:val="24"/>
-          <w:szCs w:val="24"/>
-        </w:rPr>
-      </w:pPr>
-      <w:r>
-        <w:rPr>
-          <w:rFonts w:ascii="Times New Roman" w:eastAsia="Times New Roman" w:hAnsi="Times New Roman" w:cs="Times New Roman"/>
-          <w:sz w:val="24"/>
-          <w:szCs w:val="24"/>
-        </w:rPr>
-        <w:t>Jelaskan tentang konsep UI</w:t>
-      </w:r>
-    </w:p>
-    <w:p>
-      <w:pPr>
-        <w:numPr>
-          <w:ilvl w:val="2"/>
-          <w:numId w:val="1"/>
-        </w:numPr>
-        <w:pBdr>
-          <w:top w:val="nil"/>
-          <w:left w:val="nil"/>
-          <w:bottom w:val="nil"/>
-          <w:right w:val="nil"/>
-          <w:between w:val="nil"/>
-        </w:pBdr>
-        <w:spacing w:after="0" w:line="360" w:lineRule="auto"/>
-        <w:ind w:left="851" w:hanging="851"/>
+          <w:b/>
+          <w:sz w:val="24"/>
+          <w:szCs w:val="24"/>
+        </w:rPr>
+      </w:pPr>
+    </w:p>
+    <w:p>
+      <w:pPr>
+        <w:spacing w:after="0" w:line="360" w:lineRule="auto"/>
         <w:jc w:val="both"/>
         <w:rPr>
           <w:rFonts w:ascii="Times New Roman" w:eastAsia="Times New Roman" w:hAnsi="Times New Roman" w:cs="Times New Roman"/>
           <w:b/>
-          <w:color w:val="000000"/>
-          <w:sz w:val="24"/>
-          <w:szCs w:val="24"/>
-        </w:rPr>
-      </w:pPr>
-      <w:r>
-        <w:rPr>
-          <w:rFonts w:ascii="Times New Roman" w:eastAsia="Times New Roman" w:hAnsi="Times New Roman" w:cs="Times New Roman"/>
-          <w:b/>
-          <w:color w:val="000000"/>
-          <w:sz w:val="24"/>
-          <w:szCs w:val="24"/>
-        </w:rPr>
-        <w:t xml:space="preserve">Implementasi </w:t>
-      </w:r>
-    </w:p>
-    <w:p>
-      <w:pPr>
-        <w:pBdr>
-          <w:top w:val="nil"/>
-          <w:left w:val="nil"/>
-          <w:bottom w:val="nil"/>
-          <w:right w:val="nil"/>
-          <w:between w:val="nil"/>
-        </w:pBdr>
-        <w:spacing w:after="0" w:line="360" w:lineRule="auto"/>
-        <w:ind w:left="1080"/>
+          <w:sz w:val="24"/>
+          <w:szCs w:val="24"/>
+        </w:rPr>
+      </w:pPr>
+    </w:p>
+    <w:p>
+      <w:pPr>
+        <w:spacing w:after="0" w:line="360" w:lineRule="auto"/>
         <w:jc w:val="both"/>
         <w:rPr>
           <w:rFonts w:ascii="Times New Roman" w:eastAsia="Times New Roman" w:hAnsi="Times New Roman" w:cs="Times New Roman"/>
-          <w:sz w:val="24"/>
-          <w:szCs w:val="24"/>
-        </w:rPr>
-      </w:pPr>
-      <w:r>
-        <w:rPr>
-          <w:rFonts w:ascii="Times New Roman" w:eastAsia="Times New Roman" w:hAnsi="Times New Roman" w:cs="Times New Roman"/>
-          <w:sz w:val="24"/>
-          <w:szCs w:val="24"/>
-        </w:rPr>
-        <w:t>Jelaskan software/ tools yang digunakan dalam proses implementasi/ koding</w:t>
-      </w:r>
-    </w:p>
-    <w:p>
-      <w:pPr>
-        <w:numPr>
-          <w:ilvl w:val="2"/>
-          <w:numId w:val="1"/>
-        </w:numPr>
-        <w:pBdr>
-          <w:top w:val="nil"/>
-          <w:left w:val="nil"/>
-          <w:bottom w:val="nil"/>
-          <w:right w:val="nil"/>
-          <w:between w:val="nil"/>
-        </w:pBdr>
-        <w:spacing w:after="0" w:line="360" w:lineRule="auto"/>
-        <w:ind w:left="851" w:hanging="851"/>
+          <w:b/>
+          <w:sz w:val="24"/>
+          <w:szCs w:val="24"/>
+        </w:rPr>
+      </w:pPr>
+    </w:p>
+    <w:p>
+      <w:pPr>
+        <w:spacing w:after="0" w:line="360" w:lineRule="auto"/>
         <w:jc w:val="both"/>
         <w:rPr>
           <w:rFonts w:ascii="Times New Roman" w:eastAsia="Times New Roman" w:hAnsi="Times New Roman" w:cs="Times New Roman"/>
           <w:b/>
-          <w:color w:val="000000"/>
-          <w:sz w:val="24"/>
-          <w:szCs w:val="24"/>
-        </w:rPr>
-      </w:pPr>
-      <w:r>
-        <w:rPr>
-          <w:rFonts w:ascii="Times New Roman" w:eastAsia="Times New Roman" w:hAnsi="Times New Roman" w:cs="Times New Roman"/>
-          <w:b/>
-          <w:color w:val="000000"/>
-          <w:sz w:val="24"/>
-          <w:szCs w:val="24"/>
-        </w:rPr>
-        <w:t xml:space="preserve">Pengujian Aplikasi </w:t>
-      </w:r>
-    </w:p>
-    <w:p>
-      <w:pPr>
-        <w:pBdr>
-          <w:top w:val="nil"/>
-          <w:left w:val="nil"/>
-          <w:bottom w:val="nil"/>
-          <w:right w:val="nil"/>
-          <w:between w:val="nil"/>
-        </w:pBdr>
-        <w:spacing w:after="0" w:line="360" w:lineRule="auto"/>
-        <w:ind w:left="1080"/>
+          <w:sz w:val="24"/>
+          <w:szCs w:val="24"/>
+        </w:rPr>
+      </w:pPr>
+    </w:p>
+    <w:p>
+      <w:pPr>
+        <w:spacing w:after="0" w:line="360" w:lineRule="auto"/>
         <w:jc w:val="both"/>
         <w:rPr>
           <w:rFonts w:ascii="Times New Roman" w:eastAsia="Times New Roman" w:hAnsi="Times New Roman" w:cs="Times New Roman"/>
-          <w:sz w:val="24"/>
-          <w:szCs w:val="24"/>
-        </w:rPr>
-      </w:pPr>
-      <w:r>
-        <w:rPr>
-          <w:rFonts w:ascii="Times New Roman" w:eastAsia="Times New Roman" w:hAnsi="Times New Roman" w:cs="Times New Roman"/>
-          <w:sz w:val="24"/>
-          <w:szCs w:val="24"/>
-        </w:rPr>
-        <w:t xml:space="preserve">Jelaskan tentang konsep pengujian aplikasi </w:t>
-      </w:r>
-    </w:p>
-    <w:p>
-      <w:pPr>
-        <w:pBdr>
-          <w:top w:val="nil"/>
-          <w:left w:val="nil"/>
-          <w:bottom w:val="nil"/>
-          <w:right w:val="nil"/>
-          <w:between w:val="nil"/>
-        </w:pBdr>
-        <w:spacing w:after="0" w:line="360" w:lineRule="auto"/>
-        <w:ind w:left="851"/>
+          <w:b/>
+          <w:sz w:val="24"/>
+          <w:szCs w:val="24"/>
+        </w:rPr>
+      </w:pPr>
+    </w:p>
+    <w:p>
+      <w:pPr>
+        <w:spacing w:after="0" w:line="360" w:lineRule="auto"/>
         <w:jc w:val="both"/>
         <w:rPr>
           <w:rFonts w:ascii="Times New Roman" w:eastAsia="Times New Roman" w:hAnsi="Times New Roman" w:cs="Times New Roman"/>
-          <w:color w:val="000000"/>
+          <w:b/>
           <w:sz w:val="24"/>
           <w:szCs w:val="24"/>
         </w:rPr>
@@ -5796,142 +10562,21 @@
     <w:p>
       <w:pPr>
         <w:spacing w:after="0" w:line="360" w:lineRule="auto"/>
-        <w:jc w:val="both"/>
-        <w:rPr>
-          <w:rFonts w:ascii="Times New Roman" w:eastAsia="Times New Roman" w:hAnsi="Times New Roman" w:cs="Times New Roman"/>
-          <w:b/>
-          <w:sz w:val="24"/>
-          <w:szCs w:val="24"/>
-        </w:rPr>
-      </w:pPr>
-    </w:p>
-    <w:p>
-      <w:pPr>
-        <w:spacing w:after="0" w:line="360" w:lineRule="auto"/>
-        <w:jc w:val="both"/>
-        <w:rPr>
-          <w:rFonts w:ascii="Times New Roman" w:eastAsia="Times New Roman" w:hAnsi="Times New Roman" w:cs="Times New Roman"/>
-          <w:b/>
-          <w:sz w:val="24"/>
-          <w:szCs w:val="24"/>
-        </w:rPr>
-      </w:pPr>
-    </w:p>
-    <w:p>
-      <w:pPr>
-        <w:spacing w:after="0" w:line="360" w:lineRule="auto"/>
-        <w:jc w:val="both"/>
-        <w:rPr>
-          <w:rFonts w:ascii="Times New Roman" w:eastAsia="Times New Roman" w:hAnsi="Times New Roman" w:cs="Times New Roman"/>
-          <w:b/>
-          <w:sz w:val="24"/>
-          <w:szCs w:val="24"/>
-        </w:rPr>
-      </w:pPr>
-    </w:p>
-    <w:p>
-      <w:pPr>
-        <w:spacing w:after="0" w:line="360" w:lineRule="auto"/>
-        <w:jc w:val="both"/>
-        <w:rPr>
-          <w:rFonts w:ascii="Times New Roman" w:eastAsia="Times New Roman" w:hAnsi="Times New Roman" w:cs="Times New Roman"/>
-          <w:b/>
-          <w:sz w:val="24"/>
-          <w:szCs w:val="24"/>
-        </w:rPr>
-      </w:pPr>
-    </w:p>
-    <w:p>
-      <w:pPr>
-        <w:spacing w:after="0" w:line="360" w:lineRule="auto"/>
-        <w:jc w:val="both"/>
-        <w:rPr>
-          <w:rFonts w:ascii="Times New Roman" w:eastAsia="Times New Roman" w:hAnsi="Times New Roman" w:cs="Times New Roman"/>
-          <w:b/>
-          <w:sz w:val="24"/>
-          <w:szCs w:val="24"/>
-        </w:rPr>
-      </w:pPr>
-    </w:p>
-    <w:p>
-      <w:pPr>
-        <w:spacing w:after="0" w:line="360" w:lineRule="auto"/>
-        <w:jc w:val="both"/>
-        <w:rPr>
-          <w:rFonts w:ascii="Times New Roman" w:eastAsia="Times New Roman" w:hAnsi="Times New Roman" w:cs="Times New Roman"/>
-          <w:b/>
-          <w:sz w:val="24"/>
-          <w:szCs w:val="24"/>
-        </w:rPr>
-      </w:pPr>
-    </w:p>
-    <w:p>
-      <w:pPr>
-        <w:spacing w:after="0" w:line="360" w:lineRule="auto"/>
-        <w:jc w:val="both"/>
-        <w:rPr>
-          <w:rFonts w:ascii="Times New Roman" w:eastAsia="Times New Roman" w:hAnsi="Times New Roman" w:cs="Times New Roman"/>
-          <w:b/>
-          <w:sz w:val="24"/>
-          <w:szCs w:val="24"/>
-        </w:rPr>
-      </w:pPr>
-    </w:p>
-    <w:p>
-      <w:pPr>
-        <w:spacing w:after="0" w:line="360" w:lineRule="auto"/>
-        <w:jc w:val="both"/>
-        <w:rPr>
-          <w:rFonts w:ascii="Times New Roman" w:eastAsia="Times New Roman" w:hAnsi="Times New Roman" w:cs="Times New Roman"/>
-          <w:b/>
-          <w:sz w:val="24"/>
-          <w:szCs w:val="24"/>
-        </w:rPr>
-      </w:pPr>
-    </w:p>
-    <w:p>
-      <w:pPr>
-        <w:spacing w:after="0" w:line="360" w:lineRule="auto"/>
-        <w:jc w:val="both"/>
-        <w:rPr>
-          <w:rFonts w:ascii="Times New Roman" w:eastAsia="Times New Roman" w:hAnsi="Times New Roman" w:cs="Times New Roman"/>
-          <w:b/>
-          <w:sz w:val="24"/>
-          <w:szCs w:val="24"/>
-        </w:rPr>
-      </w:pPr>
-    </w:p>
-    <w:p>
-      <w:pPr>
-        <w:spacing w:after="0" w:line="360" w:lineRule="auto"/>
-        <w:jc w:val="both"/>
-        <w:rPr>
-          <w:rFonts w:ascii="Times New Roman" w:eastAsia="Times New Roman" w:hAnsi="Times New Roman" w:cs="Times New Roman"/>
-          <w:b/>
-          <w:sz w:val="24"/>
-          <w:szCs w:val="24"/>
-        </w:rPr>
-      </w:pPr>
-    </w:p>
-    <w:p>
-      <w:pPr>
-        <w:spacing w:after="0" w:line="360" w:lineRule="auto"/>
-        <w:jc w:val="center"/>
-        <w:rPr>
-          <w:rFonts w:ascii="Times New Roman" w:eastAsia="Times New Roman" w:hAnsi="Times New Roman" w:cs="Times New Roman"/>
-          <w:b/>
-          <w:sz w:val="24"/>
-          <w:szCs w:val="24"/>
-        </w:rPr>
-      </w:pPr>
-      <w:r>
-        <w:rPr>
-          <w:rFonts w:ascii="Times New Roman" w:eastAsia="Times New Roman" w:hAnsi="Times New Roman" w:cs="Times New Roman"/>
-          <w:b/>
-          <w:sz w:val="24"/>
-          <w:szCs w:val="24"/>
-        </w:rPr>
-        <w:lastRenderedPageBreak/>
+        <w:jc w:val="center"/>
+        <w:rPr>
+          <w:rFonts w:ascii="Times New Roman" w:eastAsia="Times New Roman" w:hAnsi="Times New Roman" w:cs="Times New Roman"/>
+          <w:b/>
+          <w:sz w:val="24"/>
+          <w:szCs w:val="24"/>
+        </w:rPr>
+      </w:pPr>
+      <w:r>
+        <w:rPr>
+          <w:rFonts w:ascii="Times New Roman" w:eastAsia="Times New Roman" w:hAnsi="Times New Roman" w:cs="Times New Roman"/>
+          <w:b/>
+          <w:sz w:val="24"/>
+          <w:szCs w:val="24"/>
+        </w:rPr>
         <w:t>BAB III</w:t>
       </w:r>
     </w:p>
@@ -6076,7 +10721,7 @@
           <w:sz w:val="24"/>
           <w:szCs w:val="24"/>
         </w:rPr>
-        <w:instrText>ADDIN CSL_CITATION {"citationItems":[{"id":"ITEM-1","itemData":{"author":[{"dropping-particle":"","family":"Febriana","given":"Rina","non-dropping-particle":"","parse-names":false,"suffix":""}],"container-title":"Evaluasi Pembelajaran","id":"ITEM-1","issued":{"date-parts":[["2019"]]},"title":"Dr. Rina Febriana, M.Pd.","type":"article-journal"},"uris":["http://www.mendeley.com/documents/?uuid=75d923bc-8a98-4b81-a9a4-e894448f3776"]}],"mendeley":{"formattedCitation":"(Febriana, 2019)","plainTextFormattedCitation":"(Febriana, 2019)"},"properties":{"noteIndex":0},"schema":"https://github.com/citation-style-language/schema/raw/master/csl-citation.json"}</w:instrText>
+        <w:instrText>ADDIN CSL_CITATION {"citationItems":[{"id":"ITEM-1","itemData":{"author":[{"dropping-particle":"","family":"Febriana","given":"Rina","non-dropping-particle":"","parse-names":false,"suffix":""}],"container-title":"Evaluasi Pembelajaran","id":"ITEM-1","issued":{"date-parts":[["2019"]]},"title":"Dr. Rina Febriana, M.Pd.","type":"article-journal"},"uris":["http://www.mendeley.com/documents/?uuid=75d923bc-8a98-4b81-a9a4-e894448f3776"]}],"mendeley":{"formattedCitation":"(Febriana, 2019a)","plainTextFormattedCitation":"(Febriana, 2019a)","previouslyFormattedCitation":"(Febriana, 2019a)"},"properties":{"noteIndex":0},"schema":"https://github.com/citation-style-language/schema/raw/master/csl-citation.json"}</w:instrText>
       </w:r>
       <w:r>
         <w:rPr>
@@ -6093,7 +10738,7 @@
           <w:sz w:val="24"/>
           <w:szCs w:val="24"/>
         </w:rPr>
-        <w:t>(Febriana, 2019)</w:t>
+        <w:t>(Febriana, 2019a)</w:t>
       </w:r>
       <w:r>
         <w:rPr>
@@ -6127,6 +10772,7 @@
           <w:sz w:val="24"/>
           <w:szCs w:val="24"/>
         </w:rPr>
+        <w:lastRenderedPageBreak/>
         <w:t xml:space="preserve">Dalam penelitian ini, penulis menggunakan </w:t>
       </w:r>
       <w:r>
@@ -6906,7 +11552,6 @@
           <w:sz w:val="24"/>
           <w:szCs w:val="24"/>
         </w:rPr>
-        <w:lastRenderedPageBreak/>
         <w:t>BAB IV</w:t>
       </w:r>
     </w:p>
@@ -7117,6 +11762,7 @@
           <w:sz w:val="24"/>
           <w:szCs w:val="24"/>
         </w:rPr>
+        <w:lastRenderedPageBreak/>
         <w:t xml:space="preserve">Implementasi </w:t>
       </w:r>
     </w:p>
@@ -7449,7 +12095,6 @@
           <w:sz w:val="24"/>
           <w:szCs w:val="24"/>
         </w:rPr>
-        <w:lastRenderedPageBreak/>
         <w:t xml:space="preserve">BAB V </w:t>
       </w:r>
     </w:p>
@@ -7945,6 +12590,7 @@
           <w:rFonts w:ascii="Times New Roman" w:hAnsi="Times New Roman" w:cs="Times New Roman"/>
           <w:noProof/>
           <w:sz w:val="24"/>
+          <w:szCs w:val="24"/>
         </w:rPr>
       </w:pPr>
       <w:r>
@@ -7978,7 +12624,7 @@
           <w:sz w:val="24"/>
           <w:szCs w:val="24"/>
         </w:rPr>
-        <w:t xml:space="preserve">Febriana, R. (2019). Dr. Rina Febriana, M.Pd. </w:t>
+        <w:t xml:space="preserve">Amirudin. (2016). </w:t>
       </w:r>
       <w:r>
         <w:rPr>
@@ -7989,6 +12635,96 @@
           <w:sz w:val="24"/>
           <w:szCs w:val="24"/>
         </w:rPr>
+        <w:t>Perencanaan Pembelajaran</w:t>
+      </w:r>
+      <w:r>
+        <w:rPr>
+          <w:rFonts w:ascii="Times New Roman" w:hAnsi="Times New Roman" w:cs="Times New Roman"/>
+          <w:noProof/>
+          <w:sz w:val="24"/>
+          <w:szCs w:val="24"/>
+        </w:rPr>
+        <w:t>.</w:t>
+      </w:r>
+    </w:p>
+    <w:p>
+      <w:pPr>
+        <w:widowControl w:val="0"/>
+        <w:autoSpaceDE w:val="0"/>
+        <w:autoSpaceDN w:val="0"/>
+        <w:adjustRightInd w:val="0"/>
+        <w:spacing w:after="0" w:line="360" w:lineRule="auto"/>
+        <w:ind w:left="480" w:hanging="480"/>
+        <w:rPr>
+          <w:rFonts w:ascii="Times New Roman" w:hAnsi="Times New Roman" w:cs="Times New Roman"/>
+          <w:noProof/>
+          <w:sz w:val="24"/>
+          <w:szCs w:val="24"/>
+        </w:rPr>
+      </w:pPr>
+      <w:r>
+        <w:rPr>
+          <w:rFonts w:ascii="Times New Roman" w:hAnsi="Times New Roman" w:cs="Times New Roman"/>
+          <w:noProof/>
+          <w:sz w:val="24"/>
+          <w:szCs w:val="24"/>
+        </w:rPr>
+        <w:t xml:space="preserve">Darmawan, D. (2016). </w:t>
+      </w:r>
+      <w:r>
+        <w:rPr>
+          <w:rFonts w:ascii="Times New Roman" w:hAnsi="Times New Roman" w:cs="Times New Roman"/>
+          <w:i/>
+          <w:iCs/>
+          <w:noProof/>
+          <w:sz w:val="24"/>
+          <w:szCs w:val="24"/>
+        </w:rPr>
+        <w:t>Pengembangan E-Learning Teori dan Desain</w:t>
+      </w:r>
+      <w:r>
+        <w:rPr>
+          <w:rFonts w:ascii="Times New Roman" w:hAnsi="Times New Roman" w:cs="Times New Roman"/>
+          <w:noProof/>
+          <w:sz w:val="24"/>
+          <w:szCs w:val="24"/>
+        </w:rPr>
+        <w:t>.</w:t>
+      </w:r>
+    </w:p>
+    <w:p>
+      <w:pPr>
+        <w:widowControl w:val="0"/>
+        <w:autoSpaceDE w:val="0"/>
+        <w:autoSpaceDN w:val="0"/>
+        <w:adjustRightInd w:val="0"/>
+        <w:spacing w:after="0" w:line="360" w:lineRule="auto"/>
+        <w:ind w:left="480" w:hanging="480"/>
+        <w:rPr>
+          <w:rFonts w:ascii="Times New Roman" w:hAnsi="Times New Roman" w:cs="Times New Roman"/>
+          <w:noProof/>
+          <w:sz w:val="24"/>
+          <w:szCs w:val="24"/>
+        </w:rPr>
+      </w:pPr>
+      <w:r>
+        <w:rPr>
+          <w:rFonts w:ascii="Times New Roman" w:hAnsi="Times New Roman" w:cs="Times New Roman"/>
+          <w:noProof/>
+          <w:sz w:val="24"/>
+          <w:szCs w:val="24"/>
+        </w:rPr>
+        <w:t xml:space="preserve">Febriana, R. (2019a). Dr. Rina Febriana, M.Pd. </w:t>
+      </w:r>
+      <w:r>
+        <w:rPr>
+          <w:rFonts w:ascii="Times New Roman" w:hAnsi="Times New Roman" w:cs="Times New Roman"/>
+          <w:i/>
+          <w:iCs/>
+          <w:noProof/>
+          <w:sz w:val="24"/>
+          <w:szCs w:val="24"/>
+        </w:rPr>
         <w:t>Evaluasi Pembelajaran</w:t>
       </w:r>
       <w:r>
@@ -8003,19 +12739,109 @@
     </w:p>
     <w:p>
       <w:pPr>
-        <w:spacing w:after="0" w:line="360" w:lineRule="auto"/>
-        <w:rPr>
-          <w:rFonts w:ascii="Times New Roman" w:eastAsia="Times New Roman" w:hAnsi="Times New Roman" w:cs="Times New Roman"/>
-          <w:sz w:val="24"/>
-          <w:szCs w:val="24"/>
-        </w:rPr>
-      </w:pPr>
-      <w:r>
-        <w:rPr>
-          <w:rFonts w:ascii="Times New Roman" w:eastAsia="Times New Roman" w:hAnsi="Times New Roman" w:cs="Times New Roman"/>
-          <w:sz w:val="24"/>
-          <w:szCs w:val="24"/>
-        </w:rPr>
+        <w:widowControl w:val="0"/>
+        <w:autoSpaceDE w:val="0"/>
+        <w:autoSpaceDN w:val="0"/>
+        <w:adjustRightInd w:val="0"/>
+        <w:spacing w:after="0" w:line="360" w:lineRule="auto"/>
+        <w:ind w:left="480" w:hanging="480"/>
+        <w:rPr>
+          <w:rFonts w:ascii="Times New Roman" w:hAnsi="Times New Roman" w:cs="Times New Roman"/>
+          <w:noProof/>
+          <w:sz w:val="24"/>
+          <w:szCs w:val="24"/>
+        </w:rPr>
+      </w:pPr>
+      <w:r>
+        <w:rPr>
+          <w:rFonts w:ascii="Times New Roman" w:hAnsi="Times New Roman" w:cs="Times New Roman"/>
+          <w:noProof/>
+          <w:sz w:val="24"/>
+          <w:szCs w:val="24"/>
+        </w:rPr>
+        <w:t xml:space="preserve">Febriana, R. (2019b). </w:t>
+      </w:r>
+      <w:r>
+        <w:rPr>
+          <w:rFonts w:ascii="Times New Roman" w:hAnsi="Times New Roman" w:cs="Times New Roman"/>
+          <w:i/>
+          <w:iCs/>
+          <w:noProof/>
+          <w:sz w:val="24"/>
+          <w:szCs w:val="24"/>
+        </w:rPr>
+        <w:t>Evaluasi Pembelajaran</w:t>
+      </w:r>
+      <w:r>
+        <w:rPr>
+          <w:rFonts w:ascii="Times New Roman" w:hAnsi="Times New Roman" w:cs="Times New Roman"/>
+          <w:noProof/>
+          <w:sz w:val="24"/>
+          <w:szCs w:val="24"/>
+        </w:rPr>
+        <w:t>.</w:t>
+      </w:r>
+    </w:p>
+    <w:p>
+      <w:pPr>
+        <w:widowControl w:val="0"/>
+        <w:autoSpaceDE w:val="0"/>
+        <w:autoSpaceDN w:val="0"/>
+        <w:adjustRightInd w:val="0"/>
+        <w:spacing w:after="0" w:line="360" w:lineRule="auto"/>
+        <w:ind w:left="480" w:hanging="480"/>
+        <w:rPr>
+          <w:rFonts w:ascii="Times New Roman" w:hAnsi="Times New Roman" w:cs="Times New Roman"/>
+          <w:noProof/>
+          <w:sz w:val="24"/>
+        </w:rPr>
+      </w:pPr>
+      <w:r>
+        <w:rPr>
+          <w:rFonts w:ascii="Times New Roman" w:hAnsi="Times New Roman" w:cs="Times New Roman"/>
+          <w:noProof/>
+          <w:sz w:val="24"/>
+          <w:szCs w:val="24"/>
+        </w:rPr>
+        <w:t xml:space="preserve">Wicaksono, Y. (2016). </w:t>
+      </w:r>
+      <w:r>
+        <w:rPr>
+          <w:rFonts w:ascii="Times New Roman" w:hAnsi="Times New Roman" w:cs="Times New Roman"/>
+          <w:i/>
+          <w:iCs/>
+          <w:noProof/>
+          <w:sz w:val="24"/>
+          <w:szCs w:val="24"/>
+        </w:rPr>
+        <w:t>Panduan Macro Excel untuk membuat aplikasi RAB bangunan</w:t>
+      </w:r>
+      <w:r>
+        <w:rPr>
+          <w:rFonts w:ascii="Times New Roman" w:hAnsi="Times New Roman" w:cs="Times New Roman"/>
+          <w:noProof/>
+          <w:sz w:val="24"/>
+          <w:szCs w:val="24"/>
+        </w:rPr>
+        <w:t>.</w:t>
+      </w:r>
+    </w:p>
+    <w:p>
+      <w:pPr>
+        <w:spacing w:after="0" w:line="360" w:lineRule="auto"/>
+        <w:rPr>
+          <w:rFonts w:ascii="Times New Roman" w:eastAsia="Times New Roman" w:hAnsi="Times New Roman" w:cs="Times New Roman"/>
+          <w:sz w:val="24"/>
+          <w:szCs w:val="24"/>
+        </w:rPr>
+      </w:pPr>
+      <w:r>
+        <w:rPr>
+          <w:rFonts w:ascii="Times New Roman" w:eastAsia="Times New Roman" w:hAnsi="Times New Roman" w:cs="Times New Roman"/>
+          <w:sz w:val="24"/>
+          <w:szCs w:val="24"/>
+        </w:rPr>
+        <w:lastRenderedPageBreak/>
         <w:fldChar w:fldCharType="end"/>
       </w:r>
     </w:p>
@@ -8809,6 +13635,268 @@
     </w:lvl>
   </w:abstractNum>
   <w:abstractNum w:abstractNumId="2" w15:restartNumberingAfterBreak="0">
+    <w:nsid w:val="1BEC6EFD"/>
+    <w:multiLevelType w:val="multilevel"/>
+    <w:tmpl w:val="6D8E69BE"/>
+    <w:lvl w:ilvl="0">
+      <w:start w:val="1"/>
+      <w:numFmt w:val="decimal"/>
+      <w:lvlText w:val="%1."/>
+      <w:lvlJc w:val="left"/>
+      <w:pPr>
+        <w:tabs>
+          <w:tab w:val="num" w:pos="720"/>
+        </w:tabs>
+        <w:ind w:left="720" w:hanging="360"/>
+      </w:pPr>
+    </w:lvl>
+    <w:lvl w:ilvl="1" w:tentative="1">
+      <w:start w:val="1"/>
+      <w:numFmt w:val="decimal"/>
+      <w:lvlText w:val="%2."/>
+      <w:lvlJc w:val="left"/>
+      <w:pPr>
+        <w:tabs>
+          <w:tab w:val="num" w:pos="1440"/>
+        </w:tabs>
+        <w:ind w:left="1440" w:hanging="360"/>
+      </w:pPr>
+    </w:lvl>
+    <w:lvl w:ilvl="2" w:tentative="1">
+      <w:start w:val="1"/>
+      <w:numFmt w:val="decimal"/>
+      <w:lvlText w:val="%3."/>
+      <w:lvlJc w:val="left"/>
+      <w:pPr>
+        <w:tabs>
+          <w:tab w:val="num" w:pos="2160"/>
+        </w:tabs>
+        <w:ind w:left="2160" w:hanging="360"/>
+      </w:pPr>
+    </w:lvl>
+    <w:lvl w:ilvl="3" w:tentative="1">
+      <w:start w:val="1"/>
+      <w:numFmt w:val="decimal"/>
+      <w:lvlText w:val="%4."/>
+      <w:lvlJc w:val="left"/>
+      <w:pPr>
+        <w:tabs>
+          <w:tab w:val="num" w:pos="2880"/>
+        </w:tabs>
+        <w:ind w:left="2880" w:hanging="360"/>
+      </w:pPr>
+    </w:lvl>
+    <w:lvl w:ilvl="4" w:tentative="1">
+      <w:start w:val="1"/>
+      <w:numFmt w:val="decimal"/>
+      <w:lvlText w:val="%5."/>
+      <w:lvlJc w:val="left"/>
+      <w:pPr>
+        <w:tabs>
+          <w:tab w:val="num" w:pos="3600"/>
+        </w:tabs>
+        <w:ind w:left="3600" w:hanging="360"/>
+      </w:pPr>
+    </w:lvl>
+    <w:lvl w:ilvl="5" w:tentative="1">
+      <w:start w:val="1"/>
+      <w:numFmt w:val="decimal"/>
+      <w:lvlText w:val="%6."/>
+      <w:lvlJc w:val="left"/>
+      <w:pPr>
+        <w:tabs>
+          <w:tab w:val="num" w:pos="4320"/>
+        </w:tabs>
+        <w:ind w:left="4320" w:hanging="360"/>
+      </w:pPr>
+    </w:lvl>
+    <w:lvl w:ilvl="6" w:tentative="1">
+      <w:start w:val="1"/>
+      <w:numFmt w:val="decimal"/>
+      <w:lvlText w:val="%7."/>
+      <w:lvlJc w:val="left"/>
+      <w:pPr>
+        <w:tabs>
+          <w:tab w:val="num" w:pos="5040"/>
+        </w:tabs>
+        <w:ind w:left="5040" w:hanging="360"/>
+      </w:pPr>
+    </w:lvl>
+    <w:lvl w:ilvl="7" w:tentative="1">
+      <w:start w:val="1"/>
+      <w:numFmt w:val="decimal"/>
+      <w:lvlText w:val="%8."/>
+      <w:lvlJc w:val="left"/>
+      <w:pPr>
+        <w:tabs>
+          <w:tab w:val="num" w:pos="5760"/>
+        </w:tabs>
+        <w:ind w:left="5760" w:hanging="360"/>
+      </w:pPr>
+    </w:lvl>
+    <w:lvl w:ilvl="8" w:tentative="1">
+      <w:start w:val="1"/>
+      <w:numFmt w:val="decimal"/>
+      <w:lvlText w:val="%9."/>
+      <w:lvlJc w:val="left"/>
+      <w:pPr>
+        <w:tabs>
+          <w:tab w:val="num" w:pos="6480"/>
+        </w:tabs>
+        <w:ind w:left="6480" w:hanging="360"/>
+      </w:pPr>
+    </w:lvl>
+  </w:abstractNum>
+  <w:abstractNum w:abstractNumId="3" w15:restartNumberingAfterBreak="0">
+    <w:nsid w:val="2FA63FD2"/>
+    <w:multiLevelType w:val="multilevel"/>
+    <w:tmpl w:val="14CC1A26"/>
+    <w:lvl w:ilvl="0">
+      <w:start w:val="1"/>
+      <w:numFmt w:val="bullet"/>
+      <w:lvlText w:val=""/>
+      <w:lvlJc w:val="left"/>
+      <w:pPr>
+        <w:tabs>
+          <w:tab w:val="num" w:pos="720"/>
+        </w:tabs>
+        <w:ind w:left="720" w:hanging="360"/>
+      </w:pPr>
+      <w:rPr>
+        <w:rFonts w:ascii="Symbol" w:hAnsi="Symbol" w:hint="default"/>
+        <w:sz w:val="20"/>
+      </w:rPr>
+    </w:lvl>
+    <w:lvl w:ilvl="1" w:tentative="1">
+      <w:start w:val="1"/>
+      <w:numFmt w:val="bullet"/>
+      <w:lvlText w:val="o"/>
+      <w:lvlJc w:val="left"/>
+      <w:pPr>
+        <w:tabs>
+          <w:tab w:val="num" w:pos="1440"/>
+        </w:tabs>
+        <w:ind w:left="1440" w:hanging="360"/>
+      </w:pPr>
+      <w:rPr>
+        <w:rFonts w:ascii="Courier New" w:hAnsi="Courier New" w:hint="default"/>
+        <w:sz w:val="20"/>
+      </w:rPr>
+    </w:lvl>
+    <w:lvl w:ilvl="2" w:tentative="1">
+      <w:start w:val="1"/>
+      <w:numFmt w:val="bullet"/>
+      <w:lvlText w:val=""/>
+      <w:lvlJc w:val="left"/>
+      <w:pPr>
+        <w:tabs>
+          <w:tab w:val="num" w:pos="2160"/>
+        </w:tabs>
+        <w:ind w:left="2160" w:hanging="360"/>
+      </w:pPr>
+      <w:rPr>
+        <w:rFonts w:ascii="Wingdings" w:hAnsi="Wingdings" w:hint="default"/>
+        <w:sz w:val="20"/>
+      </w:rPr>
+    </w:lvl>
+    <w:lvl w:ilvl="3" w:tentative="1">
+      <w:start w:val="1"/>
+      <w:numFmt w:val="bullet"/>
+      <w:lvlText w:val=""/>
+      <w:lvlJc w:val="left"/>
+      <w:pPr>
+        <w:tabs>
+          <w:tab w:val="num" w:pos="2880"/>
+        </w:tabs>
+        <w:ind w:left="2880" w:hanging="360"/>
+      </w:pPr>
+      <w:rPr>
+        <w:rFonts w:ascii="Wingdings" w:hAnsi="Wingdings" w:hint="default"/>
+        <w:sz w:val="20"/>
+      </w:rPr>
+    </w:lvl>
+    <w:lvl w:ilvl="4" w:tentative="1">
+      <w:start w:val="1"/>
+      <w:numFmt w:val="bullet"/>
+      <w:lvlText w:val=""/>
+      <w:lvlJc w:val="left"/>
+      <w:pPr>
+        <w:tabs>
+          <w:tab w:val="num" w:pos="3600"/>
+        </w:tabs>
+        <w:ind w:left="3600" w:hanging="360"/>
+      </w:pPr>
+      <w:rPr>
+        <w:rFonts w:ascii="Wingdings" w:hAnsi="Wingdings" w:hint="default"/>
+        <w:sz w:val="20"/>
+      </w:rPr>
+    </w:lvl>
+    <w:lvl w:ilvl="5" w:tentative="1">
+      <w:start w:val="1"/>
+      <w:numFmt w:val="bullet"/>
+      <w:lvlText w:val=""/>
+      <w:lvlJc w:val="left"/>
+      <w:pPr>
+        <w:tabs>
+          <w:tab w:val="num" w:pos="4320"/>
+        </w:tabs>
+        <w:ind w:left="4320" w:hanging="360"/>
+      </w:pPr>
+      <w:rPr>
+        <w:rFonts w:ascii="Wingdings" w:hAnsi="Wingdings" w:hint="default"/>
+        <w:sz w:val="20"/>
+      </w:rPr>
+    </w:lvl>
+    <w:lvl w:ilvl="6" w:tentative="1">
+      <w:start w:val="1"/>
+      <w:numFmt w:val="bullet"/>
+      <w:lvlText w:val=""/>
+      <w:lvlJc w:val="left"/>
+      <w:pPr>
+        <w:tabs>
+          <w:tab w:val="num" w:pos="5040"/>
+        </w:tabs>
+        <w:ind w:left="5040" w:hanging="360"/>
+      </w:pPr>
+      <w:rPr>
+        <w:rFonts w:ascii="Wingdings" w:hAnsi="Wingdings" w:hint="default"/>
+        <w:sz w:val="20"/>
+      </w:rPr>
+    </w:lvl>
+    <w:lvl w:ilvl="7" w:tentative="1">
+      <w:start w:val="1"/>
+      <w:numFmt w:val="bullet"/>
+      <w:lvlText w:val=""/>
+      <w:lvlJc w:val="left"/>
+      <w:pPr>
+        <w:tabs>
+          <w:tab w:val="num" w:pos="5760"/>
+        </w:tabs>
+        <w:ind w:left="5760" w:hanging="360"/>
+      </w:pPr>
+      <w:rPr>
+        <w:rFonts w:ascii="Wingdings" w:hAnsi="Wingdings" w:hint="default"/>
+        <w:sz w:val="20"/>
+      </w:rPr>
+    </w:lvl>
+    <w:lvl w:ilvl="8" w:tentative="1">
+      <w:start w:val="1"/>
+      <w:numFmt w:val="bullet"/>
+      <w:lvlText w:val=""/>
+      <w:lvlJc w:val="left"/>
+      <w:pPr>
+        <w:tabs>
+          <w:tab w:val="num" w:pos="6480"/>
+        </w:tabs>
+        <w:ind w:left="6480" w:hanging="360"/>
+      </w:pPr>
+      <w:rPr>
+        <w:rFonts w:ascii="Wingdings" w:hAnsi="Wingdings" w:hint="default"/>
+        <w:sz w:val="20"/>
+      </w:rPr>
+    </w:lvl>
+  </w:abstractNum>
+  <w:abstractNum w:abstractNumId="4" w15:restartNumberingAfterBreak="0">
     <w:nsid w:val="33FC10F5"/>
     <w:multiLevelType w:val="multilevel"/>
     <w:tmpl w:val="884C63F8"/>
@@ -8897,7 +13985,7 @@
       </w:pPr>
     </w:lvl>
   </w:abstractNum>
-  <w:abstractNum w:abstractNumId="3" w15:restartNumberingAfterBreak="0">
+  <w:abstractNum w:abstractNumId="5" w15:restartNumberingAfterBreak="0">
     <w:nsid w:val="340721E5"/>
     <w:multiLevelType w:val="multilevel"/>
     <w:tmpl w:val="2CB20ECE"/>
@@ -8983,7 +14071,7 @@
       </w:pPr>
     </w:lvl>
   </w:abstractNum>
-  <w:abstractNum w:abstractNumId="4" w15:restartNumberingAfterBreak="0">
+  <w:abstractNum w:abstractNumId="6" w15:restartNumberingAfterBreak="0">
     <w:nsid w:val="35A9435D"/>
     <w:multiLevelType w:val="multilevel"/>
     <w:tmpl w:val="09D0C804"/>
@@ -9069,7 +14157,7 @@
       </w:pPr>
     </w:lvl>
   </w:abstractNum>
-  <w:abstractNum w:abstractNumId="5" w15:restartNumberingAfterBreak="0">
+  <w:abstractNum w:abstractNumId="7" w15:restartNumberingAfterBreak="0">
     <w:nsid w:val="39773789"/>
     <w:multiLevelType w:val="multilevel"/>
     <w:tmpl w:val="6B90E95E"/>
@@ -9155,7 +14243,7 @@
       </w:pPr>
     </w:lvl>
   </w:abstractNum>
-  <w:abstractNum w:abstractNumId="6" w15:restartNumberingAfterBreak="0">
+  <w:abstractNum w:abstractNumId="8" w15:restartNumberingAfterBreak="0">
     <w:nsid w:val="44C62C88"/>
     <w:multiLevelType w:val="multilevel"/>
     <w:tmpl w:val="2014E2E2"/>
@@ -9241,7 +14329,7 @@
       </w:pPr>
     </w:lvl>
   </w:abstractNum>
-  <w:abstractNum w:abstractNumId="7" w15:restartNumberingAfterBreak="0">
+  <w:abstractNum w:abstractNumId="9" w15:restartNumberingAfterBreak="0">
     <w:nsid w:val="4FAE7CE4"/>
     <w:multiLevelType w:val="multilevel"/>
     <w:tmpl w:val="2E248D66"/>
@@ -9327,7 +14415,120 @@
       </w:pPr>
     </w:lvl>
   </w:abstractNum>
-  <w:abstractNum w:abstractNumId="8" w15:restartNumberingAfterBreak="0">
+  <w:abstractNum w:abstractNumId="10" w15:restartNumberingAfterBreak="0">
+    <w:nsid w:val="589B0060"/>
+    <w:multiLevelType w:val="multilevel"/>
+    <w:tmpl w:val="19F29D5C"/>
+    <w:lvl w:ilvl="0">
+      <w:start w:val="1"/>
+      <w:numFmt w:val="decimal"/>
+      <w:lvlText w:val="%1."/>
+      <w:lvlJc w:val="left"/>
+      <w:pPr>
+        <w:tabs>
+          <w:tab w:val="num" w:pos="720"/>
+        </w:tabs>
+        <w:ind w:left="720" w:hanging="360"/>
+      </w:pPr>
+    </w:lvl>
+    <w:lvl w:ilvl="1" w:tentative="1">
+      <w:start w:val="1"/>
+      <w:numFmt w:val="decimal"/>
+      <w:lvlText w:val="%2."/>
+      <w:lvlJc w:val="left"/>
+      <w:pPr>
+        <w:tabs>
+          <w:tab w:val="num" w:pos="1440"/>
+        </w:tabs>
+        <w:ind w:left="1440" w:hanging="360"/>
+      </w:pPr>
+    </w:lvl>
+    <w:lvl w:ilvl="2" w:tentative="1">
+      <w:start w:val="1"/>
+      <w:numFmt w:val="decimal"/>
+      <w:lvlText w:val="%3."/>
+      <w:lvlJc w:val="left"/>
+      <w:pPr>
+        <w:tabs>
+          <w:tab w:val="num" w:pos="2160"/>
+        </w:tabs>
+        <w:ind w:left="2160" w:hanging="360"/>
+      </w:pPr>
+    </w:lvl>
+    <w:lvl w:ilvl="3" w:tentative="1">
+      <w:start w:val="1"/>
+      <w:numFmt w:val="decimal"/>
+      <w:lvlText w:val="%4."/>
+      <w:lvlJc w:val="left"/>
+      <w:pPr>
+        <w:tabs>
+          <w:tab w:val="num" w:pos="2880"/>
+        </w:tabs>
+        <w:ind w:left="2880" w:hanging="360"/>
+      </w:pPr>
+    </w:lvl>
+    <w:lvl w:ilvl="4" w:tentative="1">
+      <w:start w:val="1"/>
+      <w:numFmt w:val="decimal"/>
+      <w:lvlText w:val="%5."/>
+      <w:lvlJc w:val="left"/>
+      <w:pPr>
+        <w:tabs>
+          <w:tab w:val="num" w:pos="3600"/>
+        </w:tabs>
+        <w:ind w:left="3600" w:hanging="360"/>
+      </w:pPr>
+    </w:lvl>
+    <w:lvl w:ilvl="5" w:tentative="1">
+      <w:start w:val="1"/>
+      <w:numFmt w:val="decimal"/>
+      <w:lvlText w:val="%6."/>
+      <w:lvlJc w:val="left"/>
+      <w:pPr>
+        <w:tabs>
+          <w:tab w:val="num" w:pos="4320"/>
+        </w:tabs>
+        <w:ind w:left="4320" w:hanging="360"/>
+      </w:pPr>
+    </w:lvl>
+    <w:lvl w:ilvl="6" w:tentative="1">
+      <w:start w:val="1"/>
+      <w:numFmt w:val="decimal"/>
+      <w:lvlText w:val="%7."/>
+      <w:lvlJc w:val="left"/>
+      <w:pPr>
+        <w:tabs>
+          <w:tab w:val="num" w:pos="5040"/>
+        </w:tabs>
+        <w:ind w:left="5040" w:hanging="360"/>
+      </w:pPr>
+    </w:lvl>
+    <w:lvl w:ilvl="7" w:tentative="1">
+      <w:start w:val="1"/>
+      <w:numFmt w:val="decimal"/>
+      <w:lvlText w:val="%8."/>
+      <w:lvlJc w:val="left"/>
+      <w:pPr>
+        <w:tabs>
+          <w:tab w:val="num" w:pos="5760"/>
+        </w:tabs>
+        <w:ind w:left="5760" w:hanging="360"/>
+      </w:pPr>
+    </w:lvl>
+    <w:lvl w:ilvl="8" w:tentative="1">
+      <w:start w:val="1"/>
+      <w:numFmt w:val="decimal"/>
+      <w:lvlText w:val="%9."/>
+      <w:lvlJc w:val="left"/>
+      <w:pPr>
+        <w:tabs>
+          <w:tab w:val="num" w:pos="6480"/>
+        </w:tabs>
+        <w:ind w:left="6480" w:hanging="360"/>
+      </w:pPr>
+    </w:lvl>
+  </w:abstractNum>
+  <w:abstractNum w:abstractNumId="11" w15:restartNumberingAfterBreak="0">
     <w:nsid w:val="5D177E69"/>
     <w:multiLevelType w:val="multilevel"/>
     <w:tmpl w:val="B364973C"/>
@@ -9413,7 +14614,233 @@
       </w:pPr>
     </w:lvl>
   </w:abstractNum>
-  <w:abstractNum w:abstractNumId="9" w15:restartNumberingAfterBreak="0">
+  <w:abstractNum w:abstractNumId="12" w15:restartNumberingAfterBreak="0">
+    <w:nsid w:val="5D500586"/>
+    <w:multiLevelType w:val="multilevel"/>
+    <w:tmpl w:val="4D04219C"/>
+    <w:lvl w:ilvl="0">
+      <w:start w:val="1"/>
+      <w:numFmt w:val="decimal"/>
+      <w:lvlText w:val="%1."/>
+      <w:lvlJc w:val="left"/>
+      <w:pPr>
+        <w:tabs>
+          <w:tab w:val="num" w:pos="720"/>
+        </w:tabs>
+        <w:ind w:left="720" w:hanging="360"/>
+      </w:pPr>
+    </w:lvl>
+    <w:lvl w:ilvl="1" w:tentative="1">
+      <w:start w:val="1"/>
+      <w:numFmt w:val="decimal"/>
+      <w:lvlText w:val="%2."/>
+      <w:lvlJc w:val="left"/>
+      <w:pPr>
+        <w:tabs>
+          <w:tab w:val="num" w:pos="1440"/>
+        </w:tabs>
+        <w:ind w:left="1440" w:hanging="360"/>
+      </w:pPr>
+    </w:lvl>
+    <w:lvl w:ilvl="2" w:tentative="1">
+      <w:start w:val="1"/>
+      <w:numFmt w:val="decimal"/>
+      <w:lvlText w:val="%3."/>
+      <w:lvlJc w:val="left"/>
+      <w:pPr>
+        <w:tabs>
+          <w:tab w:val="num" w:pos="2160"/>
+        </w:tabs>
+        <w:ind w:left="2160" w:hanging="360"/>
+      </w:pPr>
+    </w:lvl>
+    <w:lvl w:ilvl="3" w:tentative="1">
+      <w:start w:val="1"/>
+      <w:numFmt w:val="decimal"/>
+      <w:lvlText w:val="%4."/>
+      <w:lvlJc w:val="left"/>
+      <w:pPr>
+        <w:tabs>
+          <w:tab w:val="num" w:pos="2880"/>
+        </w:tabs>
+        <w:ind w:left="2880" w:hanging="360"/>
+      </w:pPr>
+    </w:lvl>
+    <w:lvl w:ilvl="4" w:tentative="1">
+      <w:start w:val="1"/>
+      <w:numFmt w:val="decimal"/>
+      <w:lvlText w:val="%5."/>
+      <w:lvlJc w:val="left"/>
+      <w:pPr>
+        <w:tabs>
+          <w:tab w:val="num" w:pos="3600"/>
+        </w:tabs>
+        <w:ind w:left="3600" w:hanging="360"/>
+      </w:pPr>
+    </w:lvl>
+    <w:lvl w:ilvl="5" w:tentative="1">
+      <w:start w:val="1"/>
+      <w:numFmt w:val="decimal"/>
+      <w:lvlText w:val="%6."/>
+      <w:lvlJc w:val="left"/>
+      <w:pPr>
+        <w:tabs>
+          <w:tab w:val="num" w:pos="4320"/>
+        </w:tabs>
+        <w:ind w:left="4320" w:hanging="360"/>
+      </w:pPr>
+    </w:lvl>
+    <w:lvl w:ilvl="6" w:tentative="1">
+      <w:start w:val="1"/>
+      <w:numFmt w:val="decimal"/>
+      <w:lvlText w:val="%7."/>
+      <w:lvlJc w:val="left"/>
+      <w:pPr>
+        <w:tabs>
+          <w:tab w:val="num" w:pos="5040"/>
+        </w:tabs>
+        <w:ind w:left="5040" w:hanging="360"/>
+      </w:pPr>
+    </w:lvl>
+    <w:lvl w:ilvl="7" w:tentative="1">
+      <w:start w:val="1"/>
+      <w:numFmt w:val="decimal"/>
+      <w:lvlText w:val="%8."/>
+      <w:lvlJc w:val="left"/>
+      <w:pPr>
+        <w:tabs>
+          <w:tab w:val="num" w:pos="5760"/>
+        </w:tabs>
+        <w:ind w:left="5760" w:hanging="360"/>
+      </w:pPr>
+    </w:lvl>
+    <w:lvl w:ilvl="8" w:tentative="1">
+      <w:start w:val="1"/>
+      <w:numFmt w:val="decimal"/>
+      <w:lvlText w:val="%9."/>
+      <w:lvlJc w:val="left"/>
+      <w:pPr>
+        <w:tabs>
+          <w:tab w:val="num" w:pos="6480"/>
+        </w:tabs>
+        <w:ind w:left="6480" w:hanging="360"/>
+      </w:pPr>
+    </w:lvl>
+  </w:abstractNum>
+  <w:abstractNum w:abstractNumId="13" w15:restartNumberingAfterBreak="0">
+    <w:nsid w:val="5DEF596C"/>
+    <w:multiLevelType w:val="multilevel"/>
+    <w:tmpl w:val="9092BBFC"/>
+    <w:lvl w:ilvl="0">
+      <w:start w:val="1"/>
+      <w:numFmt w:val="decimal"/>
+      <w:lvlText w:val="%1."/>
+      <w:lvlJc w:val="left"/>
+      <w:pPr>
+        <w:tabs>
+          <w:tab w:val="num" w:pos="720"/>
+        </w:tabs>
+        <w:ind w:left="720" w:hanging="360"/>
+      </w:pPr>
+    </w:lvl>
+    <w:lvl w:ilvl="1" w:tentative="1">
+      <w:start w:val="1"/>
+      <w:numFmt w:val="decimal"/>
+      <w:lvlText w:val="%2."/>
+      <w:lvlJc w:val="left"/>
+      <w:pPr>
+        <w:tabs>
+          <w:tab w:val="num" w:pos="1440"/>
+        </w:tabs>
+        <w:ind w:left="1440" w:hanging="360"/>
+      </w:pPr>
+    </w:lvl>
+    <w:lvl w:ilvl="2" w:tentative="1">
+      <w:start w:val="1"/>
+      <w:numFmt w:val="decimal"/>
+      <w:lvlText w:val="%3."/>
+      <w:lvlJc w:val="left"/>
+      <w:pPr>
+        <w:tabs>
+          <w:tab w:val="num" w:pos="2160"/>
+        </w:tabs>
+        <w:ind w:left="2160" w:hanging="360"/>
+      </w:pPr>
+    </w:lvl>
+    <w:lvl w:ilvl="3" w:tentative="1">
+      <w:start w:val="1"/>
+      <w:numFmt w:val="decimal"/>
+      <w:lvlText w:val="%4."/>
+      <w:lvlJc w:val="left"/>
+      <w:pPr>
+        <w:tabs>
+          <w:tab w:val="num" w:pos="2880"/>
+        </w:tabs>
+        <w:ind w:left="2880" w:hanging="360"/>
+      </w:pPr>
+    </w:lvl>
+    <w:lvl w:ilvl="4" w:tentative="1">
+      <w:start w:val="1"/>
+      <w:numFmt w:val="decimal"/>
+      <w:lvlText w:val="%5."/>
+      <w:lvlJc w:val="left"/>
+      <w:pPr>
+        <w:tabs>
+          <w:tab w:val="num" w:pos="3600"/>
+        </w:tabs>
+        <w:ind w:left="3600" w:hanging="360"/>
+      </w:pPr>
+    </w:lvl>
+    <w:lvl w:ilvl="5" w:tentative="1">
+      <w:start w:val="1"/>
+      <w:numFmt w:val="decimal"/>
+      <w:lvlText w:val="%6."/>
+      <w:lvlJc w:val="left"/>
+      <w:pPr>
+        <w:tabs>
+          <w:tab w:val="num" w:pos="4320"/>
+        </w:tabs>
+        <w:ind w:left="4320" w:hanging="360"/>
+      </w:pPr>
+    </w:lvl>
+    <w:lvl w:ilvl="6" w:tentative="1">
+      <w:start w:val="1"/>
+      <w:numFmt w:val="decimal"/>
+      <w:lvlText w:val="%7."/>
+      <w:lvlJc w:val="left"/>
+      <w:pPr>
+        <w:tabs>
+          <w:tab w:val="num" w:pos="5040"/>
+        </w:tabs>
+        <w:ind w:left="5040" w:hanging="360"/>
+      </w:pPr>
+    </w:lvl>
+    <w:lvl w:ilvl="7" w:tentative="1">
+      <w:start w:val="1"/>
+      <w:numFmt w:val="decimal"/>
+      <w:lvlText w:val="%8."/>
+      <w:lvlJc w:val="left"/>
+      <w:pPr>
+        <w:tabs>
+          <w:tab w:val="num" w:pos="5760"/>
+        </w:tabs>
+        <w:ind w:left="5760" w:hanging="360"/>
+      </w:pPr>
+    </w:lvl>
+    <w:lvl w:ilvl="8" w:tentative="1">
+      <w:start w:val="1"/>
+      <w:numFmt w:val="decimal"/>
+      <w:lvlText w:val="%9."/>
+      <w:lvlJc w:val="left"/>
+      <w:pPr>
+        <w:tabs>
+          <w:tab w:val="num" w:pos="6480"/>
+        </w:tabs>
+        <w:ind w:left="6480" w:hanging="360"/>
+      </w:pPr>
+    </w:lvl>
+  </w:abstractNum>
+  <w:abstractNum w:abstractNumId="14" w15:restartNumberingAfterBreak="0">
     <w:nsid w:val="663972CC"/>
     <w:multiLevelType w:val="multilevel"/>
     <w:tmpl w:val="805A94FE"/>
@@ -9499,7 +14926,120 @@
       </w:pPr>
     </w:lvl>
   </w:abstractNum>
-  <w:abstractNum w:abstractNumId="10" w15:restartNumberingAfterBreak="0">
+  <w:abstractNum w:abstractNumId="15" w15:restartNumberingAfterBreak="0">
+    <w:nsid w:val="67D21EA3"/>
+    <w:multiLevelType w:val="multilevel"/>
+    <w:tmpl w:val="1A045A84"/>
+    <w:lvl w:ilvl="0">
+      <w:start w:val="2"/>
+      <w:numFmt w:val="decimal"/>
+      <w:lvlText w:val="%1."/>
+      <w:lvlJc w:val="left"/>
+      <w:pPr>
+        <w:ind w:left="540" w:hanging="540"/>
+      </w:pPr>
+      <w:rPr>
+        <w:rFonts w:hint="default"/>
+      </w:rPr>
+    </w:lvl>
+    <w:lvl w:ilvl="1">
+      <w:start w:val="2"/>
+      <w:numFmt w:val="decimal"/>
+      <w:lvlText w:val="%1.%2."/>
+      <w:lvlJc w:val="left"/>
+      <w:pPr>
+        <w:ind w:left="540" w:hanging="540"/>
+      </w:pPr>
+      <w:rPr>
+        <w:rFonts w:hint="default"/>
+      </w:rPr>
+    </w:lvl>
+    <w:lvl w:ilvl="2">
+      <w:start w:val="1"/>
+      <w:numFmt w:val="decimal"/>
+      <w:lvlText w:val="%1.%2.%3."/>
+      <w:lvlJc w:val="left"/>
+      <w:pPr>
+        <w:ind w:left="720" w:hanging="720"/>
+      </w:pPr>
+      <w:rPr>
+        <w:rFonts w:hint="default"/>
+      </w:rPr>
+    </w:lvl>
+    <w:lvl w:ilvl="3">
+      <w:start w:val="1"/>
+      <w:numFmt w:val="decimal"/>
+      <w:lvlText w:val="%1.%2.%3.%4."/>
+      <w:lvlJc w:val="left"/>
+      <w:pPr>
+        <w:ind w:left="720" w:hanging="720"/>
+      </w:pPr>
+      <w:rPr>
+        <w:rFonts w:hint="default"/>
+      </w:rPr>
+    </w:lvl>
+    <w:lvl w:ilvl="4">
+      <w:start w:val="1"/>
+      <w:numFmt w:val="decimal"/>
+      <w:lvlText w:val="%1.%2.%3.%4.%5."/>
+      <w:lvlJc w:val="left"/>
+      <w:pPr>
+        <w:ind w:left="1080" w:hanging="1080"/>
+      </w:pPr>
+      <w:rPr>
+        <w:rFonts w:hint="default"/>
+      </w:rPr>
+    </w:lvl>
+    <w:lvl w:ilvl="5">
+      <w:start w:val="1"/>
+      <w:numFmt w:val="decimal"/>
+      <w:lvlText w:val="%1.%2.%3.%4.%5.%6."/>
+      <w:lvlJc w:val="left"/>
+      <w:pPr>
+        <w:ind w:left="1080" w:hanging="1080"/>
+      </w:pPr>
+      <w:rPr>
+        <w:rFonts w:hint="default"/>
+      </w:rPr>
+    </w:lvl>
+    <w:lvl w:ilvl="6">
+      <w:start w:val="1"/>
+      <w:numFmt w:val="decimal"/>
+      <w:lvlText w:val="%1.%2.%3.%4.%5.%6.%7."/>
+      <w:lvlJc w:val="left"/>
+      <w:pPr>
+        <w:ind w:left="1440" w:hanging="1440"/>
+      </w:pPr>
+      <w:rPr>
+        <w:rFonts w:hint="default"/>
+      </w:rPr>
+    </w:lvl>
+    <w:lvl w:ilvl="7">
+      <w:start w:val="1"/>
+      <w:numFmt w:val="decimal"/>
+      <w:lvlText w:val="%1.%2.%3.%4.%5.%6.%7.%8."/>
+      <w:lvlJc w:val="left"/>
+      <w:pPr>
+        <w:ind w:left="1440" w:hanging="1440"/>
+      </w:pPr>
+      <w:rPr>
+        <w:rFonts w:hint="default"/>
+      </w:rPr>
+    </w:lvl>
+    <w:lvl w:ilvl="8">
+      <w:start w:val="1"/>
+      <w:numFmt w:val="decimal"/>
+      <w:lvlText w:val="%1.%2.%3.%4.%5.%6.%7.%8.%9."/>
+      <w:lvlJc w:val="left"/>
+      <w:pPr>
+        <w:ind w:left="1800" w:hanging="1800"/>
+      </w:pPr>
+      <w:rPr>
+        <w:rFonts w:hint="default"/>
+      </w:rPr>
+    </w:lvl>
+  </w:abstractNum>
+  <w:abstractNum w:abstractNumId="16" w15:restartNumberingAfterBreak="0">
     <w:nsid w:val="6C666025"/>
     <w:multiLevelType w:val="multilevel"/>
     <w:tmpl w:val="76285814"/>
@@ -9585,7 +15125,7 @@
       </w:pPr>
     </w:lvl>
   </w:abstractNum>
-  <w:abstractNum w:abstractNumId="11" w15:restartNumberingAfterBreak="0">
+  <w:abstractNum w:abstractNumId="17" w15:restartNumberingAfterBreak="0">
     <w:nsid w:val="72405B55"/>
     <w:multiLevelType w:val="multilevel"/>
     <w:tmpl w:val="4CA25A3A"/>
@@ -9671,7 +15211,156 @@
       </w:pPr>
     </w:lvl>
   </w:abstractNum>
-  <w:abstractNum w:abstractNumId="12" w15:restartNumberingAfterBreak="0">
+  <w:abstractNum w:abstractNumId="18" w15:restartNumberingAfterBreak="0">
+    <w:nsid w:val="7B717D2C"/>
+    <w:multiLevelType w:val="multilevel"/>
+    <w:tmpl w:val="95D220B0"/>
+    <w:lvl w:ilvl="0">
+      <w:start w:val="1"/>
+      <w:numFmt w:val="bullet"/>
+      <w:lvlText w:val=""/>
+      <w:lvlJc w:val="left"/>
+      <w:pPr>
+        <w:tabs>
+          <w:tab w:val="num" w:pos="720"/>
+        </w:tabs>
+        <w:ind w:left="720" w:hanging="360"/>
+      </w:pPr>
+      <w:rPr>
+        <w:rFonts w:ascii="Symbol" w:hAnsi="Symbol" w:hint="default"/>
+        <w:sz w:val="20"/>
+      </w:rPr>
+    </w:lvl>
+    <w:lvl w:ilvl="1" w:tentative="1">
+      <w:start w:val="1"/>
+      <w:numFmt w:val="bullet"/>
+      <w:lvlText w:val="o"/>
+      <w:lvlJc w:val="left"/>
+      <w:pPr>
+        <w:tabs>
+          <w:tab w:val="num" w:pos="1440"/>
+        </w:tabs>
+        <w:ind w:left="1440" w:hanging="360"/>
+      </w:pPr>
+      <w:rPr>
+        <w:rFonts w:ascii="Courier New" w:hAnsi="Courier New" w:hint="default"/>
+        <w:sz w:val="20"/>
+      </w:rPr>
+    </w:lvl>
+    <w:lvl w:ilvl="2" w:tentative="1">
+      <w:start w:val="1"/>
+      <w:numFmt w:val="bullet"/>
+      <w:lvlText w:val=""/>
+      <w:lvlJc w:val="left"/>
+      <w:pPr>
+        <w:tabs>
+          <w:tab w:val="num" w:pos="2160"/>
+        </w:tabs>
+        <w:ind w:left="2160" w:hanging="360"/>
+      </w:pPr>
+      <w:rPr>
+        <w:rFonts w:ascii="Wingdings" w:hAnsi="Wingdings" w:hint="default"/>
+        <w:sz w:val="20"/>
+      </w:rPr>
+    </w:lvl>
+    <w:lvl w:ilvl="3" w:tentative="1">
+      <w:start w:val="1"/>
+      <w:numFmt w:val="bullet"/>
+      <w:lvlText w:val=""/>
+      <w:lvlJc w:val="left"/>
+      <w:pPr>
+        <w:tabs>
+          <w:tab w:val="num" w:pos="2880"/>
+        </w:tabs>
+        <w:ind w:left="2880" w:hanging="360"/>
+      </w:pPr>
+      <w:rPr>
+        <w:rFonts w:ascii="Wingdings" w:hAnsi="Wingdings" w:hint="default"/>
+        <w:sz w:val="20"/>
+      </w:rPr>
+    </w:lvl>
+    <w:lvl w:ilvl="4" w:tentative="1">
+      <w:start w:val="1"/>
+      <w:numFmt w:val="bullet"/>
+      <w:lvlText w:val=""/>
+      <w:lvlJc w:val="left"/>
+      <w:pPr>
+        <w:tabs>
+          <w:tab w:val="num" w:pos="3600"/>
+        </w:tabs>
+        <w:ind w:left="3600" w:hanging="360"/>
+      </w:pPr>
+      <w:rPr>
+        <w:rFonts w:ascii="Wingdings" w:hAnsi="Wingdings" w:hint="default"/>
+        <w:sz w:val="20"/>
+      </w:rPr>
+    </w:lvl>
+    <w:lvl w:ilvl="5" w:tentative="1">
+      <w:start w:val="1"/>
+      <w:numFmt w:val="bullet"/>
+      <w:lvlText w:val=""/>
+      <w:lvlJc w:val="left"/>
+      <w:pPr>
+        <w:tabs>
+          <w:tab w:val="num" w:pos="4320"/>
+        </w:tabs>
+        <w:ind w:left="4320" w:hanging="360"/>
+      </w:pPr>
+      <w:rPr>
+        <w:rFonts w:ascii="Wingdings" w:hAnsi="Wingdings" w:hint="default"/>
+        <w:sz w:val="20"/>
+      </w:rPr>
+    </w:lvl>
+    <w:lvl w:ilvl="6" w:tentative="1">
+      <w:start w:val="1"/>
+      <w:numFmt w:val="bullet"/>
+      <w:lvlText w:val=""/>
+      <w:lvlJc w:val="left"/>
+      <w:pPr>
+        <w:tabs>
+          <w:tab w:val="num" w:pos="5040"/>
+        </w:tabs>
+        <w:ind w:left="5040" w:hanging="360"/>
+      </w:pPr>
+      <w:rPr>
+        <w:rFonts w:ascii="Wingdings" w:hAnsi="Wingdings" w:hint="default"/>
+        <w:sz w:val="20"/>
+      </w:rPr>
+    </w:lvl>
+    <w:lvl w:ilvl="7" w:tentative="1">
+      <w:start w:val="1"/>
+      <w:numFmt w:val="bullet"/>
+      <w:lvlText w:val=""/>
+      <w:lvlJc w:val="left"/>
+      <w:pPr>
+        <w:tabs>
+          <w:tab w:val="num" w:pos="5760"/>
+        </w:tabs>
+        <w:ind w:left="5760" w:hanging="360"/>
+      </w:pPr>
+      <w:rPr>
+        <w:rFonts w:ascii="Wingdings" w:hAnsi="Wingdings" w:hint="default"/>
+        <w:sz w:val="20"/>
+      </w:rPr>
+    </w:lvl>
+    <w:lvl w:ilvl="8" w:tentative="1">
+      <w:start w:val="1"/>
+      <w:numFmt w:val="bullet"/>
+      <w:lvlText w:val=""/>
+      <w:lvlJc w:val="left"/>
+      <w:pPr>
+        <w:tabs>
+          <w:tab w:val="num" w:pos="6480"/>
+        </w:tabs>
+        <w:ind w:left="6480" w:hanging="360"/>
+      </w:pPr>
+      <w:rPr>
+        <w:rFonts w:ascii="Wingdings" w:hAnsi="Wingdings" w:hint="default"/>
+        <w:sz w:val="20"/>
+      </w:rPr>
+    </w:lvl>
+  </w:abstractNum>
+  <w:abstractNum w:abstractNumId="19" w15:restartNumberingAfterBreak="0">
     <w:nsid w:val="7EF670E6"/>
     <w:multiLevelType w:val="multilevel"/>
     <w:tmpl w:val="FDE4C580"/>
@@ -9758,22 +15447,22 @@
     </w:lvl>
   </w:abstractNum>
   <w:num w:numId="1">
-    <w:abstractNumId w:val="2"/>
+    <w:abstractNumId w:val="4"/>
   </w:num>
   <w:num w:numId="2">
-    <w:abstractNumId w:val="8"/>
+    <w:abstractNumId w:val="11"/>
   </w:num>
   <w:num w:numId="3">
-    <w:abstractNumId w:val="3"/>
+    <w:abstractNumId w:val="5"/>
   </w:num>
   <w:num w:numId="4">
-    <w:abstractNumId w:val="4"/>
+    <w:abstractNumId w:val="6"/>
   </w:num>
   <w:num w:numId="5">
-    <w:abstractNumId w:val="12"/>
+    <w:abstractNumId w:val="19"/>
   </w:num>
   <w:num w:numId="6">
-    <w:abstractNumId w:val="5"/>
+    <w:abstractNumId w:val="7"/>
   </w:num>
   <w:num w:numId="7">
     <w:abstractNumId w:val="1"/>
@@ -9782,19 +15471,40 @@
     <w:abstractNumId w:val="0"/>
   </w:num>
   <w:num w:numId="9">
+    <w:abstractNumId w:val="16"/>
+  </w:num>
+  <w:num w:numId="10">
+    <w:abstractNumId w:val="8"/>
+  </w:num>
+  <w:num w:numId="11">
+    <w:abstractNumId w:val="9"/>
+  </w:num>
+  <w:num w:numId="12">
+    <w:abstractNumId w:val="17"/>
+  </w:num>
+  <w:num w:numId="13">
+    <w:abstractNumId w:val="14"/>
+  </w:num>
+  <w:num w:numId="14">
+    <w:abstractNumId w:val="15"/>
+  </w:num>
+  <w:num w:numId="15">
+    <w:abstractNumId w:val="13"/>
+  </w:num>
+  <w:num w:numId="16">
+    <w:abstractNumId w:val="2"/>
+  </w:num>
+  <w:num w:numId="17">
+    <w:abstractNumId w:val="18"/>
+  </w:num>
+  <w:num w:numId="18">
+    <w:abstractNumId w:val="12"/>
+  </w:num>
+  <w:num w:numId="19">
     <w:abstractNumId w:val="10"/>
   </w:num>
-  <w:num w:numId="10">
-    <w:abstractNumId w:val="6"/>
-  </w:num>
-  <w:num w:numId="11">
-    <w:abstractNumId w:val="7"/>
-  </w:num>
-  <w:num w:numId="12">
-    <w:abstractNumId w:val="11"/>
-  </w:num>
-  <w:num w:numId="13">
-    <w:abstractNumId w:val="9"/>
+  <w:num w:numId="20">
+    <w:abstractNumId w:val="3"/>
   </w:num>
 </w:numbering>
 </file>
@@ -10776,6 +16486,33 @@
       <w:vertAlign w:val="superscript"/>
     </w:rPr>
   </w:style>
+  <w:style w:type="paragraph" w:styleId="NormalWeb">
+    <w:name w:val="Normal (Web)"/>
+    <w:basedOn w:val="Normal"/>
+    <w:uiPriority w:val="99"/>
+    <w:unhideWhenUsed/>
+    <w:rsid w:val="00B94D3F"/>
+    <w:pPr>
+      <w:spacing w:before="100" w:beforeAutospacing="1" w:after="100" w:afterAutospacing="1" w:line="240" w:lineRule="auto"/>
+    </w:pPr>
+    <w:rPr>
+      <w:rFonts w:ascii="Times New Roman" w:eastAsia="Times New Roman" w:hAnsi="Times New Roman" w:cs="Times New Roman"/>
+      <w:sz w:val="24"/>
+      <w:szCs w:val="24"/>
+      <w:lang w:val="en-US"/>
+    </w:rPr>
+  </w:style>
+  <w:style w:type="character" w:styleId="Emphasis">
+    <w:name w:val="Emphasis"/>
+    <w:basedOn w:val="DefaultParagraphFont"/>
+    <w:uiPriority w:val="20"/>
+    <w:qFormat/>
+    <w:rsid w:val="00B94D3F"/>
+    <w:rPr>
+      <w:i/>
+      <w:iCs/>
+    </w:rPr>
+  </w:style>
 </w:styles>
 </file>
 
@@ -11075,28 +16812,28 @@
 </file>
 
 <file path=customXml/item1.xml><?xml version="1.0" encoding="utf-8"?>
-<b:Sources xmlns:b="http://schemas.openxmlformats.org/officeDocument/2006/bibliography" xmlns="http://schemas.openxmlformats.org/officeDocument/2006/bibliography" SelectedStyle="\APASixthEditionOfficeOnline.xsl" StyleName="APA" Version="6"/>
-</file>
-
-<file path=customXml/item2.xml><?xml version="1.0" encoding="utf-8"?>
 <go:gDocsCustomXmlDataStorage xmlns:go="http://customooxmlschemas.google.com/" xmlns:r="http://schemas.openxmlformats.org/officeDocument/2006/relationships" uri="GoogleDocsCustomDataVersion2">
   <go:docsCustomData xmlns:go="http://customooxmlschemas.google.com/" roundtripDataSignature="AMtx7mhK7l2hBMWDLldunbzosx7fWj6dAQ==">CgMxLjA4AHIhMVAyLTFqNjA5cnNLa1JqeGVTZFg1YS16MS1jZDY3c1JL</go:docsCustomData>
 </go:gDocsCustomXmlDataStorage>
 </file>
 
-<file path=customXml/itemProps1.xml><?xml version="1.0" encoding="utf-8"?>
-<ds:datastoreItem xmlns:ds="http://schemas.openxmlformats.org/officeDocument/2006/customXml" ds:itemID="{1A5869E5-D865-4CFD-BD36-A5A6C274FAE4}">
-  <ds:schemaRefs>
-    <ds:schemaRef ds:uri="http://schemas.openxmlformats.org/officeDocument/2006/bibliography"/>
-  </ds:schemaRefs>
-</ds:datastoreItem>
+<file path=customXml/item2.xml><?xml version="1.0" encoding="utf-8"?>
+<b:Sources xmlns:b="http://schemas.openxmlformats.org/officeDocument/2006/bibliography" xmlns="http://schemas.openxmlformats.org/officeDocument/2006/bibliography" SelectedStyle="\APASixthEditionOfficeOnline.xsl" StyleName="APA" Version="6"/>
 </file>
 
-<file path=customXml/itemProps2.xml><?xml version="1.0" encoding="utf-8"?>
+<file path=customXml/itemProps1.xml><?xml version="1.0" encoding="utf-8"?>
 <ds:datastoreItem xmlns:ds="http://schemas.openxmlformats.org/officeDocument/2006/customXml" ds:itemID="{11111111-1234-1234-1234-123412341234}">
   <ds:schemaRefs>
     <ds:schemaRef ds:uri="http://customooxmlschemas.google.com/"/>
     <ds:schemaRef ds:uri="http://schemas.openxmlformats.org/officeDocument/2006/relationships"/>
   </ds:schemaRefs>
 </ds:datastoreItem>
+</file>
+
+<file path=customXml/itemProps2.xml><?xml version="1.0" encoding="utf-8"?>
+<ds:datastoreItem xmlns:ds="http://schemas.openxmlformats.org/officeDocument/2006/customXml" ds:itemID="{1A5869E5-D865-4CFD-BD36-A5A6C274FAE4}">
+  <ds:schemaRefs>
+    <ds:schemaRef ds:uri="http://schemas.openxmlformats.org/officeDocument/2006/bibliography"/>
+  </ds:schemaRefs>
+</ds:datastoreItem>
 </file>